--- a/arb/docx/65.content.docx
+++ b/arb/docx/65.content.docx
@@ -50,7 +50,7 @@
         <w:rPr>
           <w:lang w:val="ar_AE" w:bidi="ar_AE"/>
         </w:rPr>
-        <w:t xml:space="preserve"> © 2023 SRV Partners Released under CC BY-SA 4.0 license. </w:t>
+        <w:t xml:space="preserve"> © 2025 Word Collective Released under CC BY-SA 4.0 license. </w:t>
       </w:r>
       <w:r>
         <w:rPr>
@@ -74,7 +74,7 @@
         <w:rPr>
           <w:lang w:val="ar_AE" w:bidi="ar_AE"/>
         </w:rPr>
-        <w:t xml:space="preserve"> © 2023 SRV Partners Released under CC BY-SA 4.0 license by Mission Mutual</w:t>
+        <w:t xml:space="preserve"> © 2025 Word Collective Released under CC BY-SA 4.0 license by Mission Mutual</w:t>
       </w:r>
       <w:r>
         <w:rPr>

--- a/arb/docx/65.content.docx
+++ b/arb/docx/65.content.docx
@@ -1894,12 +1894,118 @@
       </w:r>
       <w:r>
         <w:rPr>
+          <w:rtl/>
+          <w:cs/>
+          <w:lang w:val="ar_AE" w:bidi="ar_AE"/>
+        </w:rPr>
+        <w:t>خادم</w:t>
+      </w:r>
+      <w:r>
+        <w:rPr>
+          <w:rtl/>
+          <w:cs/>
+          <w:lang w:val="ar_AE" w:bidi="ar_AE"/>
+        </w:rPr>
+        <w:t xml:space="preserve"> في قاموس الكلمات الرئيسية. أوقفوا سماع هذا التسجيل الصوتي هنا.</w:t>
+      </w:r>
+    </w:p>
+    <w:p>
+      <w:pPr>
+        <w:bidi/>
+      </w:pPr>
+      <w:r>
+        <w:rPr>
+          <w:rtl/>
+          <w:cs/>
+          <w:lang w:val="ar_AE" w:bidi="ar_AE"/>
+        </w:rPr>
+      </w:r>
+      <w:r>
+        <w:rPr>
+          <w:rtl/>
+          <w:cs/>
+          <w:lang w:val="ar_AE" w:bidi="ar_AE"/>
+        </w:rPr>
+        <w:t xml:space="preserve">إن اسم </w:t>
+      </w:r>
+      <w:r>
+        <w:rPr>
           <w:b/>
           <w:rtl/>
           <w:cs/>
           <w:lang w:val="ar_AE" w:bidi="ar_AE"/>
         </w:rPr>
-        <w:t>خادم</w:t>
+        <w:t>المسيح</w:t>
+      </w:r>
+      <w:r>
+        <w:rPr>
+          <w:rtl/>
+          <w:cs/>
+          <w:lang w:val="ar_AE" w:bidi="ar_AE"/>
+        </w:rPr>
+        <w:t xml:space="preserve"> هو نفسه </w:t>
+      </w:r>
+      <w:r>
+        <w:rPr>
+          <w:b/>
+          <w:rtl/>
+          <w:cs/>
+          <w:lang w:val="ar_AE" w:bidi="ar_AE"/>
+        </w:rPr>
+        <w:t>المسيا</w:t>
+      </w:r>
+      <w:r>
+        <w:rPr>
+          <w:rtl/>
+          <w:cs/>
+          <w:lang w:val="ar_AE" w:bidi="ar_AE"/>
+        </w:rPr>
+        <w:t>، أي المَلك والمخلِّص الخاص الذي وَعد اللهُ أن يُرسله.</w:t>
+      </w:r>
+    </w:p>
+    <w:p>
+      <w:pPr>
+        <w:bidi/>
+      </w:pPr>
+      <w:r>
+        <w:rPr>
+          <w:rtl/>
+          <w:cs/>
+          <w:lang w:val="ar_AE" w:bidi="ar_AE"/>
+        </w:rPr>
+      </w:r>
+      <w:r>
+        <w:rPr>
+          <w:rtl/>
+          <w:cs/>
+          <w:lang w:val="ar_AE" w:bidi="ar_AE"/>
+        </w:rPr>
+        <w:t xml:space="preserve">توقَّفوا هنا وناقِشوا معًا الكلمة التي ستستخدمونها للإشارة إلى </w:t>
+      </w:r>
+      <w:r>
+        <w:rPr>
+          <w:b/>
+          <w:rtl/>
+          <w:cs/>
+          <w:lang w:val="ar_AE" w:bidi="ar_AE"/>
+        </w:rPr>
+        <w:t>المسيح</w:t>
+      </w:r>
+      <w:r>
+        <w:rPr>
+          <w:rtl/>
+          <w:cs/>
+          <w:lang w:val="ar_AE" w:bidi="ar_AE"/>
+        </w:rPr>
+        <w:t xml:space="preserve">. استخدموا نفس الكلمة التي استخدمتموها في المقاطع الأخرى. يوجد اسم </w:t>
+      </w:r>
+      <w:r>
+        <w:rPr>
+          <w:rtl/>
+          <w:cs/>
+          <w:lang w:val="ar_AE" w:bidi="ar_AE"/>
+        </w:rPr>
+        <w:t>المسيح</w:t>
       </w:r>
       <w:r>
         <w:rPr>
@@ -1927,7 +2033,7 @@
           <w:cs/>
           <w:lang w:val="ar_AE" w:bidi="ar_AE"/>
         </w:rPr>
-        <w:t xml:space="preserve">إن اسم </w:t>
+        <w:t xml:space="preserve">يرجو يهوذا أن يكون لدى الناس الكثير من الرحمة، والمحبة، والسلام. كلمة </w:t>
       </w:r>
       <w:r>
         <w:rPr>
@@ -1936,15 +2042,35 @@
           <w:cs/>
           <w:lang w:val="ar_AE" w:bidi="ar_AE"/>
         </w:rPr>
-        <w:t>المسيح</w:t>
-      </w:r>
-      <w:r>
-        <w:rPr>
-          <w:rtl/>
-          <w:cs/>
-          <w:lang w:val="ar_AE" w:bidi="ar_AE"/>
-        </w:rPr>
-        <w:t xml:space="preserve"> هو نفسه </w:t>
+        <w:t>رحمة</w:t>
+      </w:r>
+      <w:r>
+        <w:rPr>
+          <w:rtl/>
+          <w:cs/>
+          <w:lang w:val="ar_AE" w:bidi="ar_AE"/>
+        </w:rPr>
+        <w:t xml:space="preserve"> تعني الإحسان، أو اللُطف، أو الرأفة. يَقصد يهوذا أنه يرجو أن يُظهِر اللهُ الكثير من الإحسان، أو اللطف، أو الرأفة للمؤمنين.</w:t>
+      </w:r>
+    </w:p>
+    <w:p>
+      <w:pPr>
+        <w:bidi/>
+      </w:pPr>
+      <w:r>
+        <w:rPr>
+          <w:rtl/>
+          <w:cs/>
+          <w:lang w:val="ar_AE" w:bidi="ar_AE"/>
+        </w:rPr>
+      </w:r>
+      <w:r>
+        <w:rPr>
+          <w:rtl/>
+          <w:cs/>
+          <w:lang w:val="ar_AE" w:bidi="ar_AE"/>
+        </w:rPr>
+        <w:t xml:space="preserve">توقفوا هنا وناقشوا كيف ستقولون إن يهوذا يرجو أن يكون لدى الناس </w:t>
       </w:r>
       <w:r>
         <w:rPr>
@@ -1953,35 +2079,51 @@
           <w:cs/>
           <w:lang w:val="ar_AE" w:bidi="ar_AE"/>
         </w:rPr>
-        <w:t>المسيا</w:t>
-      </w:r>
-      <w:r>
-        <w:rPr>
-          <w:rtl/>
-          <w:cs/>
-          <w:lang w:val="ar_AE" w:bidi="ar_AE"/>
-        </w:rPr>
-        <w:t>، أي المَلك والمخلِّص الخاص الذي وَعد اللهُ أن يُرسله.</w:t>
-      </w:r>
-    </w:p>
-    <w:p>
-      <w:pPr>
-        <w:bidi/>
-      </w:pPr>
-      <w:r>
-        <w:rPr>
-          <w:rtl/>
-          <w:cs/>
-          <w:lang w:val="ar_AE" w:bidi="ar_AE"/>
-        </w:rPr>
-      </w:r>
-      <w:r>
-        <w:rPr>
-          <w:rtl/>
-          <w:cs/>
-          <w:lang w:val="ar_AE" w:bidi="ar_AE"/>
-        </w:rPr>
-        <w:t xml:space="preserve">توقَّفوا هنا وناقِشوا معًا الكلمة التي ستستخدمونها للإشارة إلى </w:t>
+        <w:t>رحمة</w:t>
+      </w:r>
+      <w:r>
+        <w:rPr>
+          <w:rtl/>
+          <w:cs/>
+          <w:lang w:val="ar_AE" w:bidi="ar_AE"/>
+        </w:rPr>
+        <w:t xml:space="preserve"> كثيرة. توجد كلمة </w:t>
+      </w:r>
+      <w:r>
+        <w:rPr>
+          <w:rtl/>
+          <w:cs/>
+          <w:lang w:val="ar_AE" w:bidi="ar_AE"/>
+        </w:rPr>
+        <w:t>رحمة</w:t>
+      </w:r>
+      <w:r>
+        <w:rPr>
+          <w:rtl/>
+          <w:cs/>
+          <w:lang w:val="ar_AE" w:bidi="ar_AE"/>
+        </w:rPr>
+        <w:t xml:space="preserve"> في قاموس الكلمات الرئيسية. استخدموا نفس الكلمة التي استخدمتموها في المقاطع الأخرى. أوقفوا سماع هذا التسجيل الصوتي هنا.</w:t>
+      </w:r>
+    </w:p>
+    <w:p>
+      <w:pPr>
+        <w:bidi/>
+      </w:pPr>
+      <w:r>
+        <w:rPr>
+          <w:rtl/>
+          <w:cs/>
+          <w:lang w:val="ar_AE" w:bidi="ar_AE"/>
+        </w:rPr>
+      </w:r>
+      <w:r>
+        <w:rPr>
+          <w:rtl/>
+          <w:cs/>
+          <w:lang w:val="ar_AE" w:bidi="ar_AE"/>
+        </w:rPr>
+        <w:t xml:space="preserve">إن </w:t>
       </w:r>
       <w:r>
         <w:rPr>
@@ -1990,15 +2132,35 @@
           <w:cs/>
           <w:lang w:val="ar_AE" w:bidi="ar_AE"/>
         </w:rPr>
-        <w:t>المسيح</w:t>
-      </w:r>
-      <w:r>
-        <w:rPr>
-          <w:rtl/>
-          <w:cs/>
-          <w:lang w:val="ar_AE" w:bidi="ar_AE"/>
-        </w:rPr>
-        <w:t xml:space="preserve">. استخدموا نفس الكلمة التي استخدمتموها في المقاطع الأخرى. يوجد اسم </w:t>
+        <w:t>المحبة</w:t>
+      </w:r>
+      <w:r>
+        <w:rPr>
+          <w:rtl/>
+          <w:cs/>
+          <w:lang w:val="ar_AE" w:bidi="ar_AE"/>
+        </w:rPr>
+        <w:t xml:space="preserve"> تعني أن يعتني الشخصُ بأحدهم كثيرًا. إذا كنتم تُحبون شخصًا ما، ستريدون أن تعملوا أشياءً صالحة لهذا الشخص. يرجو يهوذا أن يحب اللهُ المؤمنين كثيرًا.</w:t>
+      </w:r>
+    </w:p>
+    <w:p>
+      <w:pPr>
+        <w:bidi/>
+      </w:pPr>
+      <w:r>
+        <w:rPr>
+          <w:rtl/>
+          <w:cs/>
+          <w:lang w:val="ar_AE" w:bidi="ar_AE"/>
+        </w:rPr>
+      </w:r>
+      <w:r>
+        <w:rPr>
+          <w:rtl/>
+          <w:cs/>
+          <w:lang w:val="ar_AE" w:bidi="ar_AE"/>
+        </w:rPr>
+        <w:t xml:space="preserve">توقفوا هنا وناقشوا كيف ستقولون إن يهوذا يرغب في أن يكون لدى الناس الكثير من </w:t>
       </w:r>
       <w:r>
         <w:rPr>
@@ -2007,35 +2169,35 @@
           <w:cs/>
           <w:lang w:val="ar_AE" w:bidi="ar_AE"/>
         </w:rPr>
-        <w:t>المسيح</w:t>
-      </w:r>
-      <w:r>
-        <w:rPr>
-          <w:rtl/>
-          <w:cs/>
-          <w:lang w:val="ar_AE" w:bidi="ar_AE"/>
-        </w:rPr>
-        <w:t xml:space="preserve"> في قاموس الكلمات الرئيسية. أوقفوا سماع هذا التسجيل الصوتي هنا.</w:t>
-      </w:r>
-    </w:p>
-    <w:p>
-      <w:pPr>
-        <w:bidi/>
-      </w:pPr>
-      <w:r>
-        <w:rPr>
-          <w:rtl/>
-          <w:cs/>
-          <w:lang w:val="ar_AE" w:bidi="ar_AE"/>
-        </w:rPr>
-      </w:r>
-      <w:r>
-        <w:rPr>
-          <w:rtl/>
-          <w:cs/>
-          <w:lang w:val="ar_AE" w:bidi="ar_AE"/>
-        </w:rPr>
-        <w:t xml:space="preserve">يرجو يهوذا أن يكون لدى الناس الكثير من الرحمة، والمحبة، والسلام. كلمة </w:t>
+        <w:t>المحبة</w:t>
+      </w:r>
+      <w:r>
+        <w:rPr>
+          <w:rtl/>
+          <w:cs/>
+          <w:lang w:val="ar_AE" w:bidi="ar_AE"/>
+        </w:rPr>
+        <w:t>. استخدموا نفس الكلمة التي استخدمتموها في المقاطع الأخرى. أوقفوا سماع هذا التسجيل الصوتي هنا.</w:t>
+      </w:r>
+    </w:p>
+    <w:p>
+      <w:pPr>
+        <w:bidi/>
+      </w:pPr>
+      <w:r>
+        <w:rPr>
+          <w:rtl/>
+          <w:cs/>
+          <w:lang w:val="ar_AE" w:bidi="ar_AE"/>
+        </w:rPr>
+      </w:r>
+      <w:r>
+        <w:rPr>
+          <w:rtl/>
+          <w:cs/>
+          <w:lang w:val="ar_AE" w:bidi="ar_AE"/>
+        </w:rPr>
+        <w:t xml:space="preserve">عندما يعيش الناس في </w:t>
       </w:r>
       <w:r>
         <w:rPr>
@@ -2044,35 +2206,35 @@
           <w:cs/>
           <w:lang w:val="ar_AE" w:bidi="ar_AE"/>
         </w:rPr>
-        <w:t>رحمة</w:t>
-      </w:r>
-      <w:r>
-        <w:rPr>
-          <w:rtl/>
-          <w:cs/>
-          <w:lang w:val="ar_AE" w:bidi="ar_AE"/>
-        </w:rPr>
-        <w:t xml:space="preserve"> تعني الإحسان، أو اللُطف، أو الرأفة. يَقصد يهوذا أنه يرجو أن يُظهِر اللهُ الكثير من الإحسان، أو اللطف، أو الرأفة للمؤمنين.</w:t>
-      </w:r>
-    </w:p>
-    <w:p>
-      <w:pPr>
-        <w:bidi/>
-      </w:pPr>
-      <w:r>
-        <w:rPr>
-          <w:rtl/>
-          <w:cs/>
-          <w:lang w:val="ar_AE" w:bidi="ar_AE"/>
-        </w:rPr>
-      </w:r>
-      <w:r>
-        <w:rPr>
-          <w:rtl/>
-          <w:cs/>
-          <w:lang w:val="ar_AE" w:bidi="ar_AE"/>
-        </w:rPr>
-        <w:t xml:space="preserve">توقفوا هنا وناقشوا كيف ستقولون إن يهوذا يرجو أن يكون لدى الناس </w:t>
+        <w:t>سلام</w:t>
+      </w:r>
+      <w:r>
+        <w:rPr>
+          <w:rtl/>
+          <w:cs/>
+          <w:lang w:val="ar_AE" w:bidi="ar_AE"/>
+        </w:rPr>
+        <w:t>، يكون هؤلاء الناس بخيرٍ تمامًا. إن هؤلاء الناس لديهم حياة كاملة، ويعيشون في تناغم مع بعضهم البعض، ومع الطبيعة، والأهم من ذلك، مع الله! إن الشخص الذي يعيش في سلام هو شخصٌ راضٍ. يرجو يهوذا أن يكون لدى الناس الكثير من السلام. يرجو يهوذا أن تكون للناس علاقة جيدة مع الله ومع بعضهم البعض.</w:t>
+      </w:r>
+    </w:p>
+    <w:p>
+      <w:pPr>
+        <w:bidi/>
+      </w:pPr>
+      <w:r>
+        <w:rPr>
+          <w:rtl/>
+          <w:cs/>
+          <w:lang w:val="ar_AE" w:bidi="ar_AE"/>
+        </w:rPr>
+      </w:r>
+      <w:r>
+        <w:rPr>
+          <w:rtl/>
+          <w:cs/>
+          <w:lang w:val="ar_AE" w:bidi="ar_AE"/>
+        </w:rPr>
+        <w:t xml:space="preserve">توقفوا هنا وناقشوا كيف ستقولون إن يهوذا يرجو أن يكون لدى الناس الكثير من </w:t>
       </w:r>
       <w:r>
         <w:rPr>
@@ -2081,171 +2243,6 @@
           <w:cs/>
           <w:lang w:val="ar_AE" w:bidi="ar_AE"/>
         </w:rPr>
-        <w:t>رحمة</w:t>
-      </w:r>
-      <w:r>
-        <w:rPr>
-          <w:rtl/>
-          <w:cs/>
-          <w:lang w:val="ar_AE" w:bidi="ar_AE"/>
-        </w:rPr>
-        <w:t xml:space="preserve"> كثيرة. توجد كلمة </w:t>
-      </w:r>
-      <w:r>
-        <w:rPr>
-          <w:b/>
-          <w:rtl/>
-          <w:cs/>
-          <w:lang w:val="ar_AE" w:bidi="ar_AE"/>
-        </w:rPr>
-        <w:t>رحمة</w:t>
-      </w:r>
-      <w:r>
-        <w:rPr>
-          <w:rtl/>
-          <w:cs/>
-          <w:lang w:val="ar_AE" w:bidi="ar_AE"/>
-        </w:rPr>
-        <w:t xml:space="preserve"> في قاموس الكلمات الرئيسية. استخدموا نفس الكلمة التي استخدمتموها في المقاطع الأخرى. أوقفوا سماع هذا التسجيل الصوتي هنا.</w:t>
-      </w:r>
-    </w:p>
-    <w:p>
-      <w:pPr>
-        <w:bidi/>
-      </w:pPr>
-      <w:r>
-        <w:rPr>
-          <w:rtl/>
-          <w:cs/>
-          <w:lang w:val="ar_AE" w:bidi="ar_AE"/>
-        </w:rPr>
-      </w:r>
-      <w:r>
-        <w:rPr>
-          <w:rtl/>
-          <w:cs/>
-          <w:lang w:val="ar_AE" w:bidi="ar_AE"/>
-        </w:rPr>
-        <w:t xml:space="preserve">إن </w:t>
-      </w:r>
-      <w:r>
-        <w:rPr>
-          <w:b/>
-          <w:rtl/>
-          <w:cs/>
-          <w:lang w:val="ar_AE" w:bidi="ar_AE"/>
-        </w:rPr>
-        <w:t>المحبة</w:t>
-      </w:r>
-      <w:r>
-        <w:rPr>
-          <w:rtl/>
-          <w:cs/>
-          <w:lang w:val="ar_AE" w:bidi="ar_AE"/>
-        </w:rPr>
-        <w:t xml:space="preserve"> تعني أن يعتني الشخصُ بأحدهم كثيرًا. إذا كنتم تُحبون شخصًا ما، ستريدون أن تعملوا أشياءً صالحة لهذا الشخص. يرجو يهوذا أن يحب اللهُ المؤمنين كثيرًا.</w:t>
-      </w:r>
-    </w:p>
-    <w:p>
-      <w:pPr>
-        <w:bidi/>
-      </w:pPr>
-      <w:r>
-        <w:rPr>
-          <w:rtl/>
-          <w:cs/>
-          <w:lang w:val="ar_AE" w:bidi="ar_AE"/>
-        </w:rPr>
-      </w:r>
-      <w:r>
-        <w:rPr>
-          <w:rtl/>
-          <w:cs/>
-          <w:lang w:val="ar_AE" w:bidi="ar_AE"/>
-        </w:rPr>
-        <w:t xml:space="preserve">توقفوا هنا وناقشوا كيف ستقولون إن يهوذا يرغب في أن يكون لدى الناس الكثير من </w:t>
-      </w:r>
-      <w:r>
-        <w:rPr>
-          <w:b/>
-          <w:rtl/>
-          <w:cs/>
-          <w:lang w:val="ar_AE" w:bidi="ar_AE"/>
-        </w:rPr>
-        <w:t>المحبة</w:t>
-      </w:r>
-      <w:r>
-        <w:rPr>
-          <w:rtl/>
-          <w:cs/>
-          <w:lang w:val="ar_AE" w:bidi="ar_AE"/>
-        </w:rPr>
-        <w:t>. استخدموا نفس الكلمة التي استخدمتموها في المقاطع الأخرى. أوقفوا سماع هذا التسجيل الصوتي هنا.</w:t>
-      </w:r>
-    </w:p>
-    <w:p>
-      <w:pPr>
-        <w:bidi/>
-      </w:pPr>
-      <w:r>
-        <w:rPr>
-          <w:rtl/>
-          <w:cs/>
-          <w:lang w:val="ar_AE" w:bidi="ar_AE"/>
-        </w:rPr>
-      </w:r>
-      <w:r>
-        <w:rPr>
-          <w:rtl/>
-          <w:cs/>
-          <w:lang w:val="ar_AE" w:bidi="ar_AE"/>
-        </w:rPr>
-        <w:t xml:space="preserve">عندما يعيش الناس في </w:t>
-      </w:r>
-      <w:r>
-        <w:rPr>
-          <w:b/>
-          <w:rtl/>
-          <w:cs/>
-          <w:lang w:val="ar_AE" w:bidi="ar_AE"/>
-        </w:rPr>
-        <w:t>سلام</w:t>
-      </w:r>
-      <w:r>
-        <w:rPr>
-          <w:rtl/>
-          <w:cs/>
-          <w:lang w:val="ar_AE" w:bidi="ar_AE"/>
-        </w:rPr>
-        <w:t>، يكون هؤلاء الناس بخيرٍ تمامًا. إن هؤلاء الناس لديهم حياة كاملة، ويعيشون في تناغم مع بعضهم البعض، ومع الطبيعة، والأهم من ذلك، مع الله! إن الشخص الذي يعيش في سلام هو شخصٌ راضٍ. يرجو يهوذا أن يكون لدى الناس الكثير من السلام. يرجو يهوذا أن تكون للناس علاقة جيدة مع الله ومع بعضهم البعض.</w:t>
-      </w:r>
-    </w:p>
-    <w:p>
-      <w:pPr>
-        <w:bidi/>
-      </w:pPr>
-      <w:r>
-        <w:rPr>
-          <w:rtl/>
-          <w:cs/>
-          <w:lang w:val="ar_AE" w:bidi="ar_AE"/>
-        </w:rPr>
-      </w:r>
-      <w:r>
-        <w:rPr>
-          <w:rtl/>
-          <w:cs/>
-          <w:lang w:val="ar_AE" w:bidi="ar_AE"/>
-        </w:rPr>
-        <w:t xml:space="preserve">توقفوا هنا وناقشوا كيف ستقولون إن يهوذا يرجو أن يكون لدى الناس الكثير من </w:t>
-      </w:r>
-      <w:r>
-        <w:rPr>
-          <w:b/>
-          <w:rtl/>
-          <w:cs/>
-          <w:lang w:val="ar_AE" w:bidi="ar_AE"/>
-        </w:rPr>
         <w:t>السلام</w:t>
       </w:r>
       <w:r>
@@ -2258,7 +2255,6 @@
       </w:r>
       <w:r>
         <w:rPr>
-          <w:b/>
           <w:rtl/>
           <w:cs/>
           <w:lang w:val="ar_AE" w:bidi="ar_AE"/>
@@ -4610,40 +4606,92 @@
       </w:r>
       <w:r>
         <w:rPr>
+          <w:rtl/>
+          <w:cs/>
+          <w:lang w:val="ar_AE" w:bidi="ar_AE"/>
+        </w:rPr>
+        <w:t>الخلاص</w:t>
+      </w:r>
+      <w:r>
+        <w:rPr>
+          <w:rtl/>
+          <w:cs/>
+          <w:lang w:val="ar_AE" w:bidi="ar_AE"/>
+        </w:rPr>
+        <w:t>. توقَّفوا هنا عن سماع التسجيل الصوتي.</w:t>
+      </w:r>
+    </w:p>
+    <w:p>
+      <w:pPr>
+        <w:bidi/>
+      </w:pPr>
+      <w:r>
+        <w:rPr>
+          <w:rtl/>
+          <w:cs/>
+          <w:lang w:val="ar_AE" w:bidi="ar_AE"/>
+        </w:rPr>
+      </w:r>
+      <w:r>
+        <w:rPr>
+          <w:rtl/>
+          <w:cs/>
+          <w:lang w:val="ar_AE" w:bidi="ar_AE"/>
+        </w:rPr>
+        <w:t xml:space="preserve">يقول يهوذا إن على الناس أن يحاربوا من أجل </w:t>
+      </w:r>
+      <w:r>
+        <w:rPr>
           <w:b/>
           <w:rtl/>
           <w:cs/>
           <w:lang w:val="ar_AE" w:bidi="ar_AE"/>
         </w:rPr>
-        <w:t>الخلاص</w:t>
-      </w:r>
-      <w:r>
-        <w:rPr>
-          <w:rtl/>
-          <w:cs/>
-          <w:lang w:val="ar_AE" w:bidi="ar_AE"/>
-        </w:rPr>
-        <w:t>. توقَّفوا هنا عن سماع التسجيل الصوتي.</w:t>
-      </w:r>
-    </w:p>
-    <w:p>
-      <w:pPr>
-        <w:bidi/>
-      </w:pPr>
-      <w:r>
-        <w:rPr>
-          <w:rtl/>
-          <w:cs/>
-          <w:lang w:val="ar_AE" w:bidi="ar_AE"/>
-        </w:rPr>
-      </w:r>
-      <w:r>
-        <w:rPr>
-          <w:rtl/>
-          <w:cs/>
-          <w:lang w:val="ar_AE" w:bidi="ar_AE"/>
-        </w:rPr>
-        <w:t xml:space="preserve">يقول يهوذا إن على الناس أن يحاربوا من أجل </w:t>
+        <w:t>الإيمان</w:t>
+      </w:r>
+      <w:r>
+        <w:rPr>
+          <w:rtl/>
+          <w:cs/>
+          <w:lang w:val="ar_AE" w:bidi="ar_AE"/>
+        </w:rPr>
+        <w:t xml:space="preserve">. توجد كلمة </w:t>
+      </w:r>
+      <w:r>
+        <w:rPr>
+          <w:rtl/>
+          <w:cs/>
+          <w:lang w:val="ar_AE" w:bidi="ar_AE"/>
+        </w:rPr>
+        <w:t>إيمان</w:t>
+      </w:r>
+      <w:r>
+        <w:rPr>
+          <w:rtl/>
+          <w:cs/>
+          <w:lang w:val="ar_AE" w:bidi="ar_AE"/>
+        </w:rPr>
+        <w:t xml:space="preserve"> في قاموس الكلمات الرئيسية. يستخدم يهوذا كلمةَ إيمان هنا ليتحدث عن كل الأشياء التي يجب على الناس أن يؤمنوا بها بخصوص الله ويسوع. هذه طريقة مختلفة لاستخدام كلمة إيمان عن الاستخدام الذي نَراه في معظم المقاطع الأخرى. يُعتبر المعنى هنا شيئًا مثل "التعاليم الصحيحة،" أو "الأمور الصحيحة التي يجب الإيمان بها."</w:t>
+      </w:r>
+    </w:p>
+    <w:p>
+      <w:pPr>
+        <w:bidi/>
+      </w:pPr>
+      <w:r>
+        <w:rPr>
+          <w:rtl/>
+          <w:cs/>
+          <w:lang w:val="ar_AE" w:bidi="ar_AE"/>
+        </w:rPr>
+      </w:r>
+      <w:r>
+        <w:rPr>
+          <w:rtl/>
+          <w:cs/>
+          <w:lang w:val="ar_AE" w:bidi="ar_AE"/>
+        </w:rPr>
+        <w:t xml:space="preserve">يريد يهوذا من الناس أن </w:t>
       </w:r>
       <w:r>
         <w:rPr>
@@ -4652,15 +4700,55 @@
           <w:cs/>
           <w:lang w:val="ar_AE" w:bidi="ar_AE"/>
         </w:rPr>
-        <w:t>الإيمان</w:t>
-      </w:r>
-      <w:r>
-        <w:rPr>
-          <w:rtl/>
-          <w:cs/>
-          <w:lang w:val="ar_AE" w:bidi="ar_AE"/>
-        </w:rPr>
-        <w:t xml:space="preserve">. توجد كلمة </w:t>
+        <w:t>يحاربوا</w:t>
+      </w:r>
+      <w:r>
+        <w:rPr>
+          <w:rtl/>
+          <w:cs/>
+          <w:lang w:val="ar_AE" w:bidi="ar_AE"/>
+        </w:rPr>
+        <w:t xml:space="preserve"> من أجل الإيمان. هذا لا يعني أن يهوذا يريد من الناس أن يحملوا الأسلحة ويَتقاتلوا مع الآخرين. يريد يهوذا من الناس أن يبذلوا كل ما في وسعهم للتأكد من أن جميع الناس يستمرون في الإيمان بالتعاليم الصحيحة. يقول يهوذا إنه يجب على الناس أن يحاربوا من أجل هذا، لأنه أمر خطير جدًا. إن عبارة مثل "دافعوا عن الإيمان،" أو "دافعوا عن التعاليم الصحيحة،" قد تكون أنسب في لغتكم.</w:t>
+      </w:r>
+    </w:p>
+    <w:p>
+      <w:pPr>
+        <w:bidi/>
+      </w:pPr>
+      <w:r>
+        <w:rPr>
+          <w:rtl/>
+          <w:cs/>
+          <w:lang w:val="ar_AE" w:bidi="ar_AE"/>
+        </w:rPr>
+      </w:r>
+      <w:r>
+        <w:rPr>
+          <w:rtl/>
+          <w:cs/>
+          <w:lang w:val="ar_AE" w:bidi="ar_AE"/>
+        </w:rPr>
+        <w:t>توقفوا هنا وناقشوا كيف ستقولون إن يهوذا يريد من الناس أن "يحاربوا من أجل الإيمان." يمكنكم أن تتذكروا النشاط الذي قمتم به لإظهار فكرة الجهاد من أجل الإيمان في خطوة سابقة. أوقفوا سماع هذا التسجيل الصوتي هنا.</w:t>
+      </w:r>
+    </w:p>
+    <w:p>
+      <w:pPr>
+        <w:bidi/>
+      </w:pPr>
+      <w:r>
+        <w:rPr>
+          <w:rtl/>
+          <w:cs/>
+          <w:lang w:val="ar_AE" w:bidi="ar_AE"/>
+        </w:rPr>
+      </w:r>
+      <w:r>
+        <w:rPr>
+          <w:rtl/>
+          <w:cs/>
+          <w:lang w:val="ar_AE" w:bidi="ar_AE"/>
+        </w:rPr>
+        <w:t xml:space="preserve">يقول يهوذا أيضًا أشياء أخرى عن الإيمان – أو عن الأمور الصحيحة التي يجب الإيمان بها. يقول يهوذا إن الله أَخبر </w:t>
       </w:r>
       <w:r>
         <w:rPr>
@@ -4669,6 +4757,596 @@
           <w:cs/>
           <w:lang w:val="ar_AE" w:bidi="ar_AE"/>
         </w:rPr>
+        <w:t>القديسين</w:t>
+      </w:r>
+      <w:r>
+        <w:rPr>
+          <w:rtl/>
+          <w:cs/>
+          <w:lang w:val="ar_AE" w:bidi="ar_AE"/>
+        </w:rPr>
+        <w:t xml:space="preserve"> ما هي الأمور الصحيحة التي يجب أن يؤمنوا بها. إن القديسين هم الناس المُقَدَّسون. إن القديسين هم الناس الذين ينتمون إلى الله. هؤلاء هم أتباع يسوع.</w:t>
+      </w:r>
+    </w:p>
+    <w:p>
+      <w:pPr>
+        <w:bidi/>
+      </w:pPr>
+      <w:r>
+        <w:rPr>
+          <w:rtl/>
+          <w:cs/>
+          <w:lang w:val="ar_AE" w:bidi="ar_AE"/>
+        </w:rPr>
+      </w:r>
+      <w:r>
+        <w:rPr>
+          <w:rtl/>
+          <w:cs/>
+          <w:lang w:val="ar_AE" w:bidi="ar_AE"/>
+        </w:rPr>
+        <w:t xml:space="preserve">توقفوا هنا وناقشوا كيف ستقولون في لغتكم إن الله أَخبر </w:t>
+      </w:r>
+      <w:r>
+        <w:rPr>
+          <w:b/>
+          <w:rtl/>
+          <w:cs/>
+          <w:lang w:val="ar_AE" w:bidi="ar_AE"/>
+        </w:rPr>
+        <w:t>القديسين</w:t>
+      </w:r>
+      <w:r>
+        <w:rPr>
+          <w:rtl/>
+          <w:cs/>
+          <w:lang w:val="ar_AE" w:bidi="ar_AE"/>
+        </w:rPr>
+        <w:t xml:space="preserve"> ما هي الأشياء الصحيحة التي يجب أن يؤمنوا بها. استخدموا نفس الكلمة التي استخدمتموها في المقاطع الأخرى للإشارة إلى القديسين. توجد كلمة </w:t>
+      </w:r>
+      <w:r>
+        <w:rPr>
+          <w:rtl/>
+          <w:cs/>
+          <w:lang w:val="ar_AE" w:bidi="ar_AE"/>
+        </w:rPr>
+        <w:t>قديسون</w:t>
+      </w:r>
+      <w:r>
+        <w:rPr>
+          <w:rtl/>
+          <w:cs/>
+          <w:lang w:val="ar_AE" w:bidi="ar_AE"/>
+        </w:rPr>
+        <w:t xml:space="preserve"> في قاموس الكلمات الرئيسية. أوقفوا سماع هذا التسجيل الصوتي هنا.</w:t>
+      </w:r>
+    </w:p>
+    <w:p>
+      <w:pPr>
+        <w:bidi/>
+      </w:pPr>
+      <w:r>
+        <w:rPr>
+          <w:rtl/>
+          <w:cs/>
+          <w:lang w:val="ar_AE" w:bidi="ar_AE"/>
+        </w:rPr>
+      </w:r>
+      <w:r>
+        <w:rPr>
+          <w:rtl/>
+          <w:cs/>
+          <w:lang w:val="ar_AE" w:bidi="ar_AE"/>
+        </w:rPr>
+        <w:t xml:space="preserve">يقول يهوذا إن الأشخاص الذين كانوا يُقدِّمون التعاليم الخاطئة هم </w:t>
+      </w:r>
+      <w:r>
+        <w:rPr>
+          <w:b/>
+          <w:rtl/>
+          <w:cs/>
+          <w:lang w:val="ar_AE" w:bidi="ar_AE"/>
+        </w:rPr>
+        <w:t>فُجَّار</w:t>
+      </w:r>
+      <w:r>
+        <w:rPr>
+          <w:rtl/>
+          <w:cs/>
+          <w:lang w:val="ar_AE" w:bidi="ar_AE"/>
+        </w:rPr>
+        <w:t>. إن الشخص الفاجر لا يهتم بما يقوله الله، ولا يعيش وفقًا لقواعد الله الصالحة.</w:t>
+      </w:r>
+    </w:p>
+    <w:p>
+      <w:pPr>
+        <w:bidi/>
+      </w:pPr>
+      <w:r>
+        <w:rPr>
+          <w:rtl/>
+          <w:cs/>
+          <w:lang w:val="ar_AE" w:bidi="ar_AE"/>
+        </w:rPr>
+      </w:r>
+      <w:r>
+        <w:rPr>
+          <w:rtl/>
+          <w:cs/>
+          <w:lang w:val="ar_AE" w:bidi="ar_AE"/>
+        </w:rPr>
+        <w:t xml:space="preserve">توقفوا هنا وناقشوا الكلمة التي ستستخدمونها للإشارة إلى </w:t>
+      </w:r>
+      <w:r>
+        <w:rPr>
+          <w:b/>
+          <w:rtl/>
+          <w:cs/>
+          <w:lang w:val="ar_AE" w:bidi="ar_AE"/>
+        </w:rPr>
+        <w:t>الفُجَّار</w:t>
+      </w:r>
+      <w:r>
+        <w:rPr>
+          <w:rtl/>
+          <w:cs/>
+          <w:lang w:val="ar_AE" w:bidi="ar_AE"/>
+        </w:rPr>
+        <w:t xml:space="preserve">. استخدموا نفس الكلمة التي استخدمتموها في المقاطع الأخرى. توجد كلمة </w:t>
+      </w:r>
+      <w:r>
+        <w:rPr>
+          <w:b/>
+          <w:rtl/>
+          <w:cs/>
+          <w:lang w:val="ar_AE" w:bidi="ar_AE"/>
+        </w:rPr>
+        <w:t>فاجر</w:t>
+      </w:r>
+      <w:r>
+        <w:rPr>
+          <w:rtl/>
+          <w:cs/>
+          <w:lang w:val="ar_AE" w:bidi="ar_AE"/>
+        </w:rPr>
+        <w:t xml:space="preserve"> في قاموس الكلمات الرئيسية. توقَّفوا هنا عن سماع التسجيل الصوتي.</w:t>
+      </w:r>
+    </w:p>
+    <w:p>
+      <w:pPr>
+        <w:bidi/>
+      </w:pPr>
+      <w:r>
+        <w:rPr>
+          <w:rtl/>
+          <w:cs/>
+          <w:lang w:val="ar_AE" w:bidi="ar_AE"/>
+        </w:rPr>
+      </w:r>
+      <w:r>
+        <w:rPr>
+          <w:rtl/>
+          <w:cs/>
+          <w:lang w:val="ar_AE" w:bidi="ar_AE"/>
+        </w:rPr>
+        <w:t xml:space="preserve">لقد غيَّر هؤلاء الأشخاصُ رسالةَ </w:t>
+      </w:r>
+      <w:r>
+        <w:rPr>
+          <w:b/>
+          <w:rtl/>
+          <w:cs/>
+          <w:lang w:val="ar_AE" w:bidi="ar_AE"/>
+        </w:rPr>
+        <w:t>نعمة</w:t>
+      </w:r>
+      <w:r>
+        <w:rPr>
+          <w:rtl/>
+          <w:cs/>
+          <w:lang w:val="ar_AE" w:bidi="ar_AE"/>
+        </w:rPr>
+        <w:t xml:space="preserve"> الله. عندما يُظهِر لنا أحدهم نعمةً، فإنه يعطينا شيئًا صالحًا لا نستحقه. يُظهر اللهُ نعمته للناس عندما يَغفر لهم خطاياهم ويجعلهم أبناءه. </w:t>
+      </w:r>
+    </w:p>
+    <w:p>
+      <w:pPr>
+        <w:bidi/>
+      </w:pPr>
+      <w:r>
+        <w:rPr>
+          <w:rtl/>
+          <w:cs/>
+          <w:lang w:val="ar_AE" w:bidi="ar_AE"/>
+        </w:rPr>
+      </w:r>
+      <w:r>
+        <w:rPr>
+          <w:rtl/>
+          <w:cs/>
+          <w:lang w:val="ar_AE" w:bidi="ar_AE"/>
+        </w:rPr>
+        <w:t xml:space="preserve">توقفوا هنا وناقشوا الكلمة التي ستستخدمونها للإشارة إلى </w:t>
+      </w:r>
+      <w:r>
+        <w:rPr>
+          <w:b/>
+          <w:rtl/>
+          <w:cs/>
+          <w:lang w:val="ar_AE" w:bidi="ar_AE"/>
+        </w:rPr>
+        <w:t>النعمة</w:t>
+      </w:r>
+      <w:r>
+        <w:rPr>
+          <w:rtl/>
+          <w:cs/>
+          <w:lang w:val="ar_AE" w:bidi="ar_AE"/>
+        </w:rPr>
+        <w:t xml:space="preserve">. استخدموا نفس الكلمة التي استخدمتموها في المقاطع الأخرى. توجد كلمة </w:t>
+      </w:r>
+      <w:r>
+        <w:rPr>
+          <w:rtl/>
+          <w:cs/>
+          <w:lang w:val="ar_AE" w:bidi="ar_AE"/>
+        </w:rPr>
+        <w:t>نعمة</w:t>
+      </w:r>
+      <w:r>
+        <w:rPr>
+          <w:rtl/>
+          <w:cs/>
+          <w:lang w:val="ar_AE" w:bidi="ar_AE"/>
+        </w:rPr>
+        <w:t xml:space="preserve"> في قاموس الكلمات الرئيسية. توقَّفوا هنا عن سماع التسجيل الصوتي.</w:t>
+      </w:r>
+    </w:p>
+    <w:p>
+      <w:pPr>
+        <w:bidi/>
+      </w:pPr>
+      <w:r>
+        <w:rPr>
+          <w:rtl/>
+          <w:cs/>
+          <w:lang w:val="ar_AE" w:bidi="ar_AE"/>
+        </w:rPr>
+      </w:r>
+      <w:r>
+        <w:rPr>
+          <w:rtl/>
+          <w:cs/>
+          <w:lang w:val="ar_AE" w:bidi="ar_AE"/>
+        </w:rPr>
+        <w:t xml:space="preserve">يقول الأشخاص الفُجَّار إنه بسبب أن الله يعطي النعمةَ للناس، يمكن للناس أن يفعلوا ما يريدون. يَعتقد هؤلاء الفُجَّار أن بإمكانهم أن يكونوا </w:t>
+      </w:r>
+      <w:r>
+        <w:rPr>
+          <w:b/>
+          <w:rtl/>
+          <w:cs/>
+          <w:lang w:val="ar_AE" w:bidi="ar_AE"/>
+        </w:rPr>
+        <w:t>مُنحرفين أخلاقيًا</w:t>
+      </w:r>
+      <w:r>
+        <w:rPr>
+          <w:rtl/>
+          <w:cs/>
+          <w:lang w:val="ar_AE" w:bidi="ar_AE"/>
+        </w:rPr>
+        <w:t>، أو يعتقدون أنه يمكنهم أن يخطئوا بحرية. إن الخطية التي يتحدث عنها يهوذا هي بشكلٍ خاص خطية جنسية.</w:t>
+      </w:r>
+    </w:p>
+    <w:p>
+      <w:pPr>
+        <w:bidi/>
+      </w:pPr>
+      <w:r>
+        <w:rPr>
+          <w:rtl/>
+          <w:cs/>
+          <w:lang w:val="ar_AE" w:bidi="ar_AE"/>
+        </w:rPr>
+      </w:r>
+      <w:r>
+        <w:rPr>
+          <w:rtl/>
+          <w:cs/>
+          <w:lang w:val="ar_AE" w:bidi="ar_AE"/>
+        </w:rPr>
+        <w:t xml:space="preserve">توقفوا هنا وناقشوا كيف ستقولون هذا في لغتكم. يوجد تعبير </w:t>
+      </w:r>
+      <w:r>
+        <w:rPr>
+          <w:rtl/>
+          <w:cs/>
+          <w:lang w:val="ar_AE" w:bidi="ar_AE"/>
+        </w:rPr>
+        <w:t>فجور جنسي</w:t>
+      </w:r>
+      <w:r>
+        <w:rPr>
+          <w:rtl/>
+          <w:cs/>
+          <w:lang w:val="ar_AE" w:bidi="ar_AE"/>
+        </w:rPr>
+        <w:t xml:space="preserve"> في قاموس الكلمات الرئيسية. استخدموا نفس الكلمة التي استخدمتموها في المقاطع الأخرى. أوقفوا سماع هذا التسجيل الصوتي هنا.</w:t>
+      </w:r>
+    </w:p>
+    <w:p>
+      <w:pPr>
+        <w:bidi/>
+      </w:pPr>
+      <w:r>
+        <w:rPr>
+          <w:rtl/>
+          <w:cs/>
+          <w:lang w:val="ar_AE" w:bidi="ar_AE"/>
+        </w:rPr>
+      </w:r>
+      <w:r>
+        <w:rPr>
+          <w:rtl/>
+          <w:cs/>
+          <w:lang w:val="ar_AE" w:bidi="ar_AE"/>
+        </w:rPr>
+        <w:t xml:space="preserve">يقول يهوذا إن هؤلاء الأشخاص يُنكرون </w:t>
+      </w:r>
+      <w:r>
+        <w:rPr>
+          <w:b/>
+          <w:rtl/>
+          <w:cs/>
+          <w:lang w:val="ar_AE" w:bidi="ar_AE"/>
+        </w:rPr>
+        <w:t>سيدنا</w:t>
+      </w:r>
+      <w:r>
+        <w:rPr>
+          <w:rtl/>
+          <w:cs/>
+          <w:lang w:val="ar_AE" w:bidi="ar_AE"/>
+        </w:rPr>
+        <w:t xml:space="preserve"> و</w:t>
+      </w:r>
+      <w:r>
+        <w:rPr>
+          <w:b/>
+          <w:rtl/>
+          <w:cs/>
+          <w:lang w:val="ar_AE" w:bidi="ar_AE"/>
+        </w:rPr>
+        <w:t>ربنا</w:t>
+      </w:r>
+      <w:r>
+        <w:rPr>
+          <w:rtl/>
+          <w:cs/>
+          <w:lang w:val="ar_AE" w:bidi="ar_AE"/>
+        </w:rPr>
+        <w:t xml:space="preserve"> الوحيد يسوع المسيح. يُنكر هؤلاء الأشخاص أن يسوع المسيح له سُلطان على هؤلاء الناس. إن كلمتي سيد ورب لهما نفس المعنى. إنهما تصفان شخصًا له السلطة العليا على الآخرين. استخدموا الكلمة نفسها التي استخدمتموها في المقاطع السابقة للإشارة إلى الرب. إذا لم تكن في لغتكم طريقتان مختلفتان لقول السيد، أو الرب، يمكنكم أن تقرروا استخدام كلمة واحدة فقط.</w:t>
+      </w:r>
+    </w:p>
+    <w:p>
+      <w:pPr>
+        <w:bidi/>
+      </w:pPr>
+      <w:r>
+        <w:rPr>
+          <w:rtl/>
+          <w:cs/>
+          <w:lang w:val="ar_AE" w:bidi="ar_AE"/>
+        </w:rPr>
+      </w:r>
+      <w:r>
+        <w:rPr>
+          <w:rtl/>
+          <w:cs/>
+          <w:lang w:val="ar_AE" w:bidi="ar_AE"/>
+        </w:rPr>
+        <w:t xml:space="preserve">توقفوا هنا وناقشوا كيف ستقولون إن يسوع المسيح هو </w:t>
+      </w:r>
+      <w:r>
+        <w:rPr>
+          <w:b/>
+          <w:rtl/>
+          <w:cs/>
+          <w:lang w:val="ar_AE" w:bidi="ar_AE"/>
+        </w:rPr>
+        <w:t>السيد</w:t>
+      </w:r>
+      <w:r>
+        <w:rPr>
+          <w:rtl/>
+          <w:cs/>
+          <w:lang w:val="ar_AE" w:bidi="ar_AE"/>
+        </w:rPr>
+        <w:t xml:space="preserve"> و</w:t>
+      </w:r>
+      <w:r>
+        <w:rPr>
+          <w:b/>
+          <w:rtl/>
+          <w:cs/>
+          <w:lang w:val="ar_AE" w:bidi="ar_AE"/>
+        </w:rPr>
+        <w:t>الرب</w:t>
+      </w:r>
+      <w:r>
+        <w:rPr>
+          <w:rtl/>
+          <w:cs/>
+          <w:lang w:val="ar_AE" w:bidi="ar_AE"/>
+        </w:rPr>
+        <w:t xml:space="preserve"> الوحيد. لا تنسوا أن تقولوا إن يسوع هو السيد والرب </w:t>
+      </w:r>
+      <w:r>
+        <w:rPr>
+          <w:b/>
+          <w:rtl/>
+          <w:cs/>
+          <w:lang w:val="ar_AE" w:bidi="ar_AE"/>
+        </w:rPr>
+        <w:t>الوحيد</w:t>
+      </w:r>
+      <w:r>
+        <w:rPr>
+          <w:rtl/>
+          <w:cs/>
+          <w:lang w:val="ar_AE" w:bidi="ar_AE"/>
+        </w:rPr>
+        <w:t xml:space="preserve">. توجد كلمتا </w:t>
+      </w:r>
+      <w:r>
+        <w:rPr>
+          <w:rtl/>
+          <w:cs/>
+          <w:lang w:val="ar_AE" w:bidi="ar_AE"/>
+        </w:rPr>
+        <w:t>سيد</w:t>
+      </w:r>
+      <w:r>
+        <w:rPr>
+          <w:rtl/>
+          <w:cs/>
+          <w:lang w:val="ar_AE" w:bidi="ar_AE"/>
+        </w:rPr>
+        <w:t xml:space="preserve"> و</w:t>
+      </w:r>
+      <w:r>
+        <w:rPr>
+          <w:rtl/>
+          <w:cs/>
+          <w:lang w:val="ar_AE" w:bidi="ar_AE"/>
+        </w:rPr>
+        <w:t>رب</w:t>
+      </w:r>
+      <w:r>
+        <w:rPr>
+          <w:rtl/>
+          <w:cs/>
+          <w:lang w:val="ar_AE" w:bidi="ar_AE"/>
+        </w:rPr>
+        <w:t xml:space="preserve"> في قاموس الكلمات الرئيسية. استخدموا نفس الكلمة التي استخدمتموها في المقاطع الأخرى. توقَّفوا هنا عن سماع التسجيل الصوتي.</w:t>
+      </w:r>
+    </w:p>
+    <w:p>
+      <w:pPr>
+        <w:bidi/>
+      </w:pPr>
+      <w:r>
+        <w:rPr>
+          <w:rtl/>
+          <w:cs/>
+          <w:lang w:val="ar_AE" w:bidi="ar_AE"/>
+        </w:rPr>
+      </w:r>
+      <w:r>
+        <w:rPr>
+          <w:rtl/>
+          <w:cs/>
+          <w:lang w:val="ar_AE" w:bidi="ar_AE"/>
+        </w:rPr>
+        <w:t xml:space="preserve">إن كلمة </w:t>
+      </w:r>
+      <w:r>
+        <w:rPr>
+          <w:b/>
+          <w:rtl/>
+          <w:cs/>
+          <w:lang w:val="ar_AE" w:bidi="ar_AE"/>
+        </w:rPr>
+        <w:t>المسيح</w:t>
+      </w:r>
+      <w:r>
+        <w:rPr>
+          <w:rtl/>
+          <w:cs/>
+          <w:lang w:val="ar_AE" w:bidi="ar_AE"/>
+        </w:rPr>
+        <w:t xml:space="preserve"> تعني الملك والمخلِّص الخاص الذي وعد اللهُ بإرساله ليُخلِّص الناسَ. استخدموا الكلمة نفسها التي استخدمتوها في المقاطع الأخرى للإشارة إلى المسيح. توجد كلمة </w:t>
+      </w:r>
+      <w:r>
+        <w:rPr>
+          <w:rtl/>
+          <w:cs/>
+          <w:lang w:val="ar_AE" w:bidi="ar_AE"/>
+        </w:rPr>
+        <w:t>المسيح</w:t>
+      </w:r>
+      <w:r>
+        <w:rPr>
+          <w:rtl/>
+          <w:cs/>
+          <w:lang w:val="ar_AE" w:bidi="ar_AE"/>
+        </w:rPr>
+        <w:t xml:space="preserve"> في قاموس الكلمات الرئيسية. </w:t>
+      </w:r>
+    </w:p>
+    <w:p>
+      <w:pPr>
+        <w:bidi/>
+      </w:pPr>
+      <w:r>
+        <w:rPr>
+          <w:rtl/>
+          <w:cs/>
+          <w:lang w:val="ar_AE" w:bidi="ar_AE"/>
+        </w:rPr>
+      </w:r>
+      <w:r>
+        <w:rPr>
+          <w:rtl/>
+          <w:cs/>
+          <w:lang w:val="ar_AE" w:bidi="ar_AE"/>
+        </w:rPr>
+        <w:t xml:space="preserve">حرَّر الربُّ شعبه، بني إسرائيل، من مصر، لكنه لاحقًا أَهلك الذين لم </w:t>
+      </w:r>
+      <w:r>
+        <w:rPr>
+          <w:b/>
+          <w:rtl/>
+          <w:cs/>
+          <w:lang w:val="ar_AE" w:bidi="ar_AE"/>
+        </w:rPr>
+        <w:t>يؤمنوا</w:t>
+      </w:r>
+      <w:r>
+        <w:rPr>
+          <w:rtl/>
+          <w:cs/>
+          <w:lang w:val="ar_AE" w:bidi="ar_AE"/>
+        </w:rPr>
+        <w:t>. إذا آمنتم بشخص ما أو كان لديكم إيمان، فأنتم تؤمنون بأن ما يقوله هذا الشخص عن نفسه صحيح. عندئذ تثقون بذلك الشخص وتتعهدون بأن تفعلوا كل ما يطلبه منكم. لم يؤمن بعض بني إسرائيل بالله، ولم يثقوا به، ولم يطيعوه. لذلك أَهلك اللهُ هؤلاء الإسرائيليين.</w:t>
+      </w:r>
+    </w:p>
+    <w:p>
+      <w:pPr>
+        <w:bidi/>
+      </w:pPr>
+      <w:r>
+        <w:rPr>
+          <w:rtl/>
+          <w:cs/>
+          <w:lang w:val="ar_AE" w:bidi="ar_AE"/>
+        </w:rPr>
+      </w:r>
+      <w:r>
+        <w:rPr>
+          <w:rtl/>
+          <w:cs/>
+          <w:lang w:val="ar_AE" w:bidi="ar_AE"/>
+        </w:rPr>
+        <w:t xml:space="preserve">توقفوا هنا وناقشوا الكلمة التي ستستخدمونها للإشارة إلى الإيمان. استخدموا نفس الكلمة التي استخدمتوها في المقاطع الأخرى. توجد كلمة </w:t>
+      </w:r>
+      <w:r>
+        <w:rPr>
+          <w:rtl/>
+          <w:cs/>
+          <w:lang w:val="ar_AE" w:bidi="ar_AE"/>
+        </w:rPr>
         <w:t>إيمان</w:t>
       </w:r>
       <w:r>
@@ -4677,27 +5355,27 @@
           <w:cs/>
           <w:lang w:val="ar_AE" w:bidi="ar_AE"/>
         </w:rPr>
-        <w:t xml:space="preserve"> في قاموس الكلمات الرئيسية. يستخدم يهوذا كلمةَ إيمان هنا ليتحدث عن كل الأشياء التي يجب على الناس أن يؤمنوا بها بخصوص الله ويسوع. هذه طريقة مختلفة لاستخدام كلمة إيمان عن الاستخدام الذي نَراه في معظم المقاطع الأخرى. يُعتبر المعنى هنا شيئًا مثل "التعاليم الصحيحة،" أو "الأمور الصحيحة التي يجب الإيمان بها."</w:t>
-      </w:r>
-    </w:p>
-    <w:p>
-      <w:pPr>
-        <w:bidi/>
-      </w:pPr>
-      <w:r>
-        <w:rPr>
-          <w:rtl/>
-          <w:cs/>
-          <w:lang w:val="ar_AE" w:bidi="ar_AE"/>
-        </w:rPr>
-      </w:r>
-      <w:r>
-        <w:rPr>
-          <w:rtl/>
-          <w:cs/>
-          <w:lang w:val="ar_AE" w:bidi="ar_AE"/>
-        </w:rPr>
-        <w:t xml:space="preserve">يريد يهوذا من الناس أن </w:t>
+        <w:t xml:space="preserve"> في قاموس الكلمات الرئيسية. أوقفوا سماع هذا التسجيل الصوتي هنا.</w:t>
+      </w:r>
+    </w:p>
+    <w:p>
+      <w:pPr>
+        <w:bidi/>
+      </w:pPr>
+      <w:r>
+        <w:rPr>
+          <w:rtl/>
+          <w:cs/>
+          <w:lang w:val="ar_AE" w:bidi="ar_AE"/>
+        </w:rPr>
+      </w:r>
+      <w:r>
+        <w:rPr>
+          <w:rtl/>
+          <w:cs/>
+          <w:lang w:val="ar_AE" w:bidi="ar_AE"/>
+        </w:rPr>
+        <w:t xml:space="preserve">إن </w:t>
       </w:r>
       <w:r>
         <w:rPr>
@@ -4706,55 +5384,71 @@
           <w:cs/>
           <w:lang w:val="ar_AE" w:bidi="ar_AE"/>
         </w:rPr>
-        <w:t>يحاربوا</w:t>
-      </w:r>
-      <w:r>
-        <w:rPr>
-          <w:rtl/>
-          <w:cs/>
-          <w:lang w:val="ar_AE" w:bidi="ar_AE"/>
-        </w:rPr>
-        <w:t xml:space="preserve"> من أجل الإيمان. هذا لا يعني أن يهوذا يريد من الناس أن يحملوا الأسلحة ويَتقاتلوا مع الآخرين. يريد يهوذا من الناس أن يبذلوا كل ما في وسعهم للتأكد من أن جميع الناس يستمرون في الإيمان بالتعاليم الصحيحة. يقول يهوذا إنه يجب على الناس أن يحاربوا من أجل هذا، لأنه أمر خطير جدًا. إن عبارة مثل "دافعوا عن الإيمان،" أو "دافعوا عن التعاليم الصحيحة،" قد تكون أنسب في لغتكم.</w:t>
-      </w:r>
-    </w:p>
-    <w:p>
-      <w:pPr>
-        <w:bidi/>
-      </w:pPr>
-      <w:r>
-        <w:rPr>
-          <w:rtl/>
-          <w:cs/>
-          <w:lang w:val="ar_AE" w:bidi="ar_AE"/>
-        </w:rPr>
-      </w:r>
-      <w:r>
-        <w:rPr>
-          <w:rtl/>
-          <w:cs/>
-          <w:lang w:val="ar_AE" w:bidi="ar_AE"/>
-        </w:rPr>
-        <w:t>توقفوا هنا وناقشوا كيف ستقولون إن يهوذا يريد من الناس أن "يحاربوا من أجل الإيمان." يمكنكم أن تتذكروا النشاط الذي قمتم به لإظهار فكرة الجهاد من أجل الإيمان في خطوة سابقة. أوقفوا سماع هذا التسجيل الصوتي هنا.</w:t>
-      </w:r>
-    </w:p>
-    <w:p>
-      <w:pPr>
-        <w:bidi/>
-      </w:pPr>
-      <w:r>
-        <w:rPr>
-          <w:rtl/>
-          <w:cs/>
-          <w:lang w:val="ar_AE" w:bidi="ar_AE"/>
-        </w:rPr>
-      </w:r>
-      <w:r>
-        <w:rPr>
-          <w:rtl/>
-          <w:cs/>
-          <w:lang w:val="ar_AE" w:bidi="ar_AE"/>
-        </w:rPr>
-        <w:t xml:space="preserve">يقول يهوذا أيضًا أشياء أخرى عن الإيمان – أو عن الأمور الصحيحة التي يجب الإيمان بها. يقول يهوذا إن الله أَخبر </w:t>
+        <w:t>الملائكة</w:t>
+      </w:r>
+      <w:r>
+        <w:rPr>
+          <w:rtl/>
+          <w:cs/>
+          <w:lang w:val="ar_AE" w:bidi="ar_AE"/>
+        </w:rPr>
+        <w:t xml:space="preserve"> هي كائنات روحية، فائقة للطبيعة، خلقها اللهُ. خَلق اللهُ الملائكةَ ليخدموه وليُقدِّموا في بعض الأحيان رسائله للبشر. عصى بعضُ الملائكةِ اللهَ. صارت هذه الملائكة أرواحًا شريرة.</w:t>
+      </w:r>
+    </w:p>
+    <w:p>
+      <w:pPr>
+        <w:bidi/>
+      </w:pPr>
+      <w:r>
+        <w:rPr>
+          <w:rtl/>
+          <w:cs/>
+          <w:lang w:val="ar_AE" w:bidi="ar_AE"/>
+        </w:rPr>
+      </w:r>
+      <w:r>
+        <w:rPr>
+          <w:rtl/>
+          <w:cs/>
+          <w:lang w:val="ar_AE" w:bidi="ar_AE"/>
+        </w:rPr>
+        <w:t xml:space="preserve">توقفوا هنا وناقشوا الكلمة التي ستستخدمونها للتعبير عن كلمة </w:t>
+      </w:r>
+      <w:r>
+        <w:rPr>
+          <w:rtl/>
+          <w:cs/>
+          <w:lang w:val="ar_AE" w:bidi="ar_AE"/>
+        </w:rPr>
+        <w:t>ملاك</w:t>
+      </w:r>
+      <w:r>
+        <w:rPr>
+          <w:rtl/>
+          <w:cs/>
+          <w:lang w:val="ar_AE" w:bidi="ar_AE"/>
+        </w:rPr>
+        <w:t>. استخدموا نفس الكلمة التي استخدمتوها في المقاطع الأخرى. توجد كلمة ملاك في قاموس الكلمات الرئيسية. توقفوا هنا عن سماع التسجيل الصوتي.</w:t>
+      </w:r>
+    </w:p>
+    <w:p>
+      <w:pPr>
+        <w:bidi/>
+      </w:pPr>
+      <w:r>
+        <w:rPr>
+          <w:rtl/>
+          <w:cs/>
+          <w:lang w:val="ar_AE" w:bidi="ar_AE"/>
+        </w:rPr>
+      </w:r>
+      <w:r>
+        <w:rPr>
+          <w:rtl/>
+          <w:cs/>
+          <w:lang w:val="ar_AE" w:bidi="ar_AE"/>
+        </w:rPr>
+        <w:t xml:space="preserve">أعطى اللهُ للملائكة </w:t>
       </w:r>
       <w:r>
         <w:rPr>
@@ -4763,714 +5457,6 @@
           <w:cs/>
           <w:lang w:val="ar_AE" w:bidi="ar_AE"/>
         </w:rPr>
-        <w:t>القديسين</w:t>
-      </w:r>
-      <w:r>
-        <w:rPr>
-          <w:rtl/>
-          <w:cs/>
-          <w:lang w:val="ar_AE" w:bidi="ar_AE"/>
-        </w:rPr>
-        <w:t xml:space="preserve"> ما هي الأمور الصحيحة التي يجب أن يؤمنوا بها. إن القديسين هم الناس المُقَدَّسون. إن القديسين هم الناس الذين ينتمون إلى الله. هؤلاء هم أتباع يسوع.</w:t>
-      </w:r>
-    </w:p>
-    <w:p>
-      <w:pPr>
-        <w:bidi/>
-      </w:pPr>
-      <w:r>
-        <w:rPr>
-          <w:rtl/>
-          <w:cs/>
-          <w:lang w:val="ar_AE" w:bidi="ar_AE"/>
-        </w:rPr>
-      </w:r>
-      <w:r>
-        <w:rPr>
-          <w:rtl/>
-          <w:cs/>
-          <w:lang w:val="ar_AE" w:bidi="ar_AE"/>
-        </w:rPr>
-        <w:t xml:space="preserve">توقفوا هنا وناقشوا كيف ستقولون في لغتكم إن الله أَخبر </w:t>
-      </w:r>
-      <w:r>
-        <w:rPr>
-          <w:b/>
-          <w:rtl/>
-          <w:cs/>
-          <w:lang w:val="ar_AE" w:bidi="ar_AE"/>
-        </w:rPr>
-        <w:t>القديسين</w:t>
-      </w:r>
-      <w:r>
-        <w:rPr>
-          <w:rtl/>
-          <w:cs/>
-          <w:lang w:val="ar_AE" w:bidi="ar_AE"/>
-        </w:rPr>
-        <w:t xml:space="preserve"> ما هي الأشياء الصحيحة التي يجب أن يؤمنوا بها. استخدموا نفس الكلمة التي استخدمتموها في المقاطع الأخرى للإشارة إلى القديسين. توجد كلمة </w:t>
-      </w:r>
-      <w:r>
-        <w:rPr>
-          <w:b/>
-          <w:rtl/>
-          <w:cs/>
-          <w:lang w:val="ar_AE" w:bidi="ar_AE"/>
-        </w:rPr>
-        <w:t>قديسون</w:t>
-      </w:r>
-      <w:r>
-        <w:rPr>
-          <w:rtl/>
-          <w:cs/>
-          <w:lang w:val="ar_AE" w:bidi="ar_AE"/>
-        </w:rPr>
-        <w:t xml:space="preserve"> في قاموس الكلمات الرئيسية. أوقفوا سماع هذا التسجيل الصوتي هنا.</w:t>
-      </w:r>
-    </w:p>
-    <w:p>
-      <w:pPr>
-        <w:bidi/>
-      </w:pPr>
-      <w:r>
-        <w:rPr>
-          <w:rtl/>
-          <w:cs/>
-          <w:lang w:val="ar_AE" w:bidi="ar_AE"/>
-        </w:rPr>
-      </w:r>
-      <w:r>
-        <w:rPr>
-          <w:rtl/>
-          <w:cs/>
-          <w:lang w:val="ar_AE" w:bidi="ar_AE"/>
-        </w:rPr>
-        <w:t xml:space="preserve">يقول يهوذا إن الأشخاص الذين كانوا يُقدِّمون التعاليم الخاطئة هم </w:t>
-      </w:r>
-      <w:r>
-        <w:rPr>
-          <w:b/>
-          <w:rtl/>
-          <w:cs/>
-          <w:lang w:val="ar_AE" w:bidi="ar_AE"/>
-        </w:rPr>
-        <w:t>فُجَّار</w:t>
-      </w:r>
-      <w:r>
-        <w:rPr>
-          <w:rtl/>
-          <w:cs/>
-          <w:lang w:val="ar_AE" w:bidi="ar_AE"/>
-        </w:rPr>
-        <w:t>. إن الشخص الفاجر لا يهتم بما يقوله الله، ولا يعيش وفقًا لقواعد الله الصالحة.</w:t>
-      </w:r>
-    </w:p>
-    <w:p>
-      <w:pPr>
-        <w:bidi/>
-      </w:pPr>
-      <w:r>
-        <w:rPr>
-          <w:rtl/>
-          <w:cs/>
-          <w:lang w:val="ar_AE" w:bidi="ar_AE"/>
-        </w:rPr>
-      </w:r>
-      <w:r>
-        <w:rPr>
-          <w:rtl/>
-          <w:cs/>
-          <w:lang w:val="ar_AE" w:bidi="ar_AE"/>
-        </w:rPr>
-        <w:t xml:space="preserve">توقفوا هنا وناقشوا الكلمة التي ستستخدمونها للإشارة إلى </w:t>
-      </w:r>
-      <w:r>
-        <w:rPr>
-          <w:b/>
-          <w:rtl/>
-          <w:cs/>
-          <w:lang w:val="ar_AE" w:bidi="ar_AE"/>
-        </w:rPr>
-        <w:t>الفُجَّار</w:t>
-      </w:r>
-      <w:r>
-        <w:rPr>
-          <w:rtl/>
-          <w:cs/>
-          <w:lang w:val="ar_AE" w:bidi="ar_AE"/>
-        </w:rPr>
-        <w:t xml:space="preserve">. استخدموا نفس الكلمة التي استخدمتموها في المقاطع الأخرى. توجد كلمة </w:t>
-      </w:r>
-      <w:r>
-        <w:rPr>
-          <w:b/>
-          <w:rtl/>
-          <w:cs/>
-          <w:lang w:val="ar_AE" w:bidi="ar_AE"/>
-        </w:rPr>
-        <w:t>فاجر</w:t>
-      </w:r>
-      <w:r>
-        <w:rPr>
-          <w:rtl/>
-          <w:cs/>
-          <w:lang w:val="ar_AE" w:bidi="ar_AE"/>
-        </w:rPr>
-        <w:t xml:space="preserve"> في قاموس الكلمات الرئيسية. توقَّفوا هنا عن سماع التسجيل الصوتي.</w:t>
-      </w:r>
-    </w:p>
-    <w:p>
-      <w:pPr>
-        <w:bidi/>
-      </w:pPr>
-      <w:r>
-        <w:rPr>
-          <w:rtl/>
-          <w:cs/>
-          <w:lang w:val="ar_AE" w:bidi="ar_AE"/>
-        </w:rPr>
-      </w:r>
-      <w:r>
-        <w:rPr>
-          <w:rtl/>
-          <w:cs/>
-          <w:lang w:val="ar_AE" w:bidi="ar_AE"/>
-        </w:rPr>
-        <w:t xml:space="preserve">لقد غيَّر هؤلاء الأشخاصُ رسالةَ </w:t>
-      </w:r>
-      <w:r>
-        <w:rPr>
-          <w:b/>
-          <w:rtl/>
-          <w:cs/>
-          <w:lang w:val="ar_AE" w:bidi="ar_AE"/>
-        </w:rPr>
-        <w:t>نعمة</w:t>
-      </w:r>
-      <w:r>
-        <w:rPr>
-          <w:rtl/>
-          <w:cs/>
-          <w:lang w:val="ar_AE" w:bidi="ar_AE"/>
-        </w:rPr>
-        <w:t xml:space="preserve"> الله. عندما يُظهِر لنا أحدهم نعمةً، فإنه يعطينا شيئًا صالحًا لا نستحقه. يُظهر اللهُ نعمته للناس عندما يَغفر لهم خطاياهم ويجعلهم أبناءه. </w:t>
-      </w:r>
-    </w:p>
-    <w:p>
-      <w:pPr>
-        <w:bidi/>
-      </w:pPr>
-      <w:r>
-        <w:rPr>
-          <w:rtl/>
-          <w:cs/>
-          <w:lang w:val="ar_AE" w:bidi="ar_AE"/>
-        </w:rPr>
-      </w:r>
-      <w:r>
-        <w:rPr>
-          <w:rtl/>
-          <w:cs/>
-          <w:lang w:val="ar_AE" w:bidi="ar_AE"/>
-        </w:rPr>
-        <w:t xml:space="preserve">توقفوا هنا وناقشوا الكلمة التي ستستخدمونها للإشارة إلى </w:t>
-      </w:r>
-      <w:r>
-        <w:rPr>
-          <w:b/>
-          <w:rtl/>
-          <w:cs/>
-          <w:lang w:val="ar_AE" w:bidi="ar_AE"/>
-        </w:rPr>
-        <w:t>النعمة</w:t>
-      </w:r>
-      <w:r>
-        <w:rPr>
-          <w:rtl/>
-          <w:cs/>
-          <w:lang w:val="ar_AE" w:bidi="ar_AE"/>
-        </w:rPr>
-        <w:t xml:space="preserve">. استخدموا نفس الكلمة التي استخدمتموها في المقاطع الأخرى. توجد كلمة </w:t>
-      </w:r>
-      <w:r>
-        <w:rPr>
-          <w:b/>
-          <w:rtl/>
-          <w:cs/>
-          <w:lang w:val="ar_AE" w:bidi="ar_AE"/>
-        </w:rPr>
-        <w:t>نعمة</w:t>
-      </w:r>
-      <w:r>
-        <w:rPr>
-          <w:rtl/>
-          <w:cs/>
-          <w:lang w:val="ar_AE" w:bidi="ar_AE"/>
-        </w:rPr>
-        <w:t xml:space="preserve"> في قاموس الكلمات الرئيسية. توقَّفوا هنا عن سماع التسجيل الصوتي.</w:t>
-      </w:r>
-    </w:p>
-    <w:p>
-      <w:pPr>
-        <w:bidi/>
-      </w:pPr>
-      <w:r>
-        <w:rPr>
-          <w:rtl/>
-          <w:cs/>
-          <w:lang w:val="ar_AE" w:bidi="ar_AE"/>
-        </w:rPr>
-      </w:r>
-      <w:r>
-        <w:rPr>
-          <w:rtl/>
-          <w:cs/>
-          <w:lang w:val="ar_AE" w:bidi="ar_AE"/>
-        </w:rPr>
-        <w:t xml:space="preserve">يقول الأشخاص الفُجَّار إنه بسبب أن الله يعطي النعمةَ للناس، يمكن للناس أن يفعلوا ما يريدون. يَعتقد هؤلاء الفُجَّار أن بإمكانهم أن يكونوا </w:t>
-      </w:r>
-      <w:r>
-        <w:rPr>
-          <w:b/>
-          <w:rtl/>
-          <w:cs/>
-          <w:lang w:val="ar_AE" w:bidi="ar_AE"/>
-        </w:rPr>
-        <w:t>مُنحرفين أخلاقيًا</w:t>
-      </w:r>
-      <w:r>
-        <w:rPr>
-          <w:rtl/>
-          <w:cs/>
-          <w:lang w:val="ar_AE" w:bidi="ar_AE"/>
-        </w:rPr>
-        <w:t>، أو يعتقدون أنه يمكنهم أن يخطئوا بحرية. إن الخطية التي يتحدث عنها يهوذا هي بشكلٍ خاص خطية جنسية.</w:t>
-      </w:r>
-    </w:p>
-    <w:p>
-      <w:pPr>
-        <w:bidi/>
-      </w:pPr>
-      <w:r>
-        <w:rPr>
-          <w:rtl/>
-          <w:cs/>
-          <w:lang w:val="ar_AE" w:bidi="ar_AE"/>
-        </w:rPr>
-      </w:r>
-      <w:r>
-        <w:rPr>
-          <w:rtl/>
-          <w:cs/>
-          <w:lang w:val="ar_AE" w:bidi="ar_AE"/>
-        </w:rPr>
-        <w:t xml:space="preserve">توقفوا هنا وناقشوا كيف ستقولون هذا في لغتكم. يوجد تعبير </w:t>
-      </w:r>
-      <w:r>
-        <w:rPr>
-          <w:b/>
-          <w:rtl/>
-          <w:cs/>
-          <w:lang w:val="ar_AE" w:bidi="ar_AE"/>
-        </w:rPr>
-        <w:t>فجور جنسي</w:t>
-      </w:r>
-      <w:r>
-        <w:rPr>
-          <w:rtl/>
-          <w:cs/>
-          <w:lang w:val="ar_AE" w:bidi="ar_AE"/>
-        </w:rPr>
-        <w:t xml:space="preserve"> في قاموس الكلمات الرئيسية. استخدموا نفس الكلمة التي استخدمتموها في المقاطع الأخرى. أوقفوا سماع هذا التسجيل الصوتي هنا.</w:t>
-      </w:r>
-    </w:p>
-    <w:p>
-      <w:pPr>
-        <w:bidi/>
-      </w:pPr>
-      <w:r>
-        <w:rPr>
-          <w:rtl/>
-          <w:cs/>
-          <w:lang w:val="ar_AE" w:bidi="ar_AE"/>
-        </w:rPr>
-      </w:r>
-      <w:r>
-        <w:rPr>
-          <w:rtl/>
-          <w:cs/>
-          <w:lang w:val="ar_AE" w:bidi="ar_AE"/>
-        </w:rPr>
-        <w:t xml:space="preserve">يقول يهوذا إن هؤلاء الأشخاص يُنكرون </w:t>
-      </w:r>
-      <w:r>
-        <w:rPr>
-          <w:b/>
-          <w:rtl/>
-          <w:cs/>
-          <w:lang w:val="ar_AE" w:bidi="ar_AE"/>
-        </w:rPr>
-        <w:t>سيدنا</w:t>
-      </w:r>
-      <w:r>
-        <w:rPr>
-          <w:rtl/>
-          <w:cs/>
-          <w:lang w:val="ar_AE" w:bidi="ar_AE"/>
-        </w:rPr>
-        <w:t xml:space="preserve"> و</w:t>
-      </w:r>
-      <w:r>
-        <w:rPr>
-          <w:b/>
-          <w:rtl/>
-          <w:cs/>
-          <w:lang w:val="ar_AE" w:bidi="ar_AE"/>
-        </w:rPr>
-        <w:t>ربنا</w:t>
-      </w:r>
-      <w:r>
-        <w:rPr>
-          <w:rtl/>
-          <w:cs/>
-          <w:lang w:val="ar_AE" w:bidi="ar_AE"/>
-        </w:rPr>
-        <w:t xml:space="preserve"> الوحيد يسوع المسيح. يُنكر هؤلاء الأشخاص أن يسوع المسيح له سُلطان على هؤلاء الناس. إن كلمتي سيد ورب لهما نفس المعنى. إنهما تصفان شخصًا له السلطة العليا على الآخرين. استخدموا الكلمة نفسها التي استخدمتموها في المقاطع السابقة للإشارة إلى الرب. إذا لم تكن في لغتكم طريقتان مختلفتان لقول السيد، أو الرب، يمكنكم أن تقرروا استخدام كلمة واحدة فقط.</w:t>
-      </w:r>
-    </w:p>
-    <w:p>
-      <w:pPr>
-        <w:bidi/>
-      </w:pPr>
-      <w:r>
-        <w:rPr>
-          <w:rtl/>
-          <w:cs/>
-          <w:lang w:val="ar_AE" w:bidi="ar_AE"/>
-        </w:rPr>
-      </w:r>
-      <w:r>
-        <w:rPr>
-          <w:rtl/>
-          <w:cs/>
-          <w:lang w:val="ar_AE" w:bidi="ar_AE"/>
-        </w:rPr>
-        <w:t xml:space="preserve">توقفوا هنا وناقشوا كيف ستقولون إن يسوع المسيح هو </w:t>
-      </w:r>
-      <w:r>
-        <w:rPr>
-          <w:b/>
-          <w:rtl/>
-          <w:cs/>
-          <w:lang w:val="ar_AE" w:bidi="ar_AE"/>
-        </w:rPr>
-        <w:t>السيد</w:t>
-      </w:r>
-      <w:r>
-        <w:rPr>
-          <w:rtl/>
-          <w:cs/>
-          <w:lang w:val="ar_AE" w:bidi="ar_AE"/>
-        </w:rPr>
-        <w:t xml:space="preserve"> و</w:t>
-      </w:r>
-      <w:r>
-        <w:rPr>
-          <w:b/>
-          <w:rtl/>
-          <w:cs/>
-          <w:lang w:val="ar_AE" w:bidi="ar_AE"/>
-        </w:rPr>
-        <w:t>الرب</w:t>
-      </w:r>
-      <w:r>
-        <w:rPr>
-          <w:rtl/>
-          <w:cs/>
-          <w:lang w:val="ar_AE" w:bidi="ar_AE"/>
-        </w:rPr>
-        <w:t xml:space="preserve"> الوحيد. لا تنسوا أن تقولوا إن يسوع هو السيد والرب </w:t>
-      </w:r>
-      <w:r>
-        <w:rPr>
-          <w:b/>
-          <w:rtl/>
-          <w:cs/>
-          <w:lang w:val="ar_AE" w:bidi="ar_AE"/>
-        </w:rPr>
-        <w:t>الوحيد</w:t>
-      </w:r>
-      <w:r>
-        <w:rPr>
-          <w:rtl/>
-          <w:cs/>
-          <w:lang w:val="ar_AE" w:bidi="ar_AE"/>
-        </w:rPr>
-        <w:t xml:space="preserve">. توجد كلمتا </w:t>
-      </w:r>
-      <w:r>
-        <w:rPr>
-          <w:b/>
-          <w:rtl/>
-          <w:cs/>
-          <w:lang w:val="ar_AE" w:bidi="ar_AE"/>
-        </w:rPr>
-        <w:t>سيد</w:t>
-      </w:r>
-      <w:r>
-        <w:rPr>
-          <w:rtl/>
-          <w:cs/>
-          <w:lang w:val="ar_AE" w:bidi="ar_AE"/>
-        </w:rPr>
-        <w:t xml:space="preserve"> و</w:t>
-      </w:r>
-      <w:r>
-        <w:rPr>
-          <w:b/>
-          <w:rtl/>
-          <w:cs/>
-          <w:lang w:val="ar_AE" w:bidi="ar_AE"/>
-        </w:rPr>
-        <w:t>رب</w:t>
-      </w:r>
-      <w:r>
-        <w:rPr>
-          <w:rtl/>
-          <w:cs/>
-          <w:lang w:val="ar_AE" w:bidi="ar_AE"/>
-        </w:rPr>
-        <w:t xml:space="preserve"> في قاموس الكلمات الرئيسية. استخدموا نفس الكلمة التي استخدمتموها في المقاطع الأخرى. توقَّفوا هنا عن سماع التسجيل الصوتي.</w:t>
-      </w:r>
-    </w:p>
-    <w:p>
-      <w:pPr>
-        <w:bidi/>
-      </w:pPr>
-      <w:r>
-        <w:rPr>
-          <w:rtl/>
-          <w:cs/>
-          <w:lang w:val="ar_AE" w:bidi="ar_AE"/>
-        </w:rPr>
-      </w:r>
-      <w:r>
-        <w:rPr>
-          <w:rtl/>
-          <w:cs/>
-          <w:lang w:val="ar_AE" w:bidi="ar_AE"/>
-        </w:rPr>
-        <w:t xml:space="preserve">إن كلمة </w:t>
-      </w:r>
-      <w:r>
-        <w:rPr>
-          <w:b/>
-          <w:rtl/>
-          <w:cs/>
-          <w:lang w:val="ar_AE" w:bidi="ar_AE"/>
-        </w:rPr>
-        <w:t>المسيح</w:t>
-      </w:r>
-      <w:r>
-        <w:rPr>
-          <w:rtl/>
-          <w:cs/>
-          <w:lang w:val="ar_AE" w:bidi="ar_AE"/>
-        </w:rPr>
-        <w:t xml:space="preserve"> تعني الملك والمخلِّص الخاص الذي وعد اللهُ بإرساله ليُخلِّص الناسَ. استخدموا الكلمة نفسها التي استخدمتوها في المقاطع الأخرى للإشارة إلى المسيح. توجد كلمة </w:t>
-      </w:r>
-      <w:r>
-        <w:rPr>
-          <w:b/>
-          <w:rtl/>
-          <w:cs/>
-          <w:lang w:val="ar_AE" w:bidi="ar_AE"/>
-        </w:rPr>
-        <w:t>المسيح</w:t>
-      </w:r>
-      <w:r>
-        <w:rPr>
-          <w:rtl/>
-          <w:cs/>
-          <w:lang w:val="ar_AE" w:bidi="ar_AE"/>
-        </w:rPr>
-        <w:t xml:space="preserve"> في قاموس الكلمات الرئيسية. </w:t>
-      </w:r>
-    </w:p>
-    <w:p>
-      <w:pPr>
-        <w:bidi/>
-      </w:pPr>
-      <w:r>
-        <w:rPr>
-          <w:rtl/>
-          <w:cs/>
-          <w:lang w:val="ar_AE" w:bidi="ar_AE"/>
-        </w:rPr>
-      </w:r>
-      <w:r>
-        <w:rPr>
-          <w:rtl/>
-          <w:cs/>
-          <w:lang w:val="ar_AE" w:bidi="ar_AE"/>
-        </w:rPr>
-        <w:t xml:space="preserve">حرَّر الربُّ شعبه، بني إسرائيل، من مصر، لكنه لاحقًا أَهلك الذين لم </w:t>
-      </w:r>
-      <w:r>
-        <w:rPr>
-          <w:b/>
-          <w:rtl/>
-          <w:cs/>
-          <w:lang w:val="ar_AE" w:bidi="ar_AE"/>
-        </w:rPr>
-        <w:t>يؤمنوا</w:t>
-      </w:r>
-      <w:r>
-        <w:rPr>
-          <w:rtl/>
-          <w:cs/>
-          <w:lang w:val="ar_AE" w:bidi="ar_AE"/>
-        </w:rPr>
-        <w:t>. إذا آمنتم بشخص ما أو كان لديكم إيمان، فأنتم تؤمنون بأن ما يقوله هذا الشخص عن نفسه صحيح. عندئذ تثقون بذلك الشخص وتتعهدون بأن تفعلوا كل ما يطلبه منكم. لم يؤمن بعض بني إسرائيل بالله، ولم يثقوا به، ولم يطيعوه. لذلك أَهلك اللهُ هؤلاء الإسرائيليين.</w:t>
-      </w:r>
-    </w:p>
-    <w:p>
-      <w:pPr>
-        <w:bidi/>
-      </w:pPr>
-      <w:r>
-        <w:rPr>
-          <w:rtl/>
-          <w:cs/>
-          <w:lang w:val="ar_AE" w:bidi="ar_AE"/>
-        </w:rPr>
-      </w:r>
-      <w:r>
-        <w:rPr>
-          <w:rtl/>
-          <w:cs/>
-          <w:lang w:val="ar_AE" w:bidi="ar_AE"/>
-        </w:rPr>
-        <w:t xml:space="preserve">توقفوا هنا وناقشوا الكلمة التي ستستخدمونها للإشارة إلى الإيمان. استخدموا نفس الكلمة التي استخدمتوها في المقاطع الأخرى. توجد كلمة </w:t>
-      </w:r>
-      <w:r>
-        <w:rPr>
-          <w:b/>
-          <w:rtl/>
-          <w:cs/>
-          <w:lang w:val="ar_AE" w:bidi="ar_AE"/>
-        </w:rPr>
-        <w:t>إيمان</w:t>
-      </w:r>
-      <w:r>
-        <w:rPr>
-          <w:rtl/>
-          <w:cs/>
-          <w:lang w:val="ar_AE" w:bidi="ar_AE"/>
-        </w:rPr>
-        <w:t xml:space="preserve"> في قاموس الكلمات الرئيسية. أوقفوا سماع هذا التسجيل الصوتي هنا.</w:t>
-      </w:r>
-    </w:p>
-    <w:p>
-      <w:pPr>
-        <w:bidi/>
-      </w:pPr>
-      <w:r>
-        <w:rPr>
-          <w:rtl/>
-          <w:cs/>
-          <w:lang w:val="ar_AE" w:bidi="ar_AE"/>
-        </w:rPr>
-      </w:r>
-      <w:r>
-        <w:rPr>
-          <w:rtl/>
-          <w:cs/>
-          <w:lang w:val="ar_AE" w:bidi="ar_AE"/>
-        </w:rPr>
-        <w:t xml:space="preserve">إن </w:t>
-      </w:r>
-      <w:r>
-        <w:rPr>
-          <w:b/>
-          <w:rtl/>
-          <w:cs/>
-          <w:lang w:val="ar_AE" w:bidi="ar_AE"/>
-        </w:rPr>
-        <w:t>الملائكة</w:t>
-      </w:r>
-      <w:r>
-        <w:rPr>
-          <w:rtl/>
-          <w:cs/>
-          <w:lang w:val="ar_AE" w:bidi="ar_AE"/>
-        </w:rPr>
-        <w:t xml:space="preserve"> هي كائنات روحية، فائقة للطبيعة، خلقها اللهُ. خَلق اللهُ الملائكةَ ليخدموه وليُقدِّموا في بعض الأحيان رسائله للبشر. عصى بعضُ الملائكةِ اللهَ. صارت هذه الملائكة أرواحًا شريرة.</w:t>
-      </w:r>
-    </w:p>
-    <w:p>
-      <w:pPr>
-        <w:bidi/>
-      </w:pPr>
-      <w:r>
-        <w:rPr>
-          <w:rtl/>
-          <w:cs/>
-          <w:lang w:val="ar_AE" w:bidi="ar_AE"/>
-        </w:rPr>
-      </w:r>
-      <w:r>
-        <w:rPr>
-          <w:rtl/>
-          <w:cs/>
-          <w:lang w:val="ar_AE" w:bidi="ar_AE"/>
-        </w:rPr>
-        <w:t xml:space="preserve">توقفوا هنا وناقشوا الكلمة التي ستستخدمونها للتعبير عن كلمة </w:t>
-      </w:r>
-      <w:r>
-        <w:rPr>
-          <w:b/>
-          <w:rtl/>
-          <w:cs/>
-          <w:lang w:val="ar_AE" w:bidi="ar_AE"/>
-        </w:rPr>
-        <w:t>ملاك</w:t>
-      </w:r>
-      <w:r>
-        <w:rPr>
-          <w:rtl/>
-          <w:cs/>
-          <w:lang w:val="ar_AE" w:bidi="ar_AE"/>
-        </w:rPr>
-        <w:t>. استخدموا نفس الكلمة التي استخدمتوها في المقاطع الأخرى. توجد كلمة ملاك في قاموس الكلمات الرئيسية. توقفوا هنا عن سماع التسجيل الصوتي.</w:t>
-      </w:r>
-    </w:p>
-    <w:p>
-      <w:pPr>
-        <w:bidi/>
-      </w:pPr>
-      <w:r>
-        <w:rPr>
-          <w:rtl/>
-          <w:cs/>
-          <w:lang w:val="ar_AE" w:bidi="ar_AE"/>
-        </w:rPr>
-      </w:r>
-      <w:r>
-        <w:rPr>
-          <w:rtl/>
-          <w:cs/>
-          <w:lang w:val="ar_AE" w:bidi="ar_AE"/>
-        </w:rPr>
-        <w:t xml:space="preserve">أعطى اللهُ للملائكة </w:t>
-      </w:r>
-      <w:r>
-        <w:rPr>
-          <w:b/>
-          <w:rtl/>
-          <w:cs/>
-          <w:lang w:val="ar_AE" w:bidi="ar_AE"/>
-        </w:rPr>
         <w:t>سلطانًا</w:t>
       </w:r>
       <w:r>
@@ -5503,7 +5489,6 @@
       </w:r>
       <w:r>
         <w:rPr>
-          <w:b/>
           <w:rtl/>
           <w:cs/>
           <w:lang w:val="ar_AE" w:bidi="ar_AE"/>
@@ -8094,40 +8079,56 @@
       </w:r>
       <w:r>
         <w:rPr>
+          <w:rtl/>
+          <w:cs/>
+          <w:lang w:val="ar_AE" w:bidi="ar_AE"/>
+        </w:rPr>
+        <w:t>حُلم</w:t>
+      </w:r>
+      <w:r>
+        <w:rPr>
+          <w:rtl/>
+          <w:cs/>
+          <w:lang w:val="ar_AE" w:bidi="ar_AE"/>
+        </w:rPr>
+        <w:t xml:space="preserve"> في قاموس الكلمات الرئيسية. استخدموا نفس الكلمة التي استخدمتموها في المقاطع الأخرى.</w:t>
+      </w:r>
+    </w:p>
+    <w:p>
+      <w:pPr>
+        <w:bidi/>
+      </w:pPr>
+      <w:r>
+        <w:rPr>
+          <w:rtl/>
+          <w:cs/>
+          <w:lang w:val="ar_AE" w:bidi="ar_AE"/>
+        </w:rPr>
+      </w:r>
+      <w:r>
+        <w:rPr>
+          <w:rtl/>
+          <w:cs/>
+          <w:lang w:val="ar_AE" w:bidi="ar_AE"/>
+        </w:rPr>
+        <w:t xml:space="preserve">يقول يهوذا إن المعلمين الكَذَبة </w:t>
+      </w:r>
+      <w:r>
+        <w:rPr>
           <w:b/>
           <w:rtl/>
           <w:cs/>
           <w:lang w:val="ar_AE" w:bidi="ar_AE"/>
         </w:rPr>
-        <w:t>حُلم</w:t>
-      </w:r>
-      <w:r>
-        <w:rPr>
-          <w:rtl/>
-          <w:cs/>
-          <w:lang w:val="ar_AE" w:bidi="ar_AE"/>
-        </w:rPr>
-        <w:t xml:space="preserve"> في قاموس الكلمات الرئيسية. استخدموا نفس الكلمة التي استخدمتموها في المقاطع الأخرى.</w:t>
-      </w:r>
-    </w:p>
-    <w:p>
-      <w:pPr>
-        <w:bidi/>
-      </w:pPr>
-      <w:r>
-        <w:rPr>
-          <w:rtl/>
-          <w:cs/>
-          <w:lang w:val="ar_AE" w:bidi="ar_AE"/>
-        </w:rPr>
-      </w:r>
-      <w:r>
-        <w:rPr>
-          <w:rtl/>
-          <w:cs/>
-          <w:lang w:val="ar_AE" w:bidi="ar_AE"/>
-        </w:rPr>
-        <w:t xml:space="preserve">يقول يهوذا إن المعلمين الكَذَبة </w:t>
+        <w:t>يُلوِّثون أجسادهم</w:t>
+      </w:r>
+      <w:r>
+        <w:rPr>
+          <w:rtl/>
+          <w:cs/>
+          <w:lang w:val="ar_AE" w:bidi="ar_AE"/>
+        </w:rPr>
+        <w:t xml:space="preserve">، أو </w:t>
       </w:r>
       <w:r>
         <w:rPr>
@@ -8136,15 +8137,15 @@
           <w:cs/>
           <w:lang w:val="ar_AE" w:bidi="ar_AE"/>
         </w:rPr>
-        <w:t>يُلوِّثون أجسادهم</w:t>
-      </w:r>
-      <w:r>
-        <w:rPr>
-          <w:rtl/>
-          <w:cs/>
-          <w:lang w:val="ar_AE" w:bidi="ar_AE"/>
-        </w:rPr>
-        <w:t xml:space="preserve">، أو </w:t>
+        <w:t>يجعلون أجسادهم قذرة</w:t>
+      </w:r>
+      <w:r>
+        <w:rPr>
+          <w:rtl/>
+          <w:cs/>
+          <w:lang w:val="ar_AE" w:bidi="ar_AE"/>
+        </w:rPr>
+        <w:t xml:space="preserve">. هذه هي طريقة يهوذا ليقول إن هؤلاء المعلمين يرتكبون خطايا جنسية. لأن هؤلاء الأشخاص يرتكبون خطايا جنسية، أصبحت أجسادهم </w:t>
       </w:r>
       <w:r>
         <w:rPr>
@@ -8153,15 +8154,71 @@
           <w:cs/>
           <w:lang w:val="ar_AE" w:bidi="ar_AE"/>
         </w:rPr>
-        <w:t>يجعلون أجسادهم قذرة</w:t>
-      </w:r>
-      <w:r>
-        <w:rPr>
-          <w:rtl/>
-          <w:cs/>
-          <w:lang w:val="ar_AE" w:bidi="ar_AE"/>
-        </w:rPr>
-        <w:t xml:space="preserve">. هذه هي طريقة يهوذا ليقول إن هؤلاء المعلمين يرتكبون خطايا جنسية. لأن هؤلاء الأشخاص يرتكبون خطايا جنسية، أصبحت أجسادهم </w:t>
+        <w:t>نجسة</w:t>
+      </w:r>
+      <w:r>
+        <w:rPr>
+          <w:rtl/>
+          <w:cs/>
+          <w:lang w:val="ar_AE" w:bidi="ar_AE"/>
+        </w:rPr>
+        <w:t>. هذا يعني أن أجساد هؤلاء الأشخاص غير مناسبة لعبادة الله.</w:t>
+      </w:r>
+    </w:p>
+    <w:p>
+      <w:pPr>
+        <w:bidi/>
+      </w:pPr>
+      <w:r>
+        <w:rPr>
+          <w:rtl/>
+          <w:cs/>
+          <w:lang w:val="ar_AE" w:bidi="ar_AE"/>
+        </w:rPr>
+      </w:r>
+      <w:r>
+        <w:rPr>
+          <w:rtl/>
+          <w:cs/>
+          <w:lang w:val="ar_AE" w:bidi="ar_AE"/>
+        </w:rPr>
+        <w:t xml:space="preserve">توقفوا هنا وناقشوا كيف ستصفون هذا الأمر في ترجمتكم. قد يساعدكم الاستماع إلى شرح كلمة </w:t>
+      </w:r>
+      <w:r>
+        <w:rPr>
+          <w:rtl/>
+          <w:cs/>
+          <w:lang w:val="ar_AE" w:bidi="ar_AE"/>
+        </w:rPr>
+        <w:t>نجس</w:t>
+      </w:r>
+      <w:r>
+        <w:rPr>
+          <w:rtl/>
+          <w:cs/>
+          <w:lang w:val="ar_AE" w:bidi="ar_AE"/>
+        </w:rPr>
+        <w:t xml:space="preserve"> في قاموس الكلمات الرئيسية. توقَّفوا هنا عن سماع التسجيل الصوتي.</w:t>
+      </w:r>
+    </w:p>
+    <w:p>
+      <w:pPr>
+        <w:bidi/>
+      </w:pPr>
+      <w:r>
+        <w:rPr>
+          <w:rtl/>
+          <w:cs/>
+          <w:lang w:val="ar_AE" w:bidi="ar_AE"/>
+        </w:rPr>
+      </w:r>
+      <w:r>
+        <w:rPr>
+          <w:rtl/>
+          <w:cs/>
+          <w:lang w:val="ar_AE" w:bidi="ar_AE"/>
+        </w:rPr>
+        <w:t xml:space="preserve">يرفض المعلمون الكَذَبة </w:t>
       </w:r>
       <w:r>
         <w:rPr>
@@ -8170,35 +8227,51 @@
           <w:cs/>
           <w:lang w:val="ar_AE" w:bidi="ar_AE"/>
         </w:rPr>
-        <w:t>نجسة</w:t>
-      </w:r>
-      <w:r>
-        <w:rPr>
-          <w:rtl/>
-          <w:cs/>
-          <w:lang w:val="ar_AE" w:bidi="ar_AE"/>
-        </w:rPr>
-        <w:t>. هذا يعني أن أجساد هؤلاء الأشخاص غير مناسبة لعبادة الله.</w:t>
-      </w:r>
-    </w:p>
-    <w:p>
-      <w:pPr>
-        <w:bidi/>
-      </w:pPr>
-      <w:r>
-        <w:rPr>
-          <w:rtl/>
-          <w:cs/>
-          <w:lang w:val="ar_AE" w:bidi="ar_AE"/>
-        </w:rPr>
-      </w:r>
-      <w:r>
-        <w:rPr>
-          <w:rtl/>
-          <w:cs/>
-          <w:lang w:val="ar_AE" w:bidi="ar_AE"/>
-        </w:rPr>
-        <w:t xml:space="preserve">توقفوا هنا وناقشوا كيف ستصفون هذا الأمر في ترجمتكم. قد يساعدكم الاستماع إلى شرح كلمة </w:t>
+        <w:t>السيادة</w:t>
+      </w:r>
+      <w:r>
+        <w:rPr>
+          <w:rtl/>
+          <w:cs/>
+          <w:lang w:val="ar_AE" w:bidi="ar_AE"/>
+        </w:rPr>
+        <w:t xml:space="preserve">. هذا يعني أن المعلمين لا يَقبلون أن الله هو سيِّدهم، ولا يريدون أن يستمعوا إلى الله. قد يعني هذا أيضًا أن المعلمين لا يريدون أن يستمعوا إلى أي شخص يقول لهم ما يجب أن يفعلوه. استخدموا الكلمة أو العبارة نفسها التي استخدمتموها في المقاطع الأخرى للإشارة إلى السلطان. توجد كلمة </w:t>
+      </w:r>
+      <w:r>
+        <w:rPr>
+          <w:rtl/>
+          <w:cs/>
+          <w:lang w:val="ar_AE" w:bidi="ar_AE"/>
+        </w:rPr>
+        <w:t>سلطان</w:t>
+      </w:r>
+      <w:r>
+        <w:rPr>
+          <w:rtl/>
+          <w:cs/>
+          <w:lang w:val="ar_AE" w:bidi="ar_AE"/>
+        </w:rPr>
+        <w:t xml:space="preserve"> في قاموس الكلمات الرئيسية.</w:t>
+      </w:r>
+    </w:p>
+    <w:p>
+      <w:pPr>
+        <w:bidi/>
+      </w:pPr>
+      <w:r>
+        <w:rPr>
+          <w:rtl/>
+          <w:cs/>
+          <w:lang w:val="ar_AE" w:bidi="ar_AE"/>
+        </w:rPr>
+      </w:r>
+      <w:r>
+        <w:rPr>
+          <w:rtl/>
+          <w:cs/>
+          <w:lang w:val="ar_AE" w:bidi="ar_AE"/>
+        </w:rPr>
+        <w:t xml:space="preserve">يقول المعلمون الكَذَبة أشياء سيئة عن الملائكة. يَصف يهوذا الملائكةَ بأنها </w:t>
       </w:r>
       <w:r>
         <w:rPr>
@@ -8207,7 +8280,76 @@
           <w:cs/>
           <w:lang w:val="ar_AE" w:bidi="ar_AE"/>
         </w:rPr>
-        <w:t>نجس</w:t>
+        <w:t>كائنات مجيدة</w:t>
+      </w:r>
+      <w:r>
+        <w:rPr>
+          <w:rtl/>
+          <w:cs/>
+          <w:lang w:val="ar_AE" w:bidi="ar_AE"/>
+        </w:rPr>
+        <w:t>. يدعوهم يهوذا مجيدين لأن الملائكة تنتمي إلى السماء حيث يَسكن الله بكل جلاله وبهائه.</w:t>
+      </w:r>
+    </w:p>
+    <w:p>
+      <w:pPr>
+        <w:bidi/>
+      </w:pPr>
+      <w:r>
+        <w:rPr>
+          <w:rtl/>
+          <w:cs/>
+          <w:lang w:val="ar_AE" w:bidi="ar_AE"/>
+        </w:rPr>
+      </w:r>
+      <w:r>
+        <w:rPr>
+          <w:rtl/>
+          <w:cs/>
+          <w:lang w:val="ar_AE" w:bidi="ar_AE"/>
+        </w:rPr>
+        <w:t xml:space="preserve">توقفوا هنا وناقشوا كيف ستعبِّرون عن هذه </w:t>
+      </w:r>
+      <w:r>
+        <w:rPr>
+          <w:b/>
+          <w:rtl/>
+          <w:cs/>
+          <w:lang w:val="ar_AE" w:bidi="ar_AE"/>
+        </w:rPr>
+        <w:t>الكائنات المجيدة</w:t>
+      </w:r>
+      <w:r>
+        <w:rPr>
+          <w:rtl/>
+          <w:cs/>
+          <w:lang w:val="ar_AE" w:bidi="ar_AE"/>
+        </w:rPr>
+        <w:t xml:space="preserve">، أو الملائكة. توجد كلمة </w:t>
+      </w:r>
+      <w:r>
+        <w:rPr>
+          <w:rtl/>
+          <w:cs/>
+          <w:lang w:val="ar_AE" w:bidi="ar_AE"/>
+        </w:rPr>
+        <w:t>ملاك</w:t>
+      </w:r>
+      <w:r>
+        <w:rPr>
+          <w:rtl/>
+          <w:cs/>
+          <w:lang w:val="ar_AE" w:bidi="ar_AE"/>
+        </w:rPr>
+        <w:t xml:space="preserve"> وكلمة </w:t>
+      </w:r>
+      <w:r>
+        <w:rPr>
+          <w:rtl/>
+          <w:cs/>
+          <w:lang w:val="ar_AE" w:bidi="ar_AE"/>
+        </w:rPr>
+        <w:t>مجد</w:t>
       </w:r>
       <w:r>
         <w:rPr>
@@ -8235,7 +8377,7 @@
           <w:cs/>
           <w:lang w:val="ar_AE" w:bidi="ar_AE"/>
         </w:rPr>
-        <w:t xml:space="preserve">يرفض المعلمون الكَذَبة </w:t>
+        <w:t xml:space="preserve">يتحدث يهوذا عن ملاك خاص يُدعى ميخائيل. إن ميخائيل </w:t>
       </w:r>
       <w:r>
         <w:rPr>
@@ -8244,15 +8386,71 @@
           <w:cs/>
           <w:lang w:val="ar_AE" w:bidi="ar_AE"/>
         </w:rPr>
-        <w:t>السيادة</w:t>
-      </w:r>
-      <w:r>
-        <w:rPr>
-          <w:rtl/>
-          <w:cs/>
-          <w:lang w:val="ar_AE" w:bidi="ar_AE"/>
-        </w:rPr>
-        <w:t xml:space="preserve">. هذا يعني أن المعلمين لا يَقبلون أن الله هو سيِّدهم، ولا يريدون أن يستمعوا إلى الله. قد يعني هذا أيضًا أن المعلمين لا يريدون أن يستمعوا إلى أي شخص يقول لهم ما يجب أن يفعلوه. استخدموا الكلمة أو العبارة نفسها التي استخدمتموها في المقاطع الأخرى للإشارة إلى السلطان. توجد كلمة </w:t>
+        <w:t>رئيسٌ للملائكة</w:t>
+      </w:r>
+      <w:r>
+        <w:rPr>
+          <w:rtl/>
+          <w:cs/>
+          <w:lang w:val="ar_AE" w:bidi="ar_AE"/>
+        </w:rPr>
+        <w:t>، مما يعني أن ميخائيل ملاكٌ مهمٌ جدًا وله سلطان خاص.</w:t>
+      </w:r>
+    </w:p>
+    <w:p>
+      <w:pPr>
+        <w:bidi/>
+      </w:pPr>
+      <w:r>
+        <w:rPr>
+          <w:rtl/>
+          <w:cs/>
+          <w:lang w:val="ar_AE" w:bidi="ar_AE"/>
+        </w:rPr>
+      </w:r>
+      <w:r>
+        <w:rPr>
+          <w:rtl/>
+          <w:cs/>
+          <w:lang w:val="ar_AE" w:bidi="ar_AE"/>
+        </w:rPr>
+        <w:t xml:space="preserve">توقفوا هنا وناقشوا كيف ستصفون هذا الملاك الخاص. توجد كلمة </w:t>
+      </w:r>
+      <w:r>
+        <w:rPr>
+          <w:rtl/>
+          <w:cs/>
+          <w:lang w:val="ar_AE" w:bidi="ar_AE"/>
+        </w:rPr>
+        <w:t>ملاك</w:t>
+      </w:r>
+      <w:r>
+        <w:rPr>
+          <w:rtl/>
+          <w:cs/>
+          <w:lang w:val="ar_AE" w:bidi="ar_AE"/>
+        </w:rPr>
+        <w:t xml:space="preserve"> في قاموس الكلمات الرئيسية. توقَّفوا هنا عن سماع التسجيل الصوتي.</w:t>
+      </w:r>
+    </w:p>
+    <w:p>
+      <w:pPr>
+        <w:bidi/>
+      </w:pPr>
+      <w:r>
+        <w:rPr>
+          <w:rtl/>
+          <w:cs/>
+          <w:lang w:val="ar_AE" w:bidi="ar_AE"/>
+        </w:rPr>
+      </w:r>
+      <w:r>
+        <w:rPr>
+          <w:rtl/>
+          <w:cs/>
+          <w:lang w:val="ar_AE" w:bidi="ar_AE"/>
+        </w:rPr>
+        <w:t xml:space="preserve">حتى ميخائيل لم </w:t>
       </w:r>
       <w:r>
         <w:rPr>
@@ -8261,7 +8459,96 @@
           <w:cs/>
           <w:lang w:val="ar_AE" w:bidi="ar_AE"/>
         </w:rPr>
-        <w:t>سلطان</w:t>
+        <w:t>يفترِ</w:t>
+      </w:r>
+      <w:r>
+        <w:rPr>
+          <w:rtl/>
+          <w:cs/>
+          <w:lang w:val="ar_AE" w:bidi="ar_AE"/>
+        </w:rPr>
+        <w:t xml:space="preserve"> على الشيطان، أو يجدف عليه، لكن الفجار يَفترون على القوى الروحية. إن الافتراء أو التجديف يعني أن يقول الشخص أشياء سيئة عن أحدهم.</w:t>
+      </w:r>
+    </w:p>
+    <w:p>
+      <w:pPr>
+        <w:bidi/>
+      </w:pPr>
+      <w:r>
+        <w:rPr>
+          <w:rtl/>
+          <w:cs/>
+          <w:lang w:val="ar_AE" w:bidi="ar_AE"/>
+        </w:rPr>
+      </w:r>
+      <w:r>
+        <w:rPr>
+          <w:rtl/>
+          <w:cs/>
+          <w:lang w:val="ar_AE" w:bidi="ar_AE"/>
+        </w:rPr>
+        <w:t xml:space="preserve">توقفوا هنا وناقشوا كيف ستقولون هذا في لغتكم. استخدموا الكلمة نفسها التي استخدمتموها في أسفار أخرى في الكتاب المُقدَّس للإشارة إلى الافتراء، أو التجديف. توجد كلمة </w:t>
+      </w:r>
+      <w:r>
+        <w:rPr>
+          <w:rtl/>
+          <w:cs/>
+          <w:lang w:val="ar_AE" w:bidi="ar_AE"/>
+        </w:rPr>
+        <w:t>تجديف</w:t>
+      </w:r>
+      <w:r>
+        <w:rPr>
+          <w:rtl/>
+          <w:cs/>
+          <w:lang w:val="ar_AE" w:bidi="ar_AE"/>
+        </w:rPr>
+        <w:t xml:space="preserve"> في قاموس الكلمات الرئيسية. توقَّفوا هنا عن سماع التسجيل الصوتي.</w:t>
+      </w:r>
+    </w:p>
+    <w:p>
+      <w:pPr>
+        <w:bidi/>
+      </w:pPr>
+      <w:r>
+        <w:rPr>
+          <w:rtl/>
+          <w:cs/>
+          <w:lang w:val="ar_AE" w:bidi="ar_AE"/>
+        </w:rPr>
+      </w:r>
+      <w:r>
+        <w:rPr>
+          <w:rtl/>
+          <w:cs/>
+          <w:lang w:val="ar_AE" w:bidi="ar_AE"/>
+        </w:rPr>
+        <w:t xml:space="preserve">قال ميخائيل لإبليس: "لينتهرك </w:t>
+      </w:r>
+      <w:r>
+        <w:rPr>
+          <w:b/>
+          <w:rtl/>
+          <w:cs/>
+          <w:lang w:val="ar_AE" w:bidi="ar_AE"/>
+        </w:rPr>
+        <w:t>الرب</w:t>
+      </w:r>
+      <w:r>
+        <w:rPr>
+          <w:rtl/>
+          <w:cs/>
+          <w:lang w:val="ar_AE" w:bidi="ar_AE"/>
+        </w:rPr>
+        <w:t xml:space="preserve">!" تشير كلمة الرب إلى الله أو يسوع. كلمة رب تعني الشخص الذي يتمتع بالسلطة العُليا على الآخرين. استخدموا الكلمة نفسها التي استخدمتموها في المقاطع السابقة للإشارة إلى الرب. توجد كلمة </w:t>
+      </w:r>
+      <w:r>
+        <w:rPr>
+          <w:rtl/>
+          <w:cs/>
+          <w:lang w:val="ar_AE" w:bidi="ar_AE"/>
+        </w:rPr>
+        <w:t>رب</w:t>
       </w:r>
       <w:r>
         <w:rPr>
@@ -8285,48 +8572,56 @@
       </w:r>
       <w:r>
         <w:rPr>
-          <w:rtl/>
-          <w:cs/>
-          <w:lang w:val="ar_AE" w:bidi="ar_AE"/>
-        </w:rPr>
-        <w:t xml:space="preserve">يقول المعلمون الكَذَبة أشياء سيئة عن الملائكة. يَصف يهوذا الملائكةَ بأنها </w:t>
-      </w:r>
-      <w:r>
-        <w:rPr>
           <w:b/>
           <w:rtl/>
           <w:cs/>
           <w:lang w:val="ar_AE" w:bidi="ar_AE"/>
         </w:rPr>
-        <w:t>كائنات مجيدة</w:t>
-      </w:r>
-      <w:r>
-        <w:rPr>
-          <w:rtl/>
-          <w:cs/>
-          <w:lang w:val="ar_AE" w:bidi="ar_AE"/>
-        </w:rPr>
-        <w:t>. يدعوهم يهوذا مجيدين لأن الملائكة تنتمي إلى السماء حيث يَسكن الله بكل جلاله وبهائه.</w:t>
-      </w:r>
-    </w:p>
-    <w:p>
-      <w:pPr>
-        <w:bidi/>
-      </w:pPr>
-      <w:r>
-        <w:rPr>
-          <w:rtl/>
-          <w:cs/>
-          <w:lang w:val="ar_AE" w:bidi="ar_AE"/>
-        </w:rPr>
-      </w:r>
-      <w:r>
-        <w:rPr>
-          <w:rtl/>
-          <w:cs/>
-          <w:lang w:val="ar_AE" w:bidi="ar_AE"/>
-        </w:rPr>
-        <w:t xml:space="preserve">توقفوا هنا وناقشوا كيف ستعبِّرون عن هذه </w:t>
+        <w:t>إبليس</w:t>
+      </w:r>
+      <w:r>
+        <w:rPr>
+          <w:rtl/>
+          <w:cs/>
+          <w:lang w:val="ar_AE" w:bidi="ar_AE"/>
+        </w:rPr>
+        <w:t xml:space="preserve"> هو رئيس كل الأرواح الشريرة، لقد خَلق اللهُ كل ما هو موجود، لذلك الله هو الذي خَلق أيضًا جميع الأرواح. خَلق اللهُ الأرواحَ الصالحة، كالملائكة، ليقوموا العمل الذي يُكلِّفهم به. لكن بعض الملائكة تمردوا على الله، فصاروا أرواحًا شريرة. إن أقوى روح شرير يُدعى إبليس أو </w:t>
+      </w:r>
+      <w:r>
+        <w:rPr>
+          <w:rtl/>
+          <w:cs/>
+          <w:lang w:val="ar_AE" w:bidi="ar_AE"/>
+        </w:rPr>
+        <w:t>الشيطان</w:t>
+      </w:r>
+      <w:r>
+        <w:rPr>
+          <w:rtl/>
+          <w:cs/>
+          <w:lang w:val="ar_AE" w:bidi="ar_AE"/>
+        </w:rPr>
+        <w:t>.</w:t>
+      </w:r>
+    </w:p>
+    <w:p>
+      <w:pPr>
+        <w:bidi/>
+      </w:pPr>
+      <w:r>
+        <w:rPr>
+          <w:rtl/>
+          <w:cs/>
+          <w:lang w:val="ar_AE" w:bidi="ar_AE"/>
+        </w:rPr>
+      </w:r>
+      <w:r>
+        <w:rPr>
+          <w:rtl/>
+          <w:cs/>
+          <w:lang w:val="ar_AE" w:bidi="ar_AE"/>
+        </w:rPr>
+        <w:t xml:space="preserve">توقفوا هنا وناقشوا الكلمة التي ستستخدمونها للإشارة إلى </w:t>
       </w:r>
       <w:r>
         <w:rPr>
@@ -8335,271 +8630,6 @@
           <w:cs/>
           <w:lang w:val="ar_AE" w:bidi="ar_AE"/>
         </w:rPr>
-        <w:t>الكائنات المجيدة</w:t>
-      </w:r>
-      <w:r>
-        <w:rPr>
-          <w:rtl/>
-          <w:cs/>
-          <w:lang w:val="ar_AE" w:bidi="ar_AE"/>
-        </w:rPr>
-        <w:t xml:space="preserve">، أو الملائكة. توجد كلمة </w:t>
-      </w:r>
-      <w:r>
-        <w:rPr>
-          <w:b/>
-          <w:rtl/>
-          <w:cs/>
-          <w:lang w:val="ar_AE" w:bidi="ar_AE"/>
-        </w:rPr>
-        <w:t>ملاك</w:t>
-      </w:r>
-      <w:r>
-        <w:rPr>
-          <w:rtl/>
-          <w:cs/>
-          <w:lang w:val="ar_AE" w:bidi="ar_AE"/>
-        </w:rPr>
-        <w:t xml:space="preserve"> وكلمة </w:t>
-      </w:r>
-      <w:r>
-        <w:rPr>
-          <w:b/>
-          <w:rtl/>
-          <w:cs/>
-          <w:lang w:val="ar_AE" w:bidi="ar_AE"/>
-        </w:rPr>
-        <w:t>مجد</w:t>
-      </w:r>
-      <w:r>
-        <w:rPr>
-          <w:rtl/>
-          <w:cs/>
-          <w:lang w:val="ar_AE" w:bidi="ar_AE"/>
-        </w:rPr>
-        <w:t xml:space="preserve"> في قاموس الكلمات الرئيسية. توقَّفوا هنا عن سماع التسجيل الصوتي.</w:t>
-      </w:r>
-    </w:p>
-    <w:p>
-      <w:pPr>
-        <w:bidi/>
-      </w:pPr>
-      <w:r>
-        <w:rPr>
-          <w:rtl/>
-          <w:cs/>
-          <w:lang w:val="ar_AE" w:bidi="ar_AE"/>
-        </w:rPr>
-      </w:r>
-      <w:r>
-        <w:rPr>
-          <w:rtl/>
-          <w:cs/>
-          <w:lang w:val="ar_AE" w:bidi="ar_AE"/>
-        </w:rPr>
-        <w:t xml:space="preserve">يتحدث يهوذا عن ملاك خاص يُدعى ميخائيل. إن ميخائيل </w:t>
-      </w:r>
-      <w:r>
-        <w:rPr>
-          <w:b/>
-          <w:rtl/>
-          <w:cs/>
-          <w:lang w:val="ar_AE" w:bidi="ar_AE"/>
-        </w:rPr>
-        <w:t>رئيسٌ للملائكة</w:t>
-      </w:r>
-      <w:r>
-        <w:rPr>
-          <w:rtl/>
-          <w:cs/>
-          <w:lang w:val="ar_AE" w:bidi="ar_AE"/>
-        </w:rPr>
-        <w:t>، مما يعني أن ميخائيل ملاكٌ مهمٌ جدًا وله سلطان خاص.</w:t>
-      </w:r>
-    </w:p>
-    <w:p>
-      <w:pPr>
-        <w:bidi/>
-      </w:pPr>
-      <w:r>
-        <w:rPr>
-          <w:rtl/>
-          <w:cs/>
-          <w:lang w:val="ar_AE" w:bidi="ar_AE"/>
-        </w:rPr>
-      </w:r>
-      <w:r>
-        <w:rPr>
-          <w:rtl/>
-          <w:cs/>
-          <w:lang w:val="ar_AE" w:bidi="ar_AE"/>
-        </w:rPr>
-        <w:t xml:space="preserve">توقفوا هنا وناقشوا كيف ستصفون هذا الملاك الخاص. توجد كلمة </w:t>
-      </w:r>
-      <w:r>
-        <w:rPr>
-          <w:b/>
-          <w:rtl/>
-          <w:cs/>
-          <w:lang w:val="ar_AE" w:bidi="ar_AE"/>
-        </w:rPr>
-        <w:t>ملاك</w:t>
-      </w:r>
-      <w:r>
-        <w:rPr>
-          <w:rtl/>
-          <w:cs/>
-          <w:lang w:val="ar_AE" w:bidi="ar_AE"/>
-        </w:rPr>
-        <w:t xml:space="preserve"> في قاموس الكلمات الرئيسية. توقَّفوا هنا عن سماع التسجيل الصوتي.</w:t>
-      </w:r>
-    </w:p>
-    <w:p>
-      <w:pPr>
-        <w:bidi/>
-      </w:pPr>
-      <w:r>
-        <w:rPr>
-          <w:rtl/>
-          <w:cs/>
-          <w:lang w:val="ar_AE" w:bidi="ar_AE"/>
-        </w:rPr>
-      </w:r>
-      <w:r>
-        <w:rPr>
-          <w:rtl/>
-          <w:cs/>
-          <w:lang w:val="ar_AE" w:bidi="ar_AE"/>
-        </w:rPr>
-        <w:t xml:space="preserve">حتى ميخائيل لم </w:t>
-      </w:r>
-      <w:r>
-        <w:rPr>
-          <w:b/>
-          <w:rtl/>
-          <w:cs/>
-          <w:lang w:val="ar_AE" w:bidi="ar_AE"/>
-        </w:rPr>
-        <w:t>يفترِ</w:t>
-      </w:r>
-      <w:r>
-        <w:rPr>
-          <w:rtl/>
-          <w:cs/>
-          <w:lang w:val="ar_AE" w:bidi="ar_AE"/>
-        </w:rPr>
-        <w:t xml:space="preserve"> على الشيطان، أو يجدف عليه، لكن الفجار يَفترون على القوى الروحية. إن الافتراء أو التجديف يعني أن يقول الشخص أشياء سيئة عن أحدهم.</w:t>
-      </w:r>
-    </w:p>
-    <w:p>
-      <w:pPr>
-        <w:bidi/>
-      </w:pPr>
-      <w:r>
-        <w:rPr>
-          <w:rtl/>
-          <w:cs/>
-          <w:lang w:val="ar_AE" w:bidi="ar_AE"/>
-        </w:rPr>
-      </w:r>
-      <w:r>
-        <w:rPr>
-          <w:rtl/>
-          <w:cs/>
-          <w:lang w:val="ar_AE" w:bidi="ar_AE"/>
-        </w:rPr>
-        <w:t xml:space="preserve">توقفوا هنا وناقشوا كيف ستقولون هذا في لغتكم. استخدموا الكلمة نفسها التي استخدمتموها في أسفار أخرى في الكتاب المُقدَّس للإشارة إلى الافتراء، أو التجديف. توجد كلمة </w:t>
-      </w:r>
-      <w:r>
-        <w:rPr>
-          <w:b/>
-          <w:rtl/>
-          <w:cs/>
-          <w:lang w:val="ar_AE" w:bidi="ar_AE"/>
-        </w:rPr>
-        <w:t>تجديف</w:t>
-      </w:r>
-      <w:r>
-        <w:rPr>
-          <w:rtl/>
-          <w:cs/>
-          <w:lang w:val="ar_AE" w:bidi="ar_AE"/>
-        </w:rPr>
-        <w:t xml:space="preserve"> في قاموس الكلمات الرئيسية. توقَّفوا هنا عن سماع التسجيل الصوتي.</w:t>
-      </w:r>
-    </w:p>
-    <w:p>
-      <w:pPr>
-        <w:bidi/>
-      </w:pPr>
-      <w:r>
-        <w:rPr>
-          <w:rtl/>
-          <w:cs/>
-          <w:lang w:val="ar_AE" w:bidi="ar_AE"/>
-        </w:rPr>
-      </w:r>
-      <w:r>
-        <w:rPr>
-          <w:rtl/>
-          <w:cs/>
-          <w:lang w:val="ar_AE" w:bidi="ar_AE"/>
-        </w:rPr>
-        <w:t xml:space="preserve">قال ميخائيل لإبليس: "لينتهرك </w:t>
-      </w:r>
-      <w:r>
-        <w:rPr>
-          <w:b/>
-          <w:rtl/>
-          <w:cs/>
-          <w:lang w:val="ar_AE" w:bidi="ar_AE"/>
-        </w:rPr>
-        <w:t>الرب</w:t>
-      </w:r>
-      <w:r>
-        <w:rPr>
-          <w:rtl/>
-          <w:cs/>
-          <w:lang w:val="ar_AE" w:bidi="ar_AE"/>
-        </w:rPr>
-        <w:t xml:space="preserve">!" تشير كلمة الرب إلى الله أو يسوع. كلمة رب تعني الشخص الذي يتمتع بالسلطة العُليا على الآخرين. استخدموا الكلمة نفسها التي استخدمتموها في المقاطع السابقة للإشارة إلى الرب. توجد كلمة </w:t>
-      </w:r>
-      <w:r>
-        <w:rPr>
-          <w:b/>
-          <w:rtl/>
-          <w:cs/>
-          <w:lang w:val="ar_AE" w:bidi="ar_AE"/>
-        </w:rPr>
-        <w:t>رب</w:t>
-      </w:r>
-      <w:r>
-        <w:rPr>
-          <w:rtl/>
-          <w:cs/>
-          <w:lang w:val="ar_AE" w:bidi="ar_AE"/>
-        </w:rPr>
-        <w:t xml:space="preserve"> في قاموس الكلمات الرئيسية.</w:t>
-      </w:r>
-    </w:p>
-    <w:p>
-      <w:pPr>
-        <w:bidi/>
-      </w:pPr>
-      <w:r>
-        <w:rPr>
-          <w:rtl/>
-          <w:cs/>
-          <w:lang w:val="ar_AE" w:bidi="ar_AE"/>
-        </w:rPr>
-      </w:r>
-      <w:r>
-        <w:rPr>
-          <w:b/>
-          <w:rtl/>
-          <w:cs/>
-          <w:lang w:val="ar_AE" w:bidi="ar_AE"/>
-        </w:rPr>
         <w:t>إبليس</w:t>
       </w:r>
       <w:r>
@@ -8608,65 +8638,10 @@
           <w:cs/>
           <w:lang w:val="ar_AE" w:bidi="ar_AE"/>
         </w:rPr>
-        <w:t xml:space="preserve"> هو رئيس كل الأرواح الشريرة، لقد خَلق اللهُ كل ما هو موجود، لذلك الله هو الذي خَلق أيضًا جميع الأرواح. خَلق اللهُ الأرواحَ الصالحة، كالملائكة، ليقوموا العمل الذي يُكلِّفهم به. لكن بعض الملائكة تمردوا على الله، فصاروا أرواحًا شريرة. إن أقوى روح شرير يُدعى إبليس أو </w:t>
-      </w:r>
-      <w:r>
-        <w:rPr>
-          <w:b/>
-          <w:rtl/>
-          <w:cs/>
-          <w:lang w:val="ar_AE" w:bidi="ar_AE"/>
-        </w:rPr>
-        <w:t>الشيطان</w:t>
-      </w:r>
-      <w:r>
-        <w:rPr>
-          <w:rtl/>
-          <w:cs/>
-          <w:lang w:val="ar_AE" w:bidi="ar_AE"/>
-        </w:rPr>
-        <w:t>.</w:t>
-      </w:r>
-    </w:p>
-    <w:p>
-      <w:pPr>
-        <w:bidi/>
-      </w:pPr>
-      <w:r>
-        <w:rPr>
-          <w:rtl/>
-          <w:cs/>
-          <w:lang w:val="ar_AE" w:bidi="ar_AE"/>
-        </w:rPr>
-      </w:r>
-      <w:r>
-        <w:rPr>
-          <w:rtl/>
-          <w:cs/>
-          <w:lang w:val="ar_AE" w:bidi="ar_AE"/>
-        </w:rPr>
-        <w:t xml:space="preserve">توقفوا هنا وناقشوا الكلمة التي ستستخدمونها للإشارة إلى </w:t>
-      </w:r>
-      <w:r>
-        <w:rPr>
-          <w:b/>
-          <w:rtl/>
-          <w:cs/>
-          <w:lang w:val="ar_AE" w:bidi="ar_AE"/>
-        </w:rPr>
-        <w:t>إبليس</w:t>
-      </w:r>
-      <w:r>
-        <w:rPr>
-          <w:rtl/>
-          <w:cs/>
-          <w:lang w:val="ar_AE" w:bidi="ar_AE"/>
-        </w:rPr>
         <w:t xml:space="preserve">. استخدموا الكلمة ذاتها التي استخدمتموها في أسفار أخرى من الكتاب المُقَدَّس. توجد كلمة </w:t>
       </w:r>
       <w:r>
         <w:rPr>
-          <w:b/>
           <w:rtl/>
           <w:cs/>
           <w:lang w:val="ar_AE" w:bidi="ar_AE"/>
@@ -9264,7 +9239,6 @@
       </w:r>
       <w:r>
         <w:rPr>
-          <w:b/>
           <w:rtl/>
           <w:cs/>
           <w:lang w:val="ar_AE" w:bidi="ar_AE"/>
@@ -9321,7 +9295,6 @@
       </w:r>
       <w:r>
         <w:rPr>
-          <w:b/>
           <w:rtl/>
           <w:cs/>
           <w:lang w:val="ar_AE" w:bidi="ar_AE"/>
@@ -9438,7 +9411,6 @@
       </w:r>
       <w:r>
         <w:rPr>
-          <w:b/>
           <w:rtl/>
           <w:cs/>
           <w:lang w:val="ar_AE" w:bidi="ar_AE"/>
@@ -11215,12 +11187,192 @@
       </w:r>
       <w:r>
         <w:rPr>
+          <w:rtl/>
+          <w:cs/>
+          <w:lang w:val="ar_AE" w:bidi="ar_AE"/>
+        </w:rPr>
+        <w:t>الراعي</w:t>
+      </w:r>
+      <w:r>
+        <w:rPr>
+          <w:rtl/>
+          <w:cs/>
+          <w:lang w:val="ar_AE" w:bidi="ar_AE"/>
+        </w:rPr>
+        <w:t xml:space="preserve"> في قاموس الكلمات الرئيسية. أوقفوا سماع هذا التسجيل الصوتي هنا.</w:t>
+      </w:r>
+    </w:p>
+    <w:p>
+      <w:pPr>
+        <w:bidi/>
+      </w:pPr>
+      <w:r>
+        <w:rPr>
+          <w:rtl/>
+          <w:cs/>
+          <w:lang w:val="ar_AE" w:bidi="ar_AE"/>
+        </w:rPr>
+      </w:r>
+      <w:r>
+        <w:rPr>
+          <w:rtl/>
+          <w:cs/>
+          <w:lang w:val="ar_AE" w:bidi="ar_AE"/>
+        </w:rPr>
+        <w:t xml:space="preserve">يُشبِّه يهوذا المعلمين الكَذَبة </w:t>
+      </w:r>
+      <w:r>
+        <w:rPr>
           <w:b/>
           <w:rtl/>
           <w:cs/>
           <w:lang w:val="ar_AE" w:bidi="ar_AE"/>
         </w:rPr>
-        <w:t>الراعي</w:t>
+        <w:t>بالأمواج</w:t>
+      </w:r>
+      <w:r>
+        <w:rPr>
+          <w:rtl/>
+          <w:cs/>
+          <w:lang w:val="ar_AE" w:bidi="ar_AE"/>
+        </w:rPr>
+        <w:t xml:space="preserve"> التي تُلقي </w:t>
+      </w:r>
+      <w:r>
+        <w:rPr>
+          <w:b/>
+          <w:rtl/>
+          <w:cs/>
+          <w:lang w:val="ar_AE" w:bidi="ar_AE"/>
+        </w:rPr>
+        <w:t>الرغوة</w:t>
+      </w:r>
+      <w:r>
+        <w:rPr>
+          <w:rtl/>
+          <w:cs/>
+          <w:lang w:val="ar_AE" w:bidi="ar_AE"/>
+        </w:rPr>
+        <w:t xml:space="preserve"> على الشاطئ. الرغوة هي طبقة رقيقة جدًا من الفقاعات البيضاء التي يمكن أن تبقى لفترة قصيرة بعد أن تَلمس موجةٌ من البحر الشاطئ.</w:t>
+      </w:r>
+    </w:p>
+    <w:p>
+      <w:pPr>
+        <w:bidi/>
+      </w:pPr>
+      <w:r>
+        <w:rPr>
+          <w:rtl/>
+          <w:cs/>
+          <w:lang w:val="ar_AE" w:bidi="ar_AE"/>
+        </w:rPr>
+      </w:r>
+      <w:r>
+        <w:rPr>
+          <w:rtl/>
+          <w:cs/>
+          <w:lang w:val="ar_AE" w:bidi="ar_AE"/>
+        </w:rPr>
+        <w:t xml:space="preserve">توقفوا هنا وناقشوا كيف ستصفون هذا الأمر في ترجمتكم. إذا لزم الأمر، راجعوا صورةً أو فيديو </w:t>
+      </w:r>
+      <w:r>
+        <w:rPr>
+          <w:rtl/>
+          <w:cs/>
+          <w:lang w:val="ar_AE" w:bidi="ar_AE"/>
+        </w:rPr>
+        <w:t>للأمواج</w:t>
+      </w:r>
+      <w:r>
+        <w:rPr>
+          <w:rtl/>
+          <w:cs/>
+          <w:lang w:val="ar_AE" w:bidi="ar_AE"/>
+        </w:rPr>
+        <w:t xml:space="preserve"> مرة أخرى. أوقفوا سماع هذا التسجيل الصوتي هنا.</w:t>
+      </w:r>
+    </w:p>
+    <w:p>
+      <w:pPr>
+        <w:bidi/>
+      </w:pPr>
+      <w:r>
+        <w:rPr>
+          <w:rtl/>
+          <w:cs/>
+          <w:lang w:val="ar_AE" w:bidi="ar_AE"/>
+        </w:rPr>
+      </w:r>
+      <w:r>
+        <w:rPr>
+          <w:rtl/>
+          <w:cs/>
+          <w:lang w:val="ar_AE" w:bidi="ar_AE"/>
+        </w:rPr>
+        <w:t xml:space="preserve">قال يهوذا إن أخنوخ </w:t>
+      </w:r>
+      <w:r>
+        <w:rPr>
+          <w:b/>
+          <w:rtl/>
+          <w:cs/>
+          <w:lang w:val="ar_AE" w:bidi="ar_AE"/>
+        </w:rPr>
+        <w:t>تنبأ</w:t>
+      </w:r>
+      <w:r>
+        <w:rPr>
+          <w:rtl/>
+          <w:cs/>
+          <w:lang w:val="ar_AE" w:bidi="ar_AE"/>
+        </w:rPr>
+        <w:t xml:space="preserve"> عما سيَحدث لهؤلاء المعلمين الكَذَبة. إذا قلتم إن شيئًا ما سيحدث في المستقبل، فإنكم تتنبأون. كان أخنوخ يَعرف ما سيحدث لهؤلاء المعلمين الكَذَبة لأن الله أخبره.</w:t>
+      </w:r>
+    </w:p>
+    <w:p>
+      <w:pPr>
+        <w:bidi/>
+      </w:pPr>
+      <w:r>
+        <w:rPr>
+          <w:rtl/>
+          <w:cs/>
+          <w:lang w:val="ar_AE" w:bidi="ar_AE"/>
+        </w:rPr>
+      </w:r>
+      <w:r>
+        <w:rPr>
+          <w:rtl/>
+          <w:cs/>
+          <w:lang w:val="ar_AE" w:bidi="ar_AE"/>
+        </w:rPr>
+        <w:t xml:space="preserve">توقفوا هنا وناقشوا كيف ستقولون إن أخنوخ </w:t>
+      </w:r>
+      <w:r>
+        <w:rPr>
+          <w:b/>
+          <w:rtl/>
+          <w:cs/>
+          <w:lang w:val="ar_AE" w:bidi="ar_AE"/>
+        </w:rPr>
+        <w:t>تنبأ</w:t>
+      </w:r>
+      <w:r>
+        <w:rPr>
+          <w:rtl/>
+          <w:cs/>
+          <w:lang w:val="ar_AE" w:bidi="ar_AE"/>
+        </w:rPr>
+        <w:t xml:space="preserve">. توجد كلمة </w:t>
+      </w:r>
+      <w:r>
+        <w:rPr>
+          <w:b/>
+          <w:rtl/>
+          <w:cs/>
+          <w:lang w:val="ar_AE" w:bidi="ar_AE"/>
+        </w:rPr>
+        <w:t>نبوة</w:t>
       </w:r>
       <w:r>
         <w:rPr>
@@ -11248,7 +11400,7 @@
           <w:cs/>
           <w:lang w:val="ar_AE" w:bidi="ar_AE"/>
         </w:rPr>
-        <w:t xml:space="preserve">يُشبِّه يهوذا المعلمين الكَذَبة </w:t>
+        <w:t xml:space="preserve">وفقًا ليهوذا، قال أخنوخ: "إن </w:t>
       </w:r>
       <w:r>
         <w:rPr>
@@ -11257,15 +11409,51 @@
           <w:cs/>
           <w:lang w:val="ar_AE" w:bidi="ar_AE"/>
         </w:rPr>
-        <w:t>بالأمواج</w:t>
-      </w:r>
-      <w:r>
-        <w:rPr>
-          <w:rtl/>
-          <w:cs/>
-          <w:lang w:val="ar_AE" w:bidi="ar_AE"/>
-        </w:rPr>
-        <w:t xml:space="preserve"> التي تُلقي </w:t>
+        <w:t>الرب</w:t>
+      </w:r>
+      <w:r>
+        <w:rPr>
+          <w:rtl/>
+          <w:cs/>
+          <w:lang w:val="ar_AE" w:bidi="ar_AE"/>
+        </w:rPr>
+        <w:t xml:space="preserve"> قادم." تشير كلمة الرب إلى الله أو يسوع. إن كلمة الرب تعني الشخص الذي لديه السلطة العُليا على الآخرين. استخدموا الكلمة نفسها التي استخدمتموها في المقاطع السابقة للإشارة إلى الرب. توجد كلمة </w:t>
+      </w:r>
+      <w:r>
+        <w:rPr>
+          <w:rtl/>
+          <w:cs/>
+          <w:lang w:val="ar_AE" w:bidi="ar_AE"/>
+        </w:rPr>
+        <w:t>رب</w:t>
+      </w:r>
+      <w:r>
+        <w:rPr>
+          <w:rtl/>
+          <w:cs/>
+          <w:lang w:val="ar_AE" w:bidi="ar_AE"/>
+        </w:rPr>
+        <w:t xml:space="preserve"> في قاموس الكلمات الرئيسية.</w:t>
+      </w:r>
+    </w:p>
+    <w:p>
+      <w:pPr>
+        <w:bidi/>
+      </w:pPr>
+      <w:r>
+        <w:rPr>
+          <w:rtl/>
+          <w:cs/>
+          <w:lang w:val="ar_AE" w:bidi="ar_AE"/>
+        </w:rPr>
+      </w:r>
+      <w:r>
+        <w:rPr>
+          <w:rtl/>
+          <w:cs/>
+          <w:lang w:val="ar_AE" w:bidi="ar_AE"/>
+        </w:rPr>
+        <w:t xml:space="preserve">قال أخنوخ: "سيأتي الرب مع </w:t>
       </w:r>
       <w:r>
         <w:rPr>
@@ -11274,35 +11462,15 @@
           <w:cs/>
           <w:lang w:val="ar_AE" w:bidi="ar_AE"/>
         </w:rPr>
-        <w:t>الرغوة</w:t>
-      </w:r>
-      <w:r>
-        <w:rPr>
-          <w:rtl/>
-          <w:cs/>
-          <w:lang w:val="ar_AE" w:bidi="ar_AE"/>
-        </w:rPr>
-        <w:t xml:space="preserve"> على الشاطئ. الرغوة هي طبقة رقيقة جدًا من الفقاعات البيضاء التي يمكن أن تبقى لفترة قصيرة بعد أن تَلمس موجةٌ من البحر الشاطئ.</w:t>
-      </w:r>
-    </w:p>
-    <w:p>
-      <w:pPr>
-        <w:bidi/>
-      </w:pPr>
-      <w:r>
-        <w:rPr>
-          <w:rtl/>
-          <w:cs/>
-          <w:lang w:val="ar_AE" w:bidi="ar_AE"/>
-        </w:rPr>
-      </w:r>
-      <w:r>
-        <w:rPr>
-          <w:rtl/>
-          <w:cs/>
-          <w:lang w:val="ar_AE" w:bidi="ar_AE"/>
-        </w:rPr>
-        <w:t xml:space="preserve">توقفوا هنا وناقشوا كيف ستصفون هذا الأمر في ترجمتكم. إذا لزم الأمر، راجعوا صورةً أو فيديو </w:t>
+        <w:t>ربوات</w:t>
+      </w:r>
+      <w:r>
+        <w:rPr>
+          <w:rtl/>
+          <w:cs/>
+          <w:lang w:val="ar_AE" w:bidi="ar_AE"/>
+        </w:rPr>
+        <w:t xml:space="preserve"> </w:t>
       </w:r>
       <w:r>
         <w:rPr>
@@ -11311,35 +11479,87 @@
           <w:cs/>
           <w:lang w:val="ar_AE" w:bidi="ar_AE"/>
         </w:rPr>
-        <w:t>للأمواج</w:t>
-      </w:r>
-      <w:r>
-        <w:rPr>
-          <w:rtl/>
-          <w:cs/>
-          <w:lang w:val="ar_AE" w:bidi="ar_AE"/>
-        </w:rPr>
-        <w:t xml:space="preserve"> مرة أخرى. أوقفوا سماع هذا التسجيل الصوتي هنا.</w:t>
-      </w:r>
-    </w:p>
-    <w:p>
-      <w:pPr>
-        <w:bidi/>
-      </w:pPr>
-      <w:r>
-        <w:rPr>
-          <w:rtl/>
-          <w:cs/>
-          <w:lang w:val="ar_AE" w:bidi="ar_AE"/>
-        </w:rPr>
-      </w:r>
-      <w:r>
-        <w:rPr>
-          <w:rtl/>
-          <w:cs/>
-          <w:lang w:val="ar_AE" w:bidi="ar_AE"/>
-        </w:rPr>
-        <w:t xml:space="preserve">قال يهوذا إن أخنوخ </w:t>
+        <w:t>قديسيه</w:t>
+      </w:r>
+      <w:r>
+        <w:rPr>
+          <w:rtl/>
+          <w:cs/>
+          <w:lang w:val="ar_AE" w:bidi="ar_AE"/>
+        </w:rPr>
+        <w:t xml:space="preserve">." إن كلمة ربوات تعني عددًا كبيرًا. ربما تُشير كلمة قديسيه هنا إلى </w:t>
+      </w:r>
+      <w:r>
+        <w:rPr>
+          <w:rtl/>
+          <w:cs/>
+          <w:lang w:val="ar_AE" w:bidi="ar_AE"/>
+        </w:rPr>
+        <w:t>الملائكة</w:t>
+      </w:r>
+      <w:r>
+        <w:rPr>
+          <w:rtl/>
+          <w:cs/>
+          <w:lang w:val="ar_AE" w:bidi="ar_AE"/>
+        </w:rPr>
+        <w:t xml:space="preserve">. إن الملائكة قديسون لأنهم ينتمون إلى الله. توجد كلمة </w:t>
+      </w:r>
+      <w:r>
+        <w:rPr>
+          <w:rtl/>
+          <w:cs/>
+          <w:lang w:val="ar_AE" w:bidi="ar_AE"/>
+        </w:rPr>
+        <w:t>قدوس</w:t>
+      </w:r>
+      <w:r>
+        <w:rPr>
+          <w:rtl/>
+          <w:cs/>
+          <w:lang w:val="ar_AE" w:bidi="ar_AE"/>
+        </w:rPr>
+        <w:t xml:space="preserve"> في قاموس الكلمات الرئيسية. استخدموا نفس الكلمة التي استخدمتموها في المقاطع السابقة.</w:t>
+      </w:r>
+    </w:p>
+    <w:p>
+      <w:pPr>
+        <w:bidi/>
+      </w:pPr>
+      <w:r>
+        <w:rPr>
+          <w:rtl/>
+          <w:cs/>
+          <w:lang w:val="ar_AE" w:bidi="ar_AE"/>
+        </w:rPr>
+      </w:r>
+      <w:r>
+        <w:rPr>
+          <w:rtl/>
+          <w:cs/>
+          <w:lang w:val="ar_AE" w:bidi="ar_AE"/>
+        </w:rPr>
+        <w:t>توقفوا هنا وناقشوا كيف ستقولون "عددًا كبيرًا من القديسين،" أو "عددًا كبيرًا من الملائكة القديسين." أوقفوا سماع هذا التسجيل الصوتي هنا.</w:t>
+      </w:r>
+    </w:p>
+    <w:p>
+      <w:pPr>
+        <w:bidi/>
+      </w:pPr>
+      <w:r>
+        <w:rPr>
+          <w:rtl/>
+          <w:cs/>
+          <w:lang w:val="ar_AE" w:bidi="ar_AE"/>
+        </w:rPr>
+      </w:r>
+      <w:r>
+        <w:rPr>
+          <w:rtl/>
+          <w:cs/>
+          <w:lang w:val="ar_AE" w:bidi="ar_AE"/>
+        </w:rPr>
+        <w:t xml:space="preserve">عندما سيأتي الرب، </w:t>
       </w:r>
       <w:r>
         <w:rPr>
@@ -11348,35 +11568,15 @@
           <w:cs/>
           <w:lang w:val="ar_AE" w:bidi="ar_AE"/>
         </w:rPr>
-        <w:t>تنبأ</w:t>
-      </w:r>
-      <w:r>
-        <w:rPr>
-          <w:rtl/>
-          <w:cs/>
-          <w:lang w:val="ar_AE" w:bidi="ar_AE"/>
-        </w:rPr>
-        <w:t xml:space="preserve"> عما سيَحدث لهؤلاء المعلمين الكَذَبة. إذا قلتم إن شيئًا ما سيحدث في المستقبل، فإنكم تتنبأون. كان أخنوخ يَعرف ما سيحدث لهؤلاء المعلمين الكَذَبة لأن الله أخبره.</w:t>
-      </w:r>
-    </w:p>
-    <w:p>
-      <w:pPr>
-        <w:bidi/>
-      </w:pPr>
-      <w:r>
-        <w:rPr>
-          <w:rtl/>
-          <w:cs/>
-          <w:lang w:val="ar_AE" w:bidi="ar_AE"/>
-        </w:rPr>
-      </w:r>
-      <w:r>
-        <w:rPr>
-          <w:rtl/>
-          <w:cs/>
-          <w:lang w:val="ar_AE" w:bidi="ar_AE"/>
-        </w:rPr>
-        <w:t xml:space="preserve">توقفوا هنا وناقشوا كيف ستقولون إن أخنوخ </w:t>
+        <w:t>سيُحاكِم</w:t>
+      </w:r>
+      <w:r>
+        <w:rPr>
+          <w:rtl/>
+          <w:cs/>
+          <w:lang w:val="ar_AE" w:bidi="ar_AE"/>
+        </w:rPr>
+        <w:t xml:space="preserve"> الربُ الجميعَ. أن يَدين يعني أن يُقرِّر ما إذا كان الشخص مذنبًا أم لا. سوف </w:t>
       </w:r>
       <w:r>
         <w:rPr>
@@ -11385,15 +11585,71 @@
           <w:cs/>
           <w:lang w:val="ar_AE" w:bidi="ar_AE"/>
         </w:rPr>
-        <w:t>تنبأ</w:t>
-      </w:r>
-      <w:r>
-        <w:rPr>
-          <w:rtl/>
-          <w:cs/>
-          <w:lang w:val="ar_AE" w:bidi="ar_AE"/>
-        </w:rPr>
-        <w:t xml:space="preserve">. توجد كلمة </w:t>
+        <w:t>يَدين</w:t>
+      </w:r>
+      <w:r>
+        <w:rPr>
+          <w:rtl/>
+          <w:cs/>
+          <w:lang w:val="ar_AE" w:bidi="ar_AE"/>
+        </w:rPr>
+        <w:t xml:space="preserve"> الربُ الجميع على أفعالهم الفاجرة. عندما يدين أحدهم شخصًا، فإنه يقول إنه مُذنب ويجب أن يُعاقَب.</w:t>
+      </w:r>
+    </w:p>
+    <w:p>
+      <w:pPr>
+        <w:bidi/>
+      </w:pPr>
+      <w:r>
+        <w:rPr>
+          <w:rtl/>
+          <w:cs/>
+          <w:lang w:val="ar_AE" w:bidi="ar_AE"/>
+        </w:rPr>
+      </w:r>
+      <w:r>
+        <w:rPr>
+          <w:rtl/>
+          <w:cs/>
+          <w:lang w:val="ar_AE" w:bidi="ar_AE"/>
+        </w:rPr>
+        <w:t xml:space="preserve">توقفوا هنا وناقشوا الكلمات التي ستستخدمونها للإشارة إلى هذه المصطلحات. توجد كلمة </w:t>
+      </w:r>
+      <w:r>
+        <w:rPr>
+          <w:rtl/>
+          <w:cs/>
+          <w:lang w:val="ar_AE" w:bidi="ar_AE"/>
+        </w:rPr>
+        <w:t>يَدين</w:t>
+      </w:r>
+      <w:r>
+        <w:rPr>
+          <w:rtl/>
+          <w:cs/>
+          <w:lang w:val="ar_AE" w:bidi="ar_AE"/>
+        </w:rPr>
+        <w:t xml:space="preserve"> في قاموس الكلمات الرئيسية. أوقفوا سماع هذا التسجيل الصوتي هنا.</w:t>
+      </w:r>
+    </w:p>
+    <w:p>
+      <w:pPr>
+        <w:bidi/>
+      </w:pPr>
+      <w:r>
+        <w:rPr>
+          <w:rtl/>
+          <w:cs/>
+          <w:lang w:val="ar_AE" w:bidi="ar_AE"/>
+        </w:rPr>
+      </w:r>
+      <w:r>
+        <w:rPr>
+          <w:rtl/>
+          <w:cs/>
+          <w:lang w:val="ar_AE" w:bidi="ar_AE"/>
+        </w:rPr>
+        <w:t xml:space="preserve">إن الله سيَدين البشر بسبب أفعالهم أو أعمالهم </w:t>
       </w:r>
       <w:r>
         <w:rPr>
@@ -11402,35 +11658,15 @@
           <w:cs/>
           <w:lang w:val="ar_AE" w:bidi="ar_AE"/>
         </w:rPr>
-        <w:t>نبوة</w:t>
-      </w:r>
-      <w:r>
-        <w:rPr>
-          <w:rtl/>
-          <w:cs/>
-          <w:lang w:val="ar_AE" w:bidi="ar_AE"/>
-        </w:rPr>
-        <w:t xml:space="preserve"> في قاموس الكلمات الرئيسية. أوقفوا سماع هذا التسجيل الصوتي هنا.</w:t>
-      </w:r>
-    </w:p>
-    <w:p>
-      <w:pPr>
-        <w:bidi/>
-      </w:pPr>
-      <w:r>
-        <w:rPr>
-          <w:rtl/>
-          <w:cs/>
-          <w:lang w:val="ar_AE" w:bidi="ar_AE"/>
-        </w:rPr>
-      </w:r>
-      <w:r>
-        <w:rPr>
-          <w:rtl/>
-          <w:cs/>
-          <w:lang w:val="ar_AE" w:bidi="ar_AE"/>
-        </w:rPr>
-        <w:t xml:space="preserve">وفقًا ليهوذا، قال أخنوخ: "إن </w:t>
+        <w:t>الفاجرة</w:t>
+      </w:r>
+      <w:r>
+        <w:rPr>
+          <w:rtl/>
+          <w:cs/>
+          <w:lang w:val="ar_AE" w:bidi="ar_AE"/>
+        </w:rPr>
+        <w:t xml:space="preserve">. عندما يعصي البشرُ اللهَ عن قصد، وعندما يفعلون أشياء تُحزِن الله، ولا يتوبون أو يشعرون بالخِزي بشأن هذا، فإنهم يرتكبون أفعالًا فاجرة. ترجموا كلمة فاجر بالطريقة نفسها التي ترجمتموها بها في المقاطع السابقة. توجد كلمة </w:t>
       </w:r>
       <w:r>
         <w:rPr>
@@ -11439,15 +11675,35 @@
           <w:cs/>
           <w:lang w:val="ar_AE" w:bidi="ar_AE"/>
         </w:rPr>
-        <w:t>الرب</w:t>
-      </w:r>
-      <w:r>
-        <w:rPr>
-          <w:rtl/>
-          <w:cs/>
-          <w:lang w:val="ar_AE" w:bidi="ar_AE"/>
-        </w:rPr>
-        <w:t xml:space="preserve"> قادم." تشير كلمة الرب إلى الله أو يسوع. إن كلمة الرب تعني الشخص الذي لديه السلطة العُليا على الآخرين. استخدموا الكلمة نفسها التي استخدمتموها في المقاطع السابقة للإشارة إلى الرب. توجد كلمة </w:t>
+        <w:t>فاجر</w:t>
+      </w:r>
+      <w:r>
+        <w:rPr>
+          <w:rtl/>
+          <w:cs/>
+          <w:lang w:val="ar_AE" w:bidi="ar_AE"/>
+        </w:rPr>
+        <w:t xml:space="preserve"> في قاموس الكلمات الرئيسية.</w:t>
+      </w:r>
+    </w:p>
+    <w:p>
+      <w:pPr>
+        <w:bidi/>
+      </w:pPr>
+      <w:r>
+        <w:rPr>
+          <w:rtl/>
+          <w:cs/>
+          <w:lang w:val="ar_AE" w:bidi="ar_AE"/>
+        </w:rPr>
+      </w:r>
+      <w:r>
+        <w:rPr>
+          <w:rtl/>
+          <w:cs/>
+          <w:lang w:val="ar_AE" w:bidi="ar_AE"/>
+        </w:rPr>
+        <w:t xml:space="preserve">إن الله سيَدين </w:t>
       </w:r>
       <w:r>
         <w:rPr>
@@ -11456,35 +11712,15 @@
           <w:cs/>
           <w:lang w:val="ar_AE" w:bidi="ar_AE"/>
         </w:rPr>
-        <w:t>رب</w:t>
-      </w:r>
-      <w:r>
-        <w:rPr>
-          <w:rtl/>
-          <w:cs/>
-          <w:lang w:val="ar_AE" w:bidi="ar_AE"/>
-        </w:rPr>
-        <w:t xml:space="preserve"> في قاموس الكلمات الرئيسية.</w:t>
-      </w:r>
-    </w:p>
-    <w:p>
-      <w:pPr>
-        <w:bidi/>
-      </w:pPr>
-      <w:r>
-        <w:rPr>
-          <w:rtl/>
-          <w:cs/>
-          <w:lang w:val="ar_AE" w:bidi="ar_AE"/>
-        </w:rPr>
-      </w:r>
-      <w:r>
-        <w:rPr>
-          <w:rtl/>
-          <w:cs/>
-          <w:lang w:val="ar_AE" w:bidi="ar_AE"/>
-        </w:rPr>
-        <w:t xml:space="preserve">قال أخنوخ: "سيأتي الرب مع </w:t>
+        <w:t>الخطاة</w:t>
+      </w:r>
+      <w:r>
+        <w:rPr>
+          <w:rtl/>
+          <w:cs/>
+          <w:lang w:val="ar_AE" w:bidi="ar_AE"/>
+        </w:rPr>
+        <w:t xml:space="preserve"> الفُجَّار بسبب </w:t>
       </w:r>
       <w:r>
         <w:rPr>
@@ -11493,15 +11729,47 @@
           <w:cs/>
           <w:lang w:val="ar_AE" w:bidi="ar_AE"/>
         </w:rPr>
-        <w:t>ربوات</w:t>
-      </w:r>
-      <w:r>
-        <w:rPr>
-          <w:rtl/>
-          <w:cs/>
-          <w:lang w:val="ar_AE" w:bidi="ar_AE"/>
-        </w:rPr>
-        <w:t xml:space="preserve"> </w:t>
+        <w:t>كلماتهم المتكبرة</w:t>
+      </w:r>
+      <w:r>
+        <w:rPr>
+          <w:rtl/>
+          <w:cs/>
+          <w:lang w:val="ar_AE" w:bidi="ar_AE"/>
+        </w:rPr>
+        <w:t>. تقول بعض الترجمات إن المعلمين الكَذَبة ينطقون "بكلمات قاسية." يَقصد يهوذا أن يقول إن هؤلاء الأشخاص يقولون ضد الله أشياء فظيعة. يستاء اللهُ بشدة من الأشياء التي يقولها هؤلاء الأشخاص.</w:t>
+      </w:r>
+    </w:p>
+    <w:p>
+      <w:pPr>
+        <w:bidi/>
+      </w:pPr>
+      <w:r>
+        <w:rPr>
+          <w:rtl/>
+          <w:cs/>
+          <w:lang w:val="ar_AE" w:bidi="ar_AE"/>
+        </w:rPr>
+      </w:r>
+      <w:r>
+        <w:rPr>
+          <w:rtl/>
+          <w:cs/>
+          <w:lang w:val="ar_AE" w:bidi="ar_AE"/>
+        </w:rPr>
+        <w:t>توقفوا هنا وناقشوا كيف ستقولون إن هؤلاء الأشخاص قد تكلموا بكلمات متكبرة، أو قاسية، أو رهيبة ضد الله. أوقفوا سماع هذا التسجيل الصوتي هنا.</w:t>
+      </w:r>
+    </w:p>
+    <w:p>
+      <w:pPr>
+        <w:bidi/>
+      </w:pPr>
+      <w:r>
+        <w:rPr>
+          <w:rtl/>
+          <w:cs/>
+          <w:lang w:val="ar_AE" w:bidi="ar_AE"/>
+        </w:rPr>
       </w:r>
       <w:r>
         <w:rPr>
@@ -11510,15 +11778,35 @@
           <w:cs/>
           <w:lang w:val="ar_AE" w:bidi="ar_AE"/>
         </w:rPr>
-        <w:t>قديسيه</w:t>
-      </w:r>
-      <w:r>
-        <w:rPr>
-          <w:rtl/>
-          <w:cs/>
-          <w:lang w:val="ar_AE" w:bidi="ar_AE"/>
-        </w:rPr>
-        <w:t xml:space="preserve">." إن كلمة ربوات تعني عددًا كبيرًا. ربما تُشير كلمة قديسيه هنا إلى </w:t>
+        <w:t>الخُطاة</w:t>
+      </w:r>
+      <w:r>
+        <w:rPr>
+          <w:rtl/>
+          <w:cs/>
+          <w:lang w:val="ar_AE" w:bidi="ar_AE"/>
+        </w:rPr>
+        <w:t xml:space="preserve"> هم الناس الذين يرتكبون الخطايا. والخطية هي تمرد على الله. في كل مرة يعصي فيها شخصٌ قوانين الله، يَعمل ذلك الشخص خطيةً.</w:t>
+      </w:r>
+    </w:p>
+    <w:p>
+      <w:pPr>
+        <w:bidi/>
+      </w:pPr>
+      <w:r>
+        <w:rPr>
+          <w:rtl/>
+          <w:cs/>
+          <w:lang w:val="ar_AE" w:bidi="ar_AE"/>
+        </w:rPr>
+      </w:r>
+      <w:r>
+        <w:rPr>
+          <w:rtl/>
+          <w:cs/>
+          <w:lang w:val="ar_AE" w:bidi="ar_AE"/>
+        </w:rPr>
+        <w:t xml:space="preserve">توقفوا هنا وناقشوا كيف ستتحدثون عن الأشخاص الذين يعملون </w:t>
       </w:r>
       <w:r>
         <w:rPr>
@@ -11527,328 +11815,6 @@
           <w:cs/>
           <w:lang w:val="ar_AE" w:bidi="ar_AE"/>
         </w:rPr>
-        <w:t>الملائكة</w:t>
-      </w:r>
-      <w:r>
-        <w:rPr>
-          <w:rtl/>
-          <w:cs/>
-          <w:lang w:val="ar_AE" w:bidi="ar_AE"/>
-        </w:rPr>
-        <w:t xml:space="preserve">. إن الملائكة قديسون لأنهم ينتمون إلى الله. توجد كلمة </w:t>
-      </w:r>
-      <w:r>
-        <w:rPr>
-          <w:b/>
-          <w:rtl/>
-          <w:cs/>
-          <w:lang w:val="ar_AE" w:bidi="ar_AE"/>
-        </w:rPr>
-        <w:t>قدوس</w:t>
-      </w:r>
-      <w:r>
-        <w:rPr>
-          <w:rtl/>
-          <w:cs/>
-          <w:lang w:val="ar_AE" w:bidi="ar_AE"/>
-        </w:rPr>
-        <w:t xml:space="preserve"> في قاموس الكلمات الرئيسية. استخدموا نفس الكلمة التي استخدمتموها في المقاطع السابقة.</w:t>
-      </w:r>
-    </w:p>
-    <w:p>
-      <w:pPr>
-        <w:bidi/>
-      </w:pPr>
-      <w:r>
-        <w:rPr>
-          <w:rtl/>
-          <w:cs/>
-          <w:lang w:val="ar_AE" w:bidi="ar_AE"/>
-        </w:rPr>
-      </w:r>
-      <w:r>
-        <w:rPr>
-          <w:rtl/>
-          <w:cs/>
-          <w:lang w:val="ar_AE" w:bidi="ar_AE"/>
-        </w:rPr>
-        <w:t>توقفوا هنا وناقشوا كيف ستقولون "عددًا كبيرًا من القديسين،" أو "عددًا كبيرًا من الملائكة القديسين." أوقفوا سماع هذا التسجيل الصوتي هنا.</w:t>
-      </w:r>
-    </w:p>
-    <w:p>
-      <w:pPr>
-        <w:bidi/>
-      </w:pPr>
-      <w:r>
-        <w:rPr>
-          <w:rtl/>
-          <w:cs/>
-          <w:lang w:val="ar_AE" w:bidi="ar_AE"/>
-        </w:rPr>
-      </w:r>
-      <w:r>
-        <w:rPr>
-          <w:rtl/>
-          <w:cs/>
-          <w:lang w:val="ar_AE" w:bidi="ar_AE"/>
-        </w:rPr>
-        <w:t xml:space="preserve">عندما سيأتي الرب، </w:t>
-      </w:r>
-      <w:r>
-        <w:rPr>
-          <w:b/>
-          <w:rtl/>
-          <w:cs/>
-          <w:lang w:val="ar_AE" w:bidi="ar_AE"/>
-        </w:rPr>
-        <w:t>سيُحاكِم</w:t>
-      </w:r>
-      <w:r>
-        <w:rPr>
-          <w:rtl/>
-          <w:cs/>
-          <w:lang w:val="ar_AE" w:bidi="ar_AE"/>
-        </w:rPr>
-        <w:t xml:space="preserve"> الربُ الجميعَ. أن يَدين يعني أن يُقرِّر ما إذا كان الشخص مذنبًا أم لا. سوف </w:t>
-      </w:r>
-      <w:r>
-        <w:rPr>
-          <w:b/>
-          <w:rtl/>
-          <w:cs/>
-          <w:lang w:val="ar_AE" w:bidi="ar_AE"/>
-        </w:rPr>
-        <w:t>يَدين</w:t>
-      </w:r>
-      <w:r>
-        <w:rPr>
-          <w:rtl/>
-          <w:cs/>
-          <w:lang w:val="ar_AE" w:bidi="ar_AE"/>
-        </w:rPr>
-        <w:t xml:space="preserve"> الربُ الجميع على أفعالهم الفاجرة. عندما يدين أحدهم شخصًا، فإنه يقول إنه مُذنب ويجب أن يُعاقَب.</w:t>
-      </w:r>
-    </w:p>
-    <w:p>
-      <w:pPr>
-        <w:bidi/>
-      </w:pPr>
-      <w:r>
-        <w:rPr>
-          <w:rtl/>
-          <w:cs/>
-          <w:lang w:val="ar_AE" w:bidi="ar_AE"/>
-        </w:rPr>
-      </w:r>
-      <w:r>
-        <w:rPr>
-          <w:rtl/>
-          <w:cs/>
-          <w:lang w:val="ar_AE" w:bidi="ar_AE"/>
-        </w:rPr>
-        <w:t xml:space="preserve">توقفوا هنا وناقشوا الكلمات التي ستستخدمونها للإشارة إلى هذه المصطلحات. توجد كلمة </w:t>
-      </w:r>
-      <w:r>
-        <w:rPr>
-          <w:b/>
-          <w:rtl/>
-          <w:cs/>
-          <w:lang w:val="ar_AE" w:bidi="ar_AE"/>
-        </w:rPr>
-        <w:t>يَدين</w:t>
-      </w:r>
-      <w:r>
-        <w:rPr>
-          <w:rtl/>
-          <w:cs/>
-          <w:lang w:val="ar_AE" w:bidi="ar_AE"/>
-        </w:rPr>
-        <w:t xml:space="preserve"> في قاموس الكلمات الرئيسية. أوقفوا سماع هذا التسجيل الصوتي هنا.</w:t>
-      </w:r>
-    </w:p>
-    <w:p>
-      <w:pPr>
-        <w:bidi/>
-      </w:pPr>
-      <w:r>
-        <w:rPr>
-          <w:rtl/>
-          <w:cs/>
-          <w:lang w:val="ar_AE" w:bidi="ar_AE"/>
-        </w:rPr>
-      </w:r>
-      <w:r>
-        <w:rPr>
-          <w:rtl/>
-          <w:cs/>
-          <w:lang w:val="ar_AE" w:bidi="ar_AE"/>
-        </w:rPr>
-        <w:t xml:space="preserve">إن الله سيَدين البشر بسبب أفعالهم أو أعمالهم </w:t>
-      </w:r>
-      <w:r>
-        <w:rPr>
-          <w:b/>
-          <w:rtl/>
-          <w:cs/>
-          <w:lang w:val="ar_AE" w:bidi="ar_AE"/>
-        </w:rPr>
-        <w:t>الفاجرة</w:t>
-      </w:r>
-      <w:r>
-        <w:rPr>
-          <w:rtl/>
-          <w:cs/>
-          <w:lang w:val="ar_AE" w:bidi="ar_AE"/>
-        </w:rPr>
-        <w:t xml:space="preserve">. عندما يعصي البشرُ اللهَ عن قصد، وعندما يفعلون أشياء تُحزِن الله، ولا يتوبون أو يشعرون بالخِزي بشأن هذا، فإنهم يرتكبون أفعالًا فاجرة. ترجموا كلمة فاجر بالطريقة نفسها التي ترجمتموها بها في المقاطع السابقة. توجد كلمة </w:t>
-      </w:r>
-      <w:r>
-        <w:rPr>
-          <w:b/>
-          <w:rtl/>
-          <w:cs/>
-          <w:lang w:val="ar_AE" w:bidi="ar_AE"/>
-        </w:rPr>
-        <w:t>فاجر</w:t>
-      </w:r>
-      <w:r>
-        <w:rPr>
-          <w:rtl/>
-          <w:cs/>
-          <w:lang w:val="ar_AE" w:bidi="ar_AE"/>
-        </w:rPr>
-        <w:t xml:space="preserve"> في قاموس الكلمات الرئيسية.</w:t>
-      </w:r>
-    </w:p>
-    <w:p>
-      <w:pPr>
-        <w:bidi/>
-      </w:pPr>
-      <w:r>
-        <w:rPr>
-          <w:rtl/>
-          <w:cs/>
-          <w:lang w:val="ar_AE" w:bidi="ar_AE"/>
-        </w:rPr>
-      </w:r>
-      <w:r>
-        <w:rPr>
-          <w:rtl/>
-          <w:cs/>
-          <w:lang w:val="ar_AE" w:bidi="ar_AE"/>
-        </w:rPr>
-        <w:t xml:space="preserve">إن الله سيَدين </w:t>
-      </w:r>
-      <w:r>
-        <w:rPr>
-          <w:b/>
-          <w:rtl/>
-          <w:cs/>
-          <w:lang w:val="ar_AE" w:bidi="ar_AE"/>
-        </w:rPr>
-        <w:t>الخطاة</w:t>
-      </w:r>
-      <w:r>
-        <w:rPr>
-          <w:rtl/>
-          <w:cs/>
-          <w:lang w:val="ar_AE" w:bidi="ar_AE"/>
-        </w:rPr>
-        <w:t xml:space="preserve"> الفُجَّار بسبب </w:t>
-      </w:r>
-      <w:r>
-        <w:rPr>
-          <w:b/>
-          <w:rtl/>
-          <w:cs/>
-          <w:lang w:val="ar_AE" w:bidi="ar_AE"/>
-        </w:rPr>
-        <w:t>كلماتهم المتكبرة</w:t>
-      </w:r>
-      <w:r>
-        <w:rPr>
-          <w:rtl/>
-          <w:cs/>
-          <w:lang w:val="ar_AE" w:bidi="ar_AE"/>
-        </w:rPr>
-        <w:t>. تقول بعض الترجمات إن المعلمين الكَذَبة ينطقون "بكلمات قاسية." يَقصد يهوذا أن يقول إن هؤلاء الأشخاص يقولون ضد الله أشياء فظيعة. يستاء اللهُ بشدة من الأشياء التي يقولها هؤلاء الأشخاص.</w:t>
-      </w:r>
-    </w:p>
-    <w:p>
-      <w:pPr>
-        <w:bidi/>
-      </w:pPr>
-      <w:r>
-        <w:rPr>
-          <w:rtl/>
-          <w:cs/>
-          <w:lang w:val="ar_AE" w:bidi="ar_AE"/>
-        </w:rPr>
-      </w:r>
-      <w:r>
-        <w:rPr>
-          <w:rtl/>
-          <w:cs/>
-          <w:lang w:val="ar_AE" w:bidi="ar_AE"/>
-        </w:rPr>
-        <w:t>توقفوا هنا وناقشوا كيف ستقولون إن هؤلاء الأشخاص قد تكلموا بكلمات متكبرة، أو قاسية، أو رهيبة ضد الله. أوقفوا سماع هذا التسجيل الصوتي هنا.</w:t>
-      </w:r>
-    </w:p>
-    <w:p>
-      <w:pPr>
-        <w:bidi/>
-      </w:pPr>
-      <w:r>
-        <w:rPr>
-          <w:rtl/>
-          <w:cs/>
-          <w:lang w:val="ar_AE" w:bidi="ar_AE"/>
-        </w:rPr>
-      </w:r>
-      <w:r>
-        <w:rPr>
-          <w:b/>
-          <w:rtl/>
-          <w:cs/>
-          <w:lang w:val="ar_AE" w:bidi="ar_AE"/>
-        </w:rPr>
-        <w:t>الخُطاة</w:t>
-      </w:r>
-      <w:r>
-        <w:rPr>
-          <w:rtl/>
-          <w:cs/>
-          <w:lang w:val="ar_AE" w:bidi="ar_AE"/>
-        </w:rPr>
-        <w:t xml:space="preserve"> هم الناس الذين يرتكبون الخطايا. والخطية هي تمرد على الله. في كل مرة يعصي فيها شخصٌ قوانين الله، يَعمل ذلك الشخص خطيةً.</w:t>
-      </w:r>
-    </w:p>
-    <w:p>
-      <w:pPr>
-        <w:bidi/>
-      </w:pPr>
-      <w:r>
-        <w:rPr>
-          <w:rtl/>
-          <w:cs/>
-          <w:lang w:val="ar_AE" w:bidi="ar_AE"/>
-        </w:rPr>
-      </w:r>
-      <w:r>
-        <w:rPr>
-          <w:rtl/>
-          <w:cs/>
-          <w:lang w:val="ar_AE" w:bidi="ar_AE"/>
-        </w:rPr>
-        <w:t xml:space="preserve">توقفوا هنا وناقشوا كيف ستتحدثون عن الأشخاص الذين يعملون </w:t>
-      </w:r>
-      <w:r>
-        <w:rPr>
-          <w:b/>
-          <w:rtl/>
-          <w:cs/>
-          <w:lang w:val="ar_AE" w:bidi="ar_AE"/>
-        </w:rPr>
         <w:t>الخطايا</w:t>
       </w:r>
       <w:r>
@@ -11861,7 +11827,6 @@
       </w:r>
       <w:r>
         <w:rPr>
-          <w:b/>
           <w:rtl/>
           <w:cs/>
           <w:lang w:val="ar_AE" w:bidi="ar_AE"/>
@@ -14123,12 +14088,523 @@
       </w:r>
       <w:r>
         <w:rPr>
+          <w:rtl/>
+          <w:cs/>
+          <w:lang w:val="ar_AE" w:bidi="ar_AE"/>
+        </w:rPr>
+        <w:t>رسُول</w:t>
+      </w:r>
+      <w:r>
+        <w:rPr>
+          <w:rtl/>
+          <w:cs/>
+          <w:lang w:val="ar_AE" w:bidi="ar_AE"/>
+        </w:rPr>
+        <w:t xml:space="preserve"> موجودة في قاموس الكلمات الرئيسية. أوقفوا سماع هذا التسجيل الصوتي هنا.</w:t>
+      </w:r>
+    </w:p>
+    <w:p>
+      <w:pPr>
+        <w:bidi/>
+      </w:pPr>
+      <w:r>
+        <w:rPr>
+          <w:rtl/>
+          <w:cs/>
+          <w:lang w:val="ar_AE" w:bidi="ar_AE"/>
+        </w:rPr>
+      </w:r>
+      <w:r>
+        <w:rPr>
+          <w:rtl/>
+          <w:cs/>
+          <w:lang w:val="ar_AE" w:bidi="ar_AE"/>
+        </w:rPr>
+        <w:t xml:space="preserve">الرسل هم رُسُل </w:t>
+      </w:r>
+      <w:r>
+        <w:rPr>
           <w:b/>
           <w:rtl/>
           <w:cs/>
           <w:lang w:val="ar_AE" w:bidi="ar_AE"/>
         </w:rPr>
-        <w:t>رسُول</w:t>
+        <w:t>ربنا</w:t>
+      </w:r>
+      <w:r>
+        <w:rPr>
+          <w:rtl/>
+          <w:cs/>
+          <w:lang w:val="ar_AE" w:bidi="ar_AE"/>
+        </w:rPr>
+        <w:t xml:space="preserve"> يسوع المسيح. كلمة "سيد" تعني الشخص الذي يتمتع بأعلى سلطة على الآخرين. استخدموا الكلمة نفسها التي استخدمتموها في المقاطع السابقة للإشارة إلى الرب. كلمة </w:t>
+      </w:r>
+      <w:r>
+        <w:rPr>
+          <w:rtl/>
+          <w:cs/>
+          <w:lang w:val="ar_AE" w:bidi="ar_AE"/>
+        </w:rPr>
+        <w:t>رب</w:t>
+      </w:r>
+      <w:r>
+        <w:rPr>
+          <w:rtl/>
+          <w:cs/>
+          <w:lang w:val="ar_AE" w:bidi="ar_AE"/>
+        </w:rPr>
+        <w:t xml:space="preserve"> موجودة في قاموس الكلمات الرئيسية.</w:t>
+      </w:r>
+    </w:p>
+    <w:p>
+      <w:pPr>
+        <w:bidi/>
+      </w:pPr>
+      <w:r>
+        <w:rPr>
+          <w:rtl/>
+          <w:cs/>
+          <w:lang w:val="ar_AE" w:bidi="ar_AE"/>
+        </w:rPr>
+      </w:r>
+      <w:r>
+        <w:rPr>
+          <w:b/>
+          <w:rtl/>
+          <w:cs/>
+          <w:lang w:val="ar_AE" w:bidi="ar_AE"/>
+        </w:rPr>
+        <w:t>المسيح</w:t>
+      </w:r>
+      <w:r>
+        <w:rPr>
+          <w:rtl/>
+          <w:cs/>
+          <w:lang w:val="ar_AE" w:bidi="ar_AE"/>
+        </w:rPr>
+        <w:t xml:space="preserve"> هو نفسه المسيح المخلص، الملك والمخلص الذي وعد الله بإرساله. استخدموا نفس الكلمة التي استخدمتموها في المقاطع الأخرى. وستجدوا كلمة </w:t>
+      </w:r>
+      <w:r>
+        <w:rPr>
+          <w:rtl/>
+          <w:cs/>
+          <w:lang w:val="ar_AE" w:bidi="ar_AE"/>
+        </w:rPr>
+        <w:t>المسيح</w:t>
+      </w:r>
+      <w:r>
+        <w:rPr>
+          <w:rtl/>
+          <w:cs/>
+          <w:lang w:val="ar_AE" w:bidi="ar_AE"/>
+        </w:rPr>
+        <w:t xml:space="preserve"> في قاموس الكلمات الرئيسية. </w:t>
+      </w:r>
+    </w:p>
+    <w:p>
+      <w:pPr>
+        <w:bidi/>
+      </w:pPr>
+      <w:r>
+        <w:rPr>
+          <w:rtl/>
+          <w:cs/>
+          <w:lang w:val="ar_AE" w:bidi="ar_AE"/>
+        </w:rPr>
+      </w:r>
+      <w:r>
+        <w:rPr>
+          <w:rtl/>
+          <w:cs/>
+          <w:lang w:val="ar_AE" w:bidi="ar_AE"/>
+        </w:rPr>
+        <w:t xml:space="preserve">ويفعل المسيحيون المزيفون كل ما يشاؤون فعله من أعمال </w:t>
+      </w:r>
+      <w:r>
+        <w:rPr>
+          <w:b/>
+          <w:rtl/>
+          <w:cs/>
+          <w:lang w:val="ar_AE" w:bidi="ar_AE"/>
+        </w:rPr>
+        <w:t>الفجور</w:t>
+      </w:r>
+      <w:r>
+        <w:rPr>
+          <w:rtl/>
+          <w:cs/>
+          <w:lang w:val="ar_AE" w:bidi="ar_AE"/>
+        </w:rPr>
+        <w:t xml:space="preserve">. والفجور شيء ليس متوافقًا مع ما يريده الله. استخدموا الكلمة ذاتها التي استخدمتموها في المقاطع السابقة. وكلمة </w:t>
+      </w:r>
+      <w:r>
+        <w:rPr>
+          <w:b/>
+          <w:rtl/>
+          <w:cs/>
+          <w:lang w:val="ar_AE" w:bidi="ar_AE"/>
+        </w:rPr>
+        <w:t>فاجر</w:t>
+      </w:r>
+      <w:r>
+        <w:rPr>
+          <w:rtl/>
+          <w:cs/>
+          <w:lang w:val="ar_AE" w:bidi="ar_AE"/>
+        </w:rPr>
+        <w:t xml:space="preserve"> موجودة في قاموس الكلمات الرئيسية.</w:t>
+      </w:r>
+    </w:p>
+    <w:p>
+      <w:pPr>
+        <w:bidi/>
+      </w:pPr>
+      <w:r>
+        <w:rPr>
+          <w:rtl/>
+          <w:cs/>
+          <w:lang w:val="ar_AE" w:bidi="ar_AE"/>
+        </w:rPr>
+      </w:r>
+      <w:r>
+        <w:rPr>
+          <w:rtl/>
+          <w:cs/>
+          <w:lang w:val="ar_AE" w:bidi="ar_AE"/>
+        </w:rPr>
+        <w:t xml:space="preserve">يقول يهوذا إن هؤلاء الناس ليس فيهم </w:t>
+      </w:r>
+      <w:r>
+        <w:rPr>
+          <w:b/>
+          <w:rtl/>
+          <w:cs/>
+          <w:lang w:val="ar_AE" w:bidi="ar_AE"/>
+        </w:rPr>
+        <w:t>الروح</w:t>
+      </w:r>
+      <w:r>
+        <w:rPr>
+          <w:rtl/>
+          <w:cs/>
+          <w:lang w:val="ar_AE" w:bidi="ar_AE"/>
+        </w:rPr>
+        <w:t>. "الروح" تعني روح الله. ويدعوه الكتاب المُقدَّس أيضًا الروح القدس. الروح القدس هو القوة التي تأتي من الله. والروح القدس هو الذي يجعل من الممكن للناس أن يصيروا أتباعًا ليسوع. عندما يبدأ الناس في اتباع الرب يسوع، يعمل الروح القدس في قلوب هؤلاء الناس لمساعدتهم على التصرف بشكل متزايد مثل يسوع.</w:t>
+      </w:r>
+    </w:p>
+    <w:p>
+      <w:pPr>
+        <w:bidi/>
+      </w:pPr>
+      <w:r>
+        <w:rPr>
+          <w:rtl/>
+          <w:cs/>
+          <w:lang w:val="ar_AE" w:bidi="ar_AE"/>
+        </w:rPr>
+      </w:r>
+      <w:r>
+        <w:rPr>
+          <w:rtl/>
+          <w:cs/>
+          <w:lang w:val="ar_AE" w:bidi="ar_AE"/>
+        </w:rPr>
+        <w:t xml:space="preserve">وفي وقت لاحق، سيقول يهوذا إن على المؤمنين أن </w:t>
+      </w:r>
+      <w:r>
+        <w:rPr>
+          <w:b/>
+          <w:rtl/>
+          <w:cs/>
+          <w:lang w:val="ar_AE" w:bidi="ar_AE"/>
+        </w:rPr>
+        <w:t>يصلّوا بالروح القدس</w:t>
+      </w:r>
+      <w:r>
+        <w:rPr>
+          <w:rtl/>
+          <w:cs/>
+          <w:lang w:val="ar_AE" w:bidi="ar_AE"/>
+        </w:rPr>
+        <w:t>. وهذا يعني أن على المؤمنين أن يصلوا بما يلهمهم الروح القدس أن يصلوا به. في المرة الأولى التي ذكر فيها يهوذا الروح القدس، قال فقط "الروح". في المرة الثانية قال يهوذا "الروح القدس". يتحدث يهوذا عن الروح عينه في المرتين.</w:t>
+      </w:r>
+    </w:p>
+    <w:p>
+      <w:pPr>
+        <w:bidi/>
+      </w:pPr>
+      <w:r>
+        <w:rPr>
+          <w:rtl/>
+          <w:cs/>
+          <w:lang w:val="ar_AE" w:bidi="ar_AE"/>
+        </w:rPr>
+      </w:r>
+      <w:r>
+        <w:rPr>
+          <w:rtl/>
+          <w:cs/>
+          <w:lang w:val="ar_AE" w:bidi="ar_AE"/>
+        </w:rPr>
+        <w:t xml:space="preserve">توقفوا هنا وناقشوا الكلمة التي ستستخدمونها للدلالة على </w:t>
+      </w:r>
+      <w:r>
+        <w:rPr>
+          <w:b/>
+          <w:rtl/>
+          <w:cs/>
+          <w:lang w:val="ar_AE" w:bidi="ar_AE"/>
+        </w:rPr>
+        <w:t>الروح</w:t>
+      </w:r>
+      <w:r>
+        <w:rPr>
+          <w:rtl/>
+          <w:cs/>
+          <w:lang w:val="ar_AE" w:bidi="ar_AE"/>
+        </w:rPr>
+        <w:t xml:space="preserve"> و</w:t>
+      </w:r>
+      <w:r>
+        <w:rPr>
+          <w:b/>
+          <w:rtl/>
+          <w:cs/>
+          <w:lang w:val="ar_AE" w:bidi="ar_AE"/>
+        </w:rPr>
+        <w:t>الروح القدس</w:t>
+      </w:r>
+      <w:r>
+        <w:rPr>
+          <w:rtl/>
+          <w:cs/>
+          <w:lang w:val="ar_AE" w:bidi="ar_AE"/>
+        </w:rPr>
+        <w:t xml:space="preserve">. هل يجب أن تقولوا "الروح القدس" في المرتين، أم يمكنكم أن تقولوا "الروح" أولاً ثم "الروح القدس" في المرة الثانية؟ كيف يمكنكم ترجمة هذا بحيث يدرك الناس أن هذه الكلمات تعني الشيء نفسه؟ ومصطلح </w:t>
+      </w:r>
+      <w:r>
+        <w:rPr>
+          <w:rtl/>
+          <w:cs/>
+          <w:lang w:val="ar_AE" w:bidi="ar_AE"/>
+        </w:rPr>
+        <w:t>الروح القدس</w:t>
+      </w:r>
+      <w:r>
+        <w:rPr>
+          <w:rtl/>
+          <w:cs/>
+          <w:lang w:val="ar_AE" w:bidi="ar_AE"/>
+        </w:rPr>
+        <w:t xml:space="preserve"> موجود في قاموس الكلمات الرئيسية. استخدموا الكلمة نفسها التي استخدمتموها في الأسفار الأخرى للإشارة إلى الروح القدس. أوقفوا سماع هذا التسجيل الصوتي هنا.</w:t>
+      </w:r>
+    </w:p>
+    <w:p>
+      <w:pPr>
+        <w:bidi/>
+      </w:pPr>
+      <w:r>
+        <w:rPr>
+          <w:rtl/>
+          <w:cs/>
+          <w:lang w:val="ar_AE" w:bidi="ar_AE"/>
+        </w:rPr>
+      </w:r>
+      <w:r>
+        <w:rPr>
+          <w:rtl/>
+          <w:cs/>
+          <w:lang w:val="ar_AE" w:bidi="ar_AE"/>
+        </w:rPr>
+        <w:t xml:space="preserve">يجب على المؤمنين أن يبنوا أنفسهم في </w:t>
+      </w:r>
+      <w:r>
+        <w:rPr>
+          <w:b/>
+          <w:rtl/>
+          <w:cs/>
+          <w:lang w:val="ar_AE" w:bidi="ar_AE"/>
+        </w:rPr>
+        <w:t>الإيمان</w:t>
+      </w:r>
+      <w:r>
+        <w:rPr>
+          <w:rtl/>
+          <w:cs/>
+          <w:lang w:val="ar_AE" w:bidi="ar_AE"/>
+        </w:rPr>
+        <w:t xml:space="preserve"> المُقَدَّس. عندما يتحدث شخص ما عن "الإيمان"، فإنه يتحدث عن كل الأشياء التي يجب على الناس أن يؤمنوا بها عن الله والرب يسوع.</w:t>
+      </w:r>
+    </w:p>
+    <w:p>
+      <w:pPr>
+        <w:bidi/>
+      </w:pPr>
+      <w:r>
+        <w:rPr>
+          <w:rtl/>
+          <w:cs/>
+          <w:lang w:val="ar_AE" w:bidi="ar_AE"/>
+        </w:rPr>
+      </w:r>
+      <w:r>
+        <w:rPr>
+          <w:rtl/>
+          <w:cs/>
+          <w:lang w:val="ar_AE" w:bidi="ar_AE"/>
+        </w:rPr>
+        <w:t xml:space="preserve">استخدموا الكلمة ذاتها التي استخدمتموها في المقاطع السابقة للإشارة إلى الإيمان. تجدوا كلمة </w:t>
+      </w:r>
+      <w:r>
+        <w:rPr>
+          <w:rtl/>
+          <w:cs/>
+          <w:lang w:val="ar_AE" w:bidi="ar_AE"/>
+        </w:rPr>
+        <w:t>إيمان</w:t>
+      </w:r>
+      <w:r>
+        <w:rPr>
+          <w:rtl/>
+          <w:cs/>
+          <w:lang w:val="ar_AE" w:bidi="ar_AE"/>
+        </w:rPr>
+        <w:t xml:space="preserve"> في قاموس الكلمات الرئيسية. </w:t>
+      </w:r>
+    </w:p>
+    <w:p>
+      <w:pPr>
+        <w:bidi/>
+      </w:pPr>
+      <w:r>
+        <w:rPr>
+          <w:rtl/>
+          <w:cs/>
+          <w:lang w:val="ar_AE" w:bidi="ar_AE"/>
+        </w:rPr>
+      </w:r>
+      <w:r>
+        <w:rPr>
+          <w:rtl/>
+          <w:cs/>
+          <w:lang w:val="ar_AE" w:bidi="ar_AE"/>
+        </w:rPr>
+        <w:t xml:space="preserve">هذا الإيمان </w:t>
+      </w:r>
+      <w:r>
+        <w:rPr>
+          <w:b/>
+          <w:rtl/>
+          <w:cs/>
+          <w:lang w:val="ar_AE" w:bidi="ar_AE"/>
+        </w:rPr>
+        <w:t>مُقَدَّس</w:t>
+      </w:r>
+      <w:r>
+        <w:rPr>
+          <w:rtl/>
+          <w:cs/>
+          <w:lang w:val="ar_AE" w:bidi="ar_AE"/>
+        </w:rPr>
+        <w:t xml:space="preserve">، لأن الله هو الذي يهبه. استخدموا الكلمة نفسها التي استخدمتموها في المقاطع السابقة للتعبير عن كلمة مُقَدَّس. ستجدوا لفظة </w:t>
+      </w:r>
+      <w:r>
+        <w:rPr>
+          <w:rtl/>
+          <w:cs/>
+          <w:lang w:val="ar_AE" w:bidi="ar_AE"/>
+        </w:rPr>
+        <w:t>قدوس/مقدس</w:t>
+      </w:r>
+      <w:r>
+        <w:rPr>
+          <w:rtl/>
+          <w:cs/>
+          <w:lang w:val="ar_AE" w:bidi="ar_AE"/>
+        </w:rPr>
+        <w:t xml:space="preserve"> في قاموس الكلمات الرئيسية.</w:t>
+      </w:r>
+    </w:p>
+    <w:p>
+      <w:pPr>
+        <w:bidi/>
+      </w:pPr>
+      <w:r>
+        <w:rPr>
+          <w:rtl/>
+          <w:cs/>
+          <w:lang w:val="ar_AE" w:bidi="ar_AE"/>
+        </w:rPr>
+      </w:r>
+      <w:r>
+        <w:rPr>
+          <w:rtl/>
+          <w:cs/>
+          <w:lang w:val="ar_AE" w:bidi="ar_AE"/>
+        </w:rPr>
+        <w:t xml:space="preserve">وعلى المؤمنين أن </w:t>
+      </w:r>
+      <w:r>
+        <w:rPr>
+          <w:b/>
+          <w:rtl/>
+          <w:cs/>
+          <w:lang w:val="ar_AE" w:bidi="ar_AE"/>
+        </w:rPr>
+        <w:t>يصلّوا</w:t>
+      </w:r>
+      <w:r>
+        <w:rPr>
+          <w:rtl/>
+          <w:cs/>
+          <w:lang w:val="ar_AE" w:bidi="ar_AE"/>
+        </w:rPr>
+        <w:t xml:space="preserve"> بالروح القدس. وهذا يعني أن على المؤمنين أن يصلوا بما يلهمهم الروح القدس أن يصلوا به. عندما يتحدث الناس إلى الله، فهكذا يصلّون. يمكن للناس أن يسبّحوا الله، ويشكروه، ويطلبوا منه العون، ويخبروه بما فعلوه من أخطاء، ويطلبوا منه أن يساعد الآخرين، أو أن يبكوا إلى الله لأنهم يشعرون بالحزن الشديد. في الكتاب المُقدَّس، جميع هذه الأمور هي جزء من الصلاة.</w:t>
+      </w:r>
+    </w:p>
+    <w:p>
+      <w:pPr>
+        <w:bidi/>
+      </w:pPr>
+      <w:r>
+        <w:rPr>
+          <w:rtl/>
+          <w:cs/>
+          <w:lang w:val="ar_AE" w:bidi="ar_AE"/>
+        </w:rPr>
+      </w:r>
+      <w:r>
+        <w:rPr>
+          <w:rtl/>
+          <w:cs/>
+          <w:lang w:val="ar_AE" w:bidi="ar_AE"/>
+        </w:rPr>
+        <w:t xml:space="preserve">توقفوا هنا وناقشوا كيف ستقولون إن على الناس أن </w:t>
+      </w:r>
+      <w:r>
+        <w:rPr>
+          <w:b/>
+          <w:rtl/>
+          <w:cs/>
+          <w:lang w:val="ar_AE" w:bidi="ar_AE"/>
+        </w:rPr>
+        <w:t>يصلّوا بالروح القدس</w:t>
+      </w:r>
+      <w:r>
+        <w:rPr>
+          <w:rtl/>
+          <w:cs/>
+          <w:lang w:val="ar_AE" w:bidi="ar_AE"/>
+        </w:rPr>
+        <w:t xml:space="preserve">. استخدموا الكلمة أو العبارة نفسها التي استخدمتموها في المقاطع السابقة للإشارة إلى يُصَلُّون. وكلمة </w:t>
+      </w:r>
+      <w:r>
+        <w:rPr>
+          <w:rtl/>
+          <w:cs/>
+          <w:lang w:val="ar_AE" w:bidi="ar_AE"/>
+        </w:rPr>
+        <w:t>صلاة/صلَّى</w:t>
       </w:r>
       <w:r>
         <w:rPr>
@@ -14156,7 +14632,7 @@
           <w:cs/>
           <w:lang w:val="ar_AE" w:bidi="ar_AE"/>
         </w:rPr>
-        <w:t xml:space="preserve">الرسل هم رُسُل </w:t>
+        <w:t xml:space="preserve">ينبغي على المؤمنين أن يتطلعوا إلى الرب يسوع المسيح الذي سيمنحهم </w:t>
       </w:r>
       <w:r>
         <w:rPr>
@@ -14165,524 +14641,6 @@
           <w:cs/>
           <w:lang w:val="ar_AE" w:bidi="ar_AE"/>
         </w:rPr>
-        <w:t>ربنا</w:t>
-      </w:r>
-      <w:r>
-        <w:rPr>
-          <w:rtl/>
-          <w:cs/>
-          <w:lang w:val="ar_AE" w:bidi="ar_AE"/>
-        </w:rPr>
-        <w:t xml:space="preserve"> يسوع المسيح. كلمة "سيد" تعني الشخص الذي يتمتع بأعلى سلطة على الآخرين. استخدموا الكلمة نفسها التي استخدمتموها في المقاطع السابقة للإشارة إلى الرب. كلمة </w:t>
-      </w:r>
-      <w:r>
-        <w:rPr>
-          <w:b/>
-          <w:rtl/>
-          <w:cs/>
-          <w:lang w:val="ar_AE" w:bidi="ar_AE"/>
-        </w:rPr>
-        <w:t>رب</w:t>
-      </w:r>
-      <w:r>
-        <w:rPr>
-          <w:rtl/>
-          <w:cs/>
-          <w:lang w:val="ar_AE" w:bidi="ar_AE"/>
-        </w:rPr>
-        <w:t xml:space="preserve"> موجودة في قاموس الكلمات الرئيسية.</w:t>
-      </w:r>
-    </w:p>
-    <w:p>
-      <w:pPr>
-        <w:bidi/>
-      </w:pPr>
-      <w:r>
-        <w:rPr>
-          <w:rtl/>
-          <w:cs/>
-          <w:lang w:val="ar_AE" w:bidi="ar_AE"/>
-        </w:rPr>
-      </w:r>
-      <w:r>
-        <w:rPr>
-          <w:b/>
-          <w:rtl/>
-          <w:cs/>
-          <w:lang w:val="ar_AE" w:bidi="ar_AE"/>
-        </w:rPr>
-        <w:t>المسيح</w:t>
-      </w:r>
-      <w:r>
-        <w:rPr>
-          <w:rtl/>
-          <w:cs/>
-          <w:lang w:val="ar_AE" w:bidi="ar_AE"/>
-        </w:rPr>
-        <w:t xml:space="preserve"> هو نفسه المسيح المخلص، الملك والمخلص الذي وعد الله بإرساله. استخدموا نفس الكلمة التي استخدمتموها في المقاطع الأخرى. وستجدوا كلمة </w:t>
-      </w:r>
-      <w:r>
-        <w:rPr>
-          <w:b/>
-          <w:rtl/>
-          <w:cs/>
-          <w:lang w:val="ar_AE" w:bidi="ar_AE"/>
-        </w:rPr>
-        <w:t>المسيح</w:t>
-      </w:r>
-      <w:r>
-        <w:rPr>
-          <w:rtl/>
-          <w:cs/>
-          <w:lang w:val="ar_AE" w:bidi="ar_AE"/>
-        </w:rPr>
-        <w:t xml:space="preserve"> في قاموس الكلمات الرئيسية. </w:t>
-      </w:r>
-    </w:p>
-    <w:p>
-      <w:pPr>
-        <w:bidi/>
-      </w:pPr>
-      <w:r>
-        <w:rPr>
-          <w:rtl/>
-          <w:cs/>
-          <w:lang w:val="ar_AE" w:bidi="ar_AE"/>
-        </w:rPr>
-      </w:r>
-      <w:r>
-        <w:rPr>
-          <w:rtl/>
-          <w:cs/>
-          <w:lang w:val="ar_AE" w:bidi="ar_AE"/>
-        </w:rPr>
-        <w:t xml:space="preserve">ويفعل المسيحيون المزيفون كل ما يشاؤون فعله من أعمال </w:t>
-      </w:r>
-      <w:r>
-        <w:rPr>
-          <w:b/>
-          <w:rtl/>
-          <w:cs/>
-          <w:lang w:val="ar_AE" w:bidi="ar_AE"/>
-        </w:rPr>
-        <w:t>الفجور</w:t>
-      </w:r>
-      <w:r>
-        <w:rPr>
-          <w:rtl/>
-          <w:cs/>
-          <w:lang w:val="ar_AE" w:bidi="ar_AE"/>
-        </w:rPr>
-        <w:t xml:space="preserve">. والفجور شيء ليس متوافقًا مع ما يريده الله. استخدموا الكلمة ذاتها التي استخدمتموها في المقاطع السابقة. وكلمة </w:t>
-      </w:r>
-      <w:r>
-        <w:rPr>
-          <w:b/>
-          <w:rtl/>
-          <w:cs/>
-          <w:lang w:val="ar_AE" w:bidi="ar_AE"/>
-        </w:rPr>
-        <w:t>فاجر</w:t>
-      </w:r>
-      <w:r>
-        <w:rPr>
-          <w:rtl/>
-          <w:cs/>
-          <w:lang w:val="ar_AE" w:bidi="ar_AE"/>
-        </w:rPr>
-        <w:t xml:space="preserve"> موجودة في قاموس الكلمات الرئيسية.</w:t>
-      </w:r>
-    </w:p>
-    <w:p>
-      <w:pPr>
-        <w:bidi/>
-      </w:pPr>
-      <w:r>
-        <w:rPr>
-          <w:rtl/>
-          <w:cs/>
-          <w:lang w:val="ar_AE" w:bidi="ar_AE"/>
-        </w:rPr>
-      </w:r>
-      <w:r>
-        <w:rPr>
-          <w:rtl/>
-          <w:cs/>
-          <w:lang w:val="ar_AE" w:bidi="ar_AE"/>
-        </w:rPr>
-        <w:t xml:space="preserve">يقول يهوذا إن هؤلاء الناس ليس فيهم </w:t>
-      </w:r>
-      <w:r>
-        <w:rPr>
-          <w:b/>
-          <w:rtl/>
-          <w:cs/>
-          <w:lang w:val="ar_AE" w:bidi="ar_AE"/>
-        </w:rPr>
-        <w:t>الروح</w:t>
-      </w:r>
-      <w:r>
-        <w:rPr>
-          <w:rtl/>
-          <w:cs/>
-          <w:lang w:val="ar_AE" w:bidi="ar_AE"/>
-        </w:rPr>
-        <w:t>. "الروح" تعني روح الله. ويدعوه الكتاب المُقدَّس أيضًا الروح القدس. الروح القدس هو القوة التي تأتي من الله. والروح القدس هو الذي يجعل من الممكن للناس أن يصيروا أتباعًا ليسوع. عندما يبدأ الناس في اتباع الرب يسوع، يعمل الروح القدس في قلوب هؤلاء الناس لمساعدتهم على التصرف بشكل متزايد مثل يسوع.</w:t>
-      </w:r>
-    </w:p>
-    <w:p>
-      <w:pPr>
-        <w:bidi/>
-      </w:pPr>
-      <w:r>
-        <w:rPr>
-          <w:rtl/>
-          <w:cs/>
-          <w:lang w:val="ar_AE" w:bidi="ar_AE"/>
-        </w:rPr>
-      </w:r>
-      <w:r>
-        <w:rPr>
-          <w:rtl/>
-          <w:cs/>
-          <w:lang w:val="ar_AE" w:bidi="ar_AE"/>
-        </w:rPr>
-        <w:t xml:space="preserve">وفي وقت لاحق، سيقول يهوذا إن على المؤمنين أن </w:t>
-      </w:r>
-      <w:r>
-        <w:rPr>
-          <w:b/>
-          <w:rtl/>
-          <w:cs/>
-          <w:lang w:val="ar_AE" w:bidi="ar_AE"/>
-        </w:rPr>
-        <w:t>يصلّوا بالروح القدس</w:t>
-      </w:r>
-      <w:r>
-        <w:rPr>
-          <w:rtl/>
-          <w:cs/>
-          <w:lang w:val="ar_AE" w:bidi="ar_AE"/>
-        </w:rPr>
-        <w:t>. وهذا يعني أن على المؤمنين أن يصلوا بما يلهمهم الروح القدس أن يصلوا به. في المرة الأولى التي ذكر فيها يهوذا الروح القدس، قال فقط "الروح". في المرة الثانية قال يهوذا "الروح القدس". يتحدث يهوذا عن الروح عينه في المرتين.</w:t>
-      </w:r>
-    </w:p>
-    <w:p>
-      <w:pPr>
-        <w:bidi/>
-      </w:pPr>
-      <w:r>
-        <w:rPr>
-          <w:rtl/>
-          <w:cs/>
-          <w:lang w:val="ar_AE" w:bidi="ar_AE"/>
-        </w:rPr>
-      </w:r>
-      <w:r>
-        <w:rPr>
-          <w:rtl/>
-          <w:cs/>
-          <w:lang w:val="ar_AE" w:bidi="ar_AE"/>
-        </w:rPr>
-        <w:t xml:space="preserve">توقفوا هنا وناقشوا الكلمة التي ستستخدمونها للدلالة على </w:t>
-      </w:r>
-      <w:r>
-        <w:rPr>
-          <w:b/>
-          <w:rtl/>
-          <w:cs/>
-          <w:lang w:val="ar_AE" w:bidi="ar_AE"/>
-        </w:rPr>
-        <w:t>الروح</w:t>
-      </w:r>
-      <w:r>
-        <w:rPr>
-          <w:rtl/>
-          <w:cs/>
-          <w:lang w:val="ar_AE" w:bidi="ar_AE"/>
-        </w:rPr>
-        <w:t xml:space="preserve"> و</w:t>
-      </w:r>
-      <w:r>
-        <w:rPr>
-          <w:b/>
-          <w:rtl/>
-          <w:cs/>
-          <w:lang w:val="ar_AE" w:bidi="ar_AE"/>
-        </w:rPr>
-        <w:t>الروح القدس</w:t>
-      </w:r>
-      <w:r>
-        <w:rPr>
-          <w:rtl/>
-          <w:cs/>
-          <w:lang w:val="ar_AE" w:bidi="ar_AE"/>
-        </w:rPr>
-        <w:t xml:space="preserve">. هل يجب أن تقولوا "الروح القدس" في المرتين، أم يمكنكم أن تقولوا "الروح" أولاً ثم "الروح القدس" في المرة الثانية؟ كيف يمكنكم ترجمة هذا بحيث يدرك الناس أن هذه الكلمات تعني الشيء نفسه؟ ومصطلح </w:t>
-      </w:r>
-      <w:r>
-        <w:rPr>
-          <w:b/>
-          <w:rtl/>
-          <w:cs/>
-          <w:lang w:val="ar_AE" w:bidi="ar_AE"/>
-        </w:rPr>
-        <w:t>الروح القدس</w:t>
-      </w:r>
-      <w:r>
-        <w:rPr>
-          <w:rtl/>
-          <w:cs/>
-          <w:lang w:val="ar_AE" w:bidi="ar_AE"/>
-        </w:rPr>
-        <w:t xml:space="preserve"> موجود في قاموس الكلمات الرئيسية. استخدموا الكلمة نفسها التي استخدمتموها في الأسفار الأخرى للإشارة إلى الروح القدس. أوقفوا سماع هذا التسجيل الصوتي هنا.</w:t>
-      </w:r>
-    </w:p>
-    <w:p>
-      <w:pPr>
-        <w:bidi/>
-      </w:pPr>
-      <w:r>
-        <w:rPr>
-          <w:rtl/>
-          <w:cs/>
-          <w:lang w:val="ar_AE" w:bidi="ar_AE"/>
-        </w:rPr>
-      </w:r>
-      <w:r>
-        <w:rPr>
-          <w:rtl/>
-          <w:cs/>
-          <w:lang w:val="ar_AE" w:bidi="ar_AE"/>
-        </w:rPr>
-        <w:t xml:space="preserve">يجب على المؤمنين أن يبنوا أنفسهم في </w:t>
-      </w:r>
-      <w:r>
-        <w:rPr>
-          <w:b/>
-          <w:rtl/>
-          <w:cs/>
-          <w:lang w:val="ar_AE" w:bidi="ar_AE"/>
-        </w:rPr>
-        <w:t>الإيمان</w:t>
-      </w:r>
-      <w:r>
-        <w:rPr>
-          <w:rtl/>
-          <w:cs/>
-          <w:lang w:val="ar_AE" w:bidi="ar_AE"/>
-        </w:rPr>
-        <w:t xml:space="preserve"> المُقَدَّس. عندما يتحدث شخص ما عن "الإيمان"، فإنه يتحدث عن كل الأشياء التي يجب على الناس أن يؤمنوا بها عن الله والرب يسوع.</w:t>
-      </w:r>
-    </w:p>
-    <w:p>
-      <w:pPr>
-        <w:bidi/>
-      </w:pPr>
-      <w:r>
-        <w:rPr>
-          <w:rtl/>
-          <w:cs/>
-          <w:lang w:val="ar_AE" w:bidi="ar_AE"/>
-        </w:rPr>
-      </w:r>
-      <w:r>
-        <w:rPr>
-          <w:rtl/>
-          <w:cs/>
-          <w:lang w:val="ar_AE" w:bidi="ar_AE"/>
-        </w:rPr>
-        <w:t xml:space="preserve">استخدموا الكلمة ذاتها التي استخدمتموها في المقاطع السابقة للإشارة إلى الإيمان. تجدوا كلمة </w:t>
-      </w:r>
-      <w:r>
-        <w:rPr>
-          <w:b/>
-          <w:rtl/>
-          <w:cs/>
-          <w:lang w:val="ar_AE" w:bidi="ar_AE"/>
-        </w:rPr>
-        <w:t>إيمان</w:t>
-      </w:r>
-      <w:r>
-        <w:rPr>
-          <w:rtl/>
-          <w:cs/>
-          <w:lang w:val="ar_AE" w:bidi="ar_AE"/>
-        </w:rPr>
-        <w:t xml:space="preserve"> في قاموس الكلمات الرئيسية. </w:t>
-      </w:r>
-    </w:p>
-    <w:p>
-      <w:pPr>
-        <w:bidi/>
-      </w:pPr>
-      <w:r>
-        <w:rPr>
-          <w:rtl/>
-          <w:cs/>
-          <w:lang w:val="ar_AE" w:bidi="ar_AE"/>
-        </w:rPr>
-      </w:r>
-      <w:r>
-        <w:rPr>
-          <w:rtl/>
-          <w:cs/>
-          <w:lang w:val="ar_AE" w:bidi="ar_AE"/>
-        </w:rPr>
-        <w:t xml:space="preserve">هذا الإيمان </w:t>
-      </w:r>
-      <w:r>
-        <w:rPr>
-          <w:b/>
-          <w:rtl/>
-          <w:cs/>
-          <w:lang w:val="ar_AE" w:bidi="ar_AE"/>
-        </w:rPr>
-        <w:t>مُقَدَّس</w:t>
-      </w:r>
-      <w:r>
-        <w:rPr>
-          <w:rtl/>
-          <w:cs/>
-          <w:lang w:val="ar_AE" w:bidi="ar_AE"/>
-        </w:rPr>
-        <w:t xml:space="preserve">، لأن الله هو الذي يهبه. استخدموا الكلمة نفسها التي استخدمتموها في المقاطع السابقة للتعبير عن كلمة مُقَدَّس. ستجدوا لفظة </w:t>
-      </w:r>
-      <w:r>
-        <w:rPr>
-          <w:b/>
-          <w:rtl/>
-          <w:cs/>
-          <w:lang w:val="ar_AE" w:bidi="ar_AE"/>
-        </w:rPr>
-        <w:t>قدوس/مقدس</w:t>
-      </w:r>
-      <w:r>
-        <w:rPr>
-          <w:rtl/>
-          <w:cs/>
-          <w:lang w:val="ar_AE" w:bidi="ar_AE"/>
-        </w:rPr>
-        <w:t xml:space="preserve"> في قاموس الكلمات الرئيسية.</w:t>
-      </w:r>
-    </w:p>
-    <w:p>
-      <w:pPr>
-        <w:bidi/>
-      </w:pPr>
-      <w:r>
-        <w:rPr>
-          <w:rtl/>
-          <w:cs/>
-          <w:lang w:val="ar_AE" w:bidi="ar_AE"/>
-        </w:rPr>
-      </w:r>
-      <w:r>
-        <w:rPr>
-          <w:rtl/>
-          <w:cs/>
-          <w:lang w:val="ar_AE" w:bidi="ar_AE"/>
-        </w:rPr>
-        <w:t xml:space="preserve">وعلى المؤمنين أن </w:t>
-      </w:r>
-      <w:r>
-        <w:rPr>
-          <w:b/>
-          <w:rtl/>
-          <w:cs/>
-          <w:lang w:val="ar_AE" w:bidi="ar_AE"/>
-        </w:rPr>
-        <w:t>يصلّوا</w:t>
-      </w:r>
-      <w:r>
-        <w:rPr>
-          <w:rtl/>
-          <w:cs/>
-          <w:lang w:val="ar_AE" w:bidi="ar_AE"/>
-        </w:rPr>
-        <w:t xml:space="preserve"> بالروح القدس. وهذا يعني أن على المؤمنين أن يصلوا بما يلهمهم الروح القدس أن يصلوا به. عندما يتحدث الناس إلى الله، فهكذا يصلّون. يمكن للناس أن يسبّحوا الله، ويشكروه، ويطلبوا منه العون، ويخبروه بما فعلوه من أخطاء، ويطلبوا منه أن يساعد الآخرين، أو أن يبكوا إلى الله لأنهم يشعرون بالحزن الشديد. في الكتاب المُقدَّس، جميع هذه الأمور هي جزء من الصلاة.</w:t>
-      </w:r>
-    </w:p>
-    <w:p>
-      <w:pPr>
-        <w:bidi/>
-      </w:pPr>
-      <w:r>
-        <w:rPr>
-          <w:rtl/>
-          <w:cs/>
-          <w:lang w:val="ar_AE" w:bidi="ar_AE"/>
-        </w:rPr>
-      </w:r>
-      <w:r>
-        <w:rPr>
-          <w:rtl/>
-          <w:cs/>
-          <w:lang w:val="ar_AE" w:bidi="ar_AE"/>
-        </w:rPr>
-        <w:t xml:space="preserve">توقفوا هنا وناقشوا كيف ستقولون إن على الناس أن </w:t>
-      </w:r>
-      <w:r>
-        <w:rPr>
-          <w:b/>
-          <w:rtl/>
-          <w:cs/>
-          <w:lang w:val="ar_AE" w:bidi="ar_AE"/>
-        </w:rPr>
-        <w:t>يصلّوا بالروح القدس</w:t>
-      </w:r>
-      <w:r>
-        <w:rPr>
-          <w:rtl/>
-          <w:cs/>
-          <w:lang w:val="ar_AE" w:bidi="ar_AE"/>
-        </w:rPr>
-        <w:t xml:space="preserve">. استخدموا الكلمة أو العبارة نفسها التي استخدمتموها في المقاطع السابقة للإشارة إلى يُصَلُّون. وكلمة </w:t>
-      </w:r>
-      <w:r>
-        <w:rPr>
-          <w:b/>
-          <w:rtl/>
-          <w:cs/>
-          <w:lang w:val="ar_AE" w:bidi="ar_AE"/>
-        </w:rPr>
-        <w:t>صلاة/صلَّى</w:t>
-      </w:r>
-      <w:r>
-        <w:rPr>
-          <w:rtl/>
-          <w:cs/>
-          <w:lang w:val="ar_AE" w:bidi="ar_AE"/>
-        </w:rPr>
-        <w:t xml:space="preserve"> موجودة في قاموس الكلمات الرئيسية. أوقفوا سماع هذا التسجيل الصوتي هنا.</w:t>
-      </w:r>
-    </w:p>
-    <w:p>
-      <w:pPr>
-        <w:bidi/>
-      </w:pPr>
-      <w:r>
-        <w:rPr>
-          <w:rtl/>
-          <w:cs/>
-          <w:lang w:val="ar_AE" w:bidi="ar_AE"/>
-        </w:rPr>
-      </w:r>
-      <w:r>
-        <w:rPr>
-          <w:rtl/>
-          <w:cs/>
-          <w:lang w:val="ar_AE" w:bidi="ar_AE"/>
-        </w:rPr>
-        <w:t xml:space="preserve">ينبغي على المؤمنين أن يتطلعوا إلى الرب يسوع المسيح الذي سيمنحهم </w:t>
-      </w:r>
-      <w:r>
-        <w:rPr>
-          <w:b/>
-          <w:rtl/>
-          <w:cs/>
-          <w:lang w:val="ar_AE" w:bidi="ar_AE"/>
-        </w:rPr>
         <w:t>الرحمة</w:t>
       </w:r>
       <w:r>
@@ -14695,7 +14653,6 @@
       </w:r>
       <w:r>
         <w:rPr>
-          <w:b/>
           <w:rtl/>
           <w:cs/>
           <w:lang w:val="ar_AE" w:bidi="ar_AE"/>
@@ -16432,11 +16389,259 @@
       </w:r>
       <w:r>
         <w:rPr>
+          <w:rtl/>
+          <w:cs/>
+          <w:lang w:val="ar_AE" w:bidi="ar_AE"/>
+        </w:rPr>
+        <w:t>مجد</w:t>
+      </w:r>
+      <w:r>
+        <w:rPr>
+          <w:rtl/>
+          <w:cs/>
+          <w:lang w:val="ar_AE" w:bidi="ar_AE"/>
+        </w:rPr>
+        <w:t xml:space="preserve"> في قاموس الكلمات الرئيسية. أوقفوا سماع هذا التسجيل الصوتي هنا.</w:t>
+      </w:r>
+    </w:p>
+    <w:p>
+      <w:pPr>
+        <w:bidi/>
+      </w:pPr>
+      <w:r>
+        <w:rPr>
+          <w:rtl/>
+          <w:cs/>
+          <w:lang w:val="ar_AE" w:bidi="ar_AE"/>
+        </w:rPr>
+      </w:r>
+      <w:r>
+        <w:rPr>
+          <w:rtl/>
+          <w:cs/>
+          <w:lang w:val="ar_AE" w:bidi="ar_AE"/>
+        </w:rPr>
+        <w:t xml:space="preserve">إن الله هو </w:t>
+      </w:r>
+      <w:r>
+        <w:rPr>
           <w:b/>
           <w:rtl/>
           <w:cs/>
           <w:lang w:val="ar_AE" w:bidi="ar_AE"/>
         </w:rPr>
+        <w:t>مُخلِّصنا</w:t>
+      </w:r>
+      <w:r>
+        <w:rPr>
+          <w:rtl/>
+          <w:cs/>
+          <w:lang w:val="ar_AE" w:bidi="ar_AE"/>
+        </w:rPr>
+        <w:t xml:space="preserve"> من خلال يسوع المسيح. هذا يعني أن الله يُخلِّصنا بسبب ما فعله يسوع المسيح من أجلنا. عندما تُخلِّصون شخصًا ما، فإنكم تُنقذونه من موقف ميؤوس منه. نحن جميعًا في موقف ميؤوس منه، ونحتاج أن يُخلِّصنا الله. يُخلِّصنا اللهُ حتى نتمكن من أن نعيش إلى الأبد في علاقة سليمة معه.</w:t>
+      </w:r>
+    </w:p>
+    <w:p>
+      <w:pPr>
+        <w:bidi/>
+      </w:pPr>
+      <w:r>
+        <w:rPr>
+          <w:rtl/>
+          <w:cs/>
+          <w:lang w:val="ar_AE" w:bidi="ar_AE"/>
+        </w:rPr>
+      </w:r>
+      <w:r>
+        <w:rPr>
+          <w:rtl/>
+          <w:cs/>
+          <w:lang w:val="ar_AE" w:bidi="ar_AE"/>
+        </w:rPr>
+        <w:t xml:space="preserve">توقفوا هنا وناقشوا الكلمة التي ستستخدمونها للإشارة إلى </w:t>
+      </w:r>
+      <w:r>
+        <w:rPr>
+          <w:b/>
+          <w:rtl/>
+          <w:cs/>
+          <w:lang w:val="ar_AE" w:bidi="ar_AE"/>
+        </w:rPr>
+        <w:t>المُخلِّص</w:t>
+      </w:r>
+      <w:r>
+        <w:rPr>
+          <w:rtl/>
+          <w:cs/>
+          <w:lang w:val="ar_AE" w:bidi="ar_AE"/>
+        </w:rPr>
+        <w:t xml:space="preserve">، أو "الله الذي يُخلِّص،" في هذا المقطع. استخدموا نفس الكلمة التي استخدمتموها في المقاطع الأخرى. توجد كلمة </w:t>
+      </w:r>
+      <w:r>
+        <w:rPr>
+          <w:rtl/>
+          <w:cs/>
+          <w:lang w:val="ar_AE" w:bidi="ar_AE"/>
+        </w:rPr>
+        <w:t>مُخلِّص</w:t>
+      </w:r>
+      <w:r>
+        <w:rPr>
+          <w:rtl/>
+          <w:cs/>
+          <w:lang w:val="ar_AE" w:bidi="ar_AE"/>
+        </w:rPr>
+        <w:t xml:space="preserve"> في قاموس الكلمات الرئيسية. أوقفوا سماع هذا التسجيل الصوتي هنا.</w:t>
+      </w:r>
+    </w:p>
+    <w:p>
+      <w:pPr>
+        <w:bidi/>
+      </w:pPr>
+      <w:r>
+        <w:rPr>
+          <w:rtl/>
+          <w:cs/>
+          <w:lang w:val="ar_AE" w:bidi="ar_AE"/>
+        </w:rPr>
+      </w:r>
+      <w:r>
+        <w:rPr>
+          <w:rtl/>
+          <w:cs/>
+          <w:lang w:val="ar_AE" w:bidi="ar_AE"/>
+        </w:rPr>
+        <w:t xml:space="preserve">إن مصطلح </w:t>
+      </w:r>
+      <w:r>
+        <w:rPr>
+          <w:b/>
+          <w:rtl/>
+          <w:cs/>
+          <w:lang w:val="ar_AE" w:bidi="ar_AE"/>
+        </w:rPr>
+        <w:t>المسيح</w:t>
+      </w:r>
+      <w:r>
+        <w:rPr>
+          <w:rtl/>
+          <w:cs/>
+          <w:lang w:val="ar_AE" w:bidi="ar_AE"/>
+        </w:rPr>
+        <w:t xml:space="preserve"> يعني الملك والمخلِّص الخاص الذي وَعد اللهُ بإرساله. إنها نفس الكلمة التي تعني المسيا. استخدموا نفس الكلمة التي استخدمتموها في المقاطع الأخرى. يوجد مصطلح </w:t>
+      </w:r>
+      <w:r>
+        <w:rPr>
+          <w:rtl/>
+          <w:cs/>
+          <w:lang w:val="ar_AE" w:bidi="ar_AE"/>
+        </w:rPr>
+        <w:t>المسيح</w:t>
+      </w:r>
+      <w:r>
+        <w:rPr>
+          <w:rtl/>
+          <w:cs/>
+          <w:lang w:val="ar_AE" w:bidi="ar_AE"/>
+        </w:rPr>
+        <w:t xml:space="preserve"> في قاموس الكلمات الرئيسية. </w:t>
+      </w:r>
+    </w:p>
+    <w:p>
+      <w:pPr>
+        <w:bidi/>
+      </w:pPr>
+      <w:r>
+        <w:rPr>
+          <w:rtl/>
+          <w:cs/>
+          <w:lang w:val="ar_AE" w:bidi="ar_AE"/>
+        </w:rPr>
+      </w:r>
+      <w:r>
+        <w:rPr>
+          <w:rtl/>
+          <w:cs/>
+          <w:lang w:val="ar_AE" w:bidi="ar_AE"/>
+        </w:rPr>
+        <w:t xml:space="preserve">يسوع المسيح هو </w:t>
+      </w:r>
+      <w:r>
+        <w:rPr>
+          <w:b/>
+          <w:rtl/>
+          <w:cs/>
+          <w:lang w:val="ar_AE" w:bidi="ar_AE"/>
+        </w:rPr>
+        <w:t>ربُّنا</w:t>
+      </w:r>
+      <w:r>
+        <w:rPr>
+          <w:rtl/>
+          <w:cs/>
+          <w:lang w:val="ar_AE" w:bidi="ar_AE"/>
+        </w:rPr>
+        <w:t xml:space="preserve">. إن كلمة الرب تعني الشخص الذي لديه السلطة العُليا على الآخرين. استخدموا الكلمة نفسها التي استخدمتموها في المقاطع السابقة للإشارة إلى الرب. توجد كلمة </w:t>
+      </w:r>
+      <w:r>
+        <w:rPr>
+          <w:rtl/>
+          <w:cs/>
+          <w:lang w:val="ar_AE" w:bidi="ar_AE"/>
+        </w:rPr>
+        <w:t>رب</w:t>
+      </w:r>
+      <w:r>
+        <w:rPr>
+          <w:rtl/>
+          <w:cs/>
+          <w:lang w:val="ar_AE" w:bidi="ar_AE"/>
+        </w:rPr>
+        <w:t xml:space="preserve"> في قاموس الكلمات الرئيسية.</w:t>
+      </w:r>
+    </w:p>
+    <w:p>
+      <w:pPr>
+        <w:bidi/>
+      </w:pPr>
+      <w:r>
+        <w:rPr>
+          <w:rtl/>
+          <w:cs/>
+          <w:lang w:val="ar_AE" w:bidi="ar_AE"/>
+        </w:rPr>
+      </w:r>
+      <w:r>
+        <w:rPr>
+          <w:rtl/>
+          <w:cs/>
+          <w:lang w:val="ar_AE" w:bidi="ar_AE"/>
+        </w:rPr>
+        <w:t xml:space="preserve">عندما يقول يهوذا "كل </w:t>
+      </w:r>
+      <w:r>
+        <w:rPr>
+          <w:b/>
+          <w:rtl/>
+          <w:cs/>
+          <w:lang w:val="ar_AE" w:bidi="ar_AE"/>
+        </w:rPr>
+        <w:t>المجد</w:t>
+      </w:r>
+      <w:r>
+        <w:rPr>
+          <w:rtl/>
+          <w:cs/>
+          <w:lang w:val="ar_AE" w:bidi="ar_AE"/>
+        </w:rPr>
+        <w:t xml:space="preserve"> لله،" فإنه يعني أن الجميع ينبغي أن يُسبِّحوا ويُكرِموا اللهَ. المجد هو الشُهرة والإكرام اللذين يحصل عليهما الشخص من خلال القيام بشيء مُبهر. عندما يُمجِّد الناسُ الله، فإنهم يُسبِّحون الله، ويُكرِمون الله، ويقولون أمورًا جيدة عن الله. توجد كلمة </w:t>
+      </w:r>
+      <w:r>
+        <w:rPr>
+          <w:rtl/>
+          <w:cs/>
+          <w:lang w:val="ar_AE" w:bidi="ar_AE"/>
+        </w:rPr>
         <w:t>مجد</w:t>
       </w:r>
       <w:r>
@@ -16445,27 +16650,27 @@
           <w:cs/>
           <w:lang w:val="ar_AE" w:bidi="ar_AE"/>
         </w:rPr>
-        <w:t xml:space="preserve"> في قاموس الكلمات الرئيسية. أوقفوا سماع هذا التسجيل الصوتي هنا.</w:t>
-      </w:r>
-    </w:p>
-    <w:p>
-      <w:pPr>
-        <w:bidi/>
-      </w:pPr>
-      <w:r>
-        <w:rPr>
-          <w:rtl/>
-          <w:cs/>
-          <w:lang w:val="ar_AE" w:bidi="ar_AE"/>
-        </w:rPr>
-      </w:r>
-      <w:r>
-        <w:rPr>
-          <w:rtl/>
-          <w:cs/>
-          <w:lang w:val="ar_AE" w:bidi="ar_AE"/>
-        </w:rPr>
-        <w:t xml:space="preserve">إن الله هو </w:t>
+        <w:t xml:space="preserve"> في قاموس الكلمات الرئيسية. إنها الكلمة نفسها التي استخدمها يهوذا عندما تحدَّث عن أشخاصٍ يقفون أمام مجد الله، لكن يهوذا يستخدم هذه الكلمة هنا بطريقة مختلفة قليلًا.</w:t>
+      </w:r>
+    </w:p>
+    <w:p>
+      <w:pPr>
+        <w:bidi/>
+      </w:pPr>
+      <w:r>
+        <w:rPr>
+          <w:rtl/>
+          <w:cs/>
+          <w:lang w:val="ar_AE" w:bidi="ar_AE"/>
+        </w:rPr>
+      </w:r>
+      <w:r>
+        <w:rPr>
+          <w:rtl/>
+          <w:cs/>
+          <w:lang w:val="ar_AE" w:bidi="ar_AE"/>
+        </w:rPr>
+        <w:t>عندما يقول يهوذا "كل "</w:t>
       </w:r>
       <w:r>
         <w:rPr>
@@ -16474,35 +16679,35 @@
           <w:cs/>
           <w:lang w:val="ar_AE" w:bidi="ar_AE"/>
         </w:rPr>
-        <w:t>مُخلِّصنا</w:t>
-      </w:r>
-      <w:r>
-        <w:rPr>
-          <w:rtl/>
-          <w:cs/>
-          <w:lang w:val="ar_AE" w:bidi="ar_AE"/>
-        </w:rPr>
-        <w:t xml:space="preserve"> من خلال يسوع المسيح. هذا يعني أن الله يُخلِّصنا بسبب ما فعله يسوع المسيح من أجلنا. عندما تُخلِّصون شخصًا ما، فإنكم تُنقذونه من موقف ميؤوس منه. نحن جميعًا في موقف ميؤوس منه، ونحتاج أن يُخلِّصنا الله. يُخلِّصنا اللهُ حتى نتمكن من أن نعيش إلى الأبد في علاقة سليمة معه.</w:t>
-      </w:r>
-    </w:p>
-    <w:p>
-      <w:pPr>
-        <w:bidi/>
-      </w:pPr>
-      <w:r>
-        <w:rPr>
-          <w:rtl/>
-          <w:cs/>
-          <w:lang w:val="ar_AE" w:bidi="ar_AE"/>
-        </w:rPr>
-      </w:r>
-      <w:r>
-        <w:rPr>
-          <w:rtl/>
-          <w:cs/>
-          <w:lang w:val="ar_AE" w:bidi="ar_AE"/>
-        </w:rPr>
-        <w:t xml:space="preserve">توقفوا هنا وناقشوا الكلمة التي ستستخدمونها للإشارة إلى </w:t>
+        <w:t>العظمة</w:t>
+      </w:r>
+      <w:r>
+        <w:rPr>
+          <w:rtl/>
+          <w:cs/>
+          <w:lang w:val="ar_AE" w:bidi="ar_AE"/>
+        </w:rPr>
+        <w:t xml:space="preserve"> لله،" فإن يهوذا يعني أن الله هو المَلك الوحيد، وأن الجميع ينبغي أن يُكرموا الله بصفته المَلك.</w:t>
+      </w:r>
+    </w:p>
+    <w:p>
+      <w:pPr>
+        <w:bidi/>
+      </w:pPr>
+      <w:r>
+        <w:rPr>
+          <w:rtl/>
+          <w:cs/>
+          <w:lang w:val="ar_AE" w:bidi="ar_AE"/>
+        </w:rPr>
+      </w:r>
+      <w:r>
+        <w:rPr>
+          <w:rtl/>
+          <w:cs/>
+          <w:lang w:val="ar_AE" w:bidi="ar_AE"/>
+        </w:rPr>
+        <w:t xml:space="preserve">عندما يقول يهوذا "كل </w:t>
       </w:r>
       <w:r>
         <w:rPr>
@@ -16511,15 +16716,35 @@
           <w:cs/>
           <w:lang w:val="ar_AE" w:bidi="ar_AE"/>
         </w:rPr>
-        <w:t>المُخلِّص</w:t>
-      </w:r>
-      <w:r>
-        <w:rPr>
-          <w:rtl/>
-          <w:cs/>
-          <w:lang w:val="ar_AE" w:bidi="ar_AE"/>
-        </w:rPr>
-        <w:t xml:space="preserve">، أو "الله الذي يُخلِّص،" في هذا المقطع. استخدموا نفس الكلمة التي استخدمتموها في المقاطع الأخرى. توجد كلمة </w:t>
+        <w:t>القُدرة</w:t>
+      </w:r>
+      <w:r>
+        <w:rPr>
+          <w:rtl/>
+          <w:cs/>
+          <w:lang w:val="ar_AE" w:bidi="ar_AE"/>
+        </w:rPr>
+        <w:t xml:space="preserve"> لله،" فإن يهوذا يعني أن الله يمتلك كلَّ القُدرة على فِعل كل شيء يريده اللهُ. إن الشخص الذي يمتلك القُدرة يمتلك السلطان. يستطيع اللهُ أن يجعل الجميعَ يفعلون ما يريدُه. يريد اللهُ أن يعترف الجميع بأن الله هو الوحيد في العالَم الذي يمتلك كلَّ القُدرة.</w:t>
+      </w:r>
+    </w:p>
+    <w:p>
+      <w:pPr>
+        <w:bidi/>
+      </w:pPr>
+      <w:r>
+        <w:rPr>
+          <w:rtl/>
+          <w:cs/>
+          <w:lang w:val="ar_AE" w:bidi="ar_AE"/>
+        </w:rPr>
+      </w:r>
+      <w:r>
+        <w:rPr>
+          <w:rtl/>
+          <w:cs/>
+          <w:lang w:val="ar_AE" w:bidi="ar_AE"/>
+        </w:rPr>
+        <w:t xml:space="preserve">عندما يقول يهوذا "كل </w:t>
       </w:r>
       <w:r>
         <w:rPr>
@@ -16528,35 +16753,51 @@
           <w:cs/>
           <w:lang w:val="ar_AE" w:bidi="ar_AE"/>
         </w:rPr>
-        <w:t>مُخلِّص</w:t>
-      </w:r>
-      <w:r>
-        <w:rPr>
-          <w:rtl/>
-          <w:cs/>
-          <w:lang w:val="ar_AE" w:bidi="ar_AE"/>
-        </w:rPr>
-        <w:t xml:space="preserve"> في قاموس الكلمات الرئيسية. أوقفوا سماع هذا التسجيل الصوتي هنا.</w:t>
-      </w:r>
-    </w:p>
-    <w:p>
-      <w:pPr>
-        <w:bidi/>
-      </w:pPr>
-      <w:r>
-        <w:rPr>
-          <w:rtl/>
-          <w:cs/>
-          <w:lang w:val="ar_AE" w:bidi="ar_AE"/>
-        </w:rPr>
-      </w:r>
-      <w:r>
-        <w:rPr>
-          <w:rtl/>
-          <w:cs/>
-          <w:lang w:val="ar_AE" w:bidi="ar_AE"/>
-        </w:rPr>
-        <w:t xml:space="preserve">إن مصطلح </w:t>
+        <w:t>السلطان</w:t>
+      </w:r>
+      <w:r>
+        <w:rPr>
+          <w:rtl/>
+          <w:cs/>
+          <w:lang w:val="ar_AE" w:bidi="ar_AE"/>
+        </w:rPr>
+        <w:t xml:space="preserve"> لله،" فإن يهوذا يعني أن الله يمتلك الحق في أن يَحكم، وأن يأمر الناسَ بما يجب أن يفعلوا. إن معنى هذه الكلمة قريب بشكلٍ ما إلى كلمة قُدرة. يريد يهوذا من الجميع أن يعترفوا بأن الله هو الوحيد الذي يمتلك السلطان على الجميع. توجد كلمة </w:t>
+      </w:r>
+      <w:r>
+        <w:rPr>
+          <w:rtl/>
+          <w:cs/>
+          <w:lang w:val="ar_AE" w:bidi="ar_AE"/>
+        </w:rPr>
+        <w:t>سلطان</w:t>
+      </w:r>
+      <w:r>
+        <w:rPr>
+          <w:rtl/>
+          <w:cs/>
+          <w:lang w:val="ar_AE" w:bidi="ar_AE"/>
+        </w:rPr>
+        <w:t xml:space="preserve"> في قاموس الكلمات الرئيسية. استخدموا نفس الكلمة التي استخدمتموها في المقاطع الأخرى.</w:t>
+      </w:r>
+    </w:p>
+    <w:p>
+      <w:pPr>
+        <w:bidi/>
+      </w:pPr>
+      <w:r>
+        <w:rPr>
+          <w:rtl/>
+          <w:cs/>
+          <w:lang w:val="ar_AE" w:bidi="ar_AE"/>
+        </w:rPr>
+      </w:r>
+      <w:r>
+        <w:rPr>
+          <w:rtl/>
+          <w:cs/>
+          <w:lang w:val="ar_AE" w:bidi="ar_AE"/>
+        </w:rPr>
+        <w:t xml:space="preserve">يقول يهوذا إن مجد الله، وعظمته، وقُدرته، وسلطانه هي إلى الأبد. لقد تمتَّع اللهُ دائمًا بهذه الصفات، وسوف يتمتَّع بها دائمًا. سوف يتمتَّع بها اللهُ طوال </w:t>
       </w:r>
       <w:r>
         <w:rPr>
@@ -16565,15 +16806,35 @@
           <w:cs/>
           <w:lang w:val="ar_AE" w:bidi="ar_AE"/>
         </w:rPr>
-        <w:t>المسيح</w:t>
-      </w:r>
-      <w:r>
-        <w:rPr>
-          <w:rtl/>
-          <w:cs/>
-          <w:lang w:val="ar_AE" w:bidi="ar_AE"/>
-        </w:rPr>
-        <w:t xml:space="preserve"> يعني الملك والمخلِّص الخاص الذي وَعد اللهُ بإرساله. إنها نفس الكلمة التي تعني المسيا. استخدموا نفس الكلمة التي استخدمتموها في المقاطع الأخرى. يوجد مصطلح </w:t>
+        <w:t>الأبدية</w:t>
+      </w:r>
+      <w:r>
+        <w:rPr>
+          <w:rtl/>
+          <w:cs/>
+          <w:lang w:val="ar_AE" w:bidi="ar_AE"/>
+        </w:rPr>
+        <w:t>، وهذا يعني إلى أبد الآبدين! لقد تمتَّع بها اللهُ قبل أن يَخلق العالَم. وحتى إذا اختفت الأرض من الوجود، سوف يبقى الله موجودًا وسوف يتمتَّع بالمجد، والعظمة، والقُدرة، والسلطان!</w:t>
+      </w:r>
+    </w:p>
+    <w:p>
+      <w:pPr>
+        <w:bidi/>
+      </w:pPr>
+      <w:r>
+        <w:rPr>
+          <w:rtl/>
+          <w:cs/>
+          <w:lang w:val="ar_AE" w:bidi="ar_AE"/>
+        </w:rPr>
+      </w:r>
+      <w:r>
+        <w:rPr>
+          <w:rtl/>
+          <w:cs/>
+          <w:lang w:val="ar_AE" w:bidi="ar_AE"/>
+        </w:rPr>
+        <w:t xml:space="preserve">يُنهي يهوذا الرسالة بكلمة </w:t>
       </w:r>
       <w:r>
         <w:rPr>
@@ -16582,35 +16843,35 @@
           <w:cs/>
           <w:lang w:val="ar_AE" w:bidi="ar_AE"/>
         </w:rPr>
-        <w:t>المسيح</w:t>
-      </w:r>
-      <w:r>
-        <w:rPr>
-          <w:rtl/>
-          <w:cs/>
-          <w:lang w:val="ar_AE" w:bidi="ar_AE"/>
-        </w:rPr>
-        <w:t xml:space="preserve"> في قاموس الكلمات الرئيسية. </w:t>
-      </w:r>
-    </w:p>
-    <w:p>
-      <w:pPr>
-        <w:bidi/>
-      </w:pPr>
-      <w:r>
-        <w:rPr>
-          <w:rtl/>
-          <w:cs/>
-          <w:lang w:val="ar_AE" w:bidi="ar_AE"/>
-        </w:rPr>
-      </w:r>
-      <w:r>
-        <w:rPr>
-          <w:rtl/>
-          <w:cs/>
-          <w:lang w:val="ar_AE" w:bidi="ar_AE"/>
-        </w:rPr>
-        <w:t xml:space="preserve">يسوع المسيح هو </w:t>
+        <w:t>آمين</w:t>
+      </w:r>
+      <w:r>
+        <w:rPr>
+          <w:rtl/>
+          <w:cs/>
+          <w:lang w:val="ar_AE" w:bidi="ar_AE"/>
+        </w:rPr>
+        <w:t>. كلمة آمين هي كلمة عبرية. هذه الكلمة تعني شيئًا مثل، "ليت ذلك يتحقَّق." هذه الكلمة هي طريقة يهوذا ليوضِّح أنه أَنهى رسالته، وأن يهوذا ليس لديه المزيد ليقوله.</w:t>
+      </w:r>
+    </w:p>
+    <w:p>
+      <w:pPr>
+        <w:bidi/>
+      </w:pPr>
+      <w:r>
+        <w:rPr>
+          <w:rtl/>
+          <w:cs/>
+          <w:lang w:val="ar_AE" w:bidi="ar_AE"/>
+        </w:rPr>
+      </w:r>
+      <w:r>
+        <w:rPr>
+          <w:rtl/>
+          <w:cs/>
+          <w:lang w:val="ar_AE" w:bidi="ar_AE"/>
+        </w:rPr>
+        <w:t xml:space="preserve">توقفوا هنا وناقشوا الكلمة أو العبارة التي ستستخدمونها للتعبير عن كلمة </w:t>
       </w:r>
       <w:r>
         <w:rPr>
@@ -16619,279 +16880,6 @@
           <w:cs/>
           <w:lang w:val="ar_AE" w:bidi="ar_AE"/>
         </w:rPr>
-        <w:t>ربُّنا</w:t>
-      </w:r>
-      <w:r>
-        <w:rPr>
-          <w:rtl/>
-          <w:cs/>
-          <w:lang w:val="ar_AE" w:bidi="ar_AE"/>
-        </w:rPr>
-        <w:t xml:space="preserve">. إن كلمة الرب تعني الشخص الذي لديه السلطة العُليا على الآخرين. استخدموا الكلمة نفسها التي استخدمتموها في المقاطع السابقة للإشارة إلى الرب. توجد كلمة </w:t>
-      </w:r>
-      <w:r>
-        <w:rPr>
-          <w:b/>
-          <w:rtl/>
-          <w:cs/>
-          <w:lang w:val="ar_AE" w:bidi="ar_AE"/>
-        </w:rPr>
-        <w:t>رب</w:t>
-      </w:r>
-      <w:r>
-        <w:rPr>
-          <w:rtl/>
-          <w:cs/>
-          <w:lang w:val="ar_AE" w:bidi="ar_AE"/>
-        </w:rPr>
-        <w:t xml:space="preserve"> في قاموس الكلمات الرئيسية.</w:t>
-      </w:r>
-    </w:p>
-    <w:p>
-      <w:pPr>
-        <w:bidi/>
-      </w:pPr>
-      <w:r>
-        <w:rPr>
-          <w:rtl/>
-          <w:cs/>
-          <w:lang w:val="ar_AE" w:bidi="ar_AE"/>
-        </w:rPr>
-      </w:r>
-      <w:r>
-        <w:rPr>
-          <w:rtl/>
-          <w:cs/>
-          <w:lang w:val="ar_AE" w:bidi="ar_AE"/>
-        </w:rPr>
-        <w:t xml:space="preserve">عندما يقول يهوذا "كل </w:t>
-      </w:r>
-      <w:r>
-        <w:rPr>
-          <w:b/>
-          <w:rtl/>
-          <w:cs/>
-          <w:lang w:val="ar_AE" w:bidi="ar_AE"/>
-        </w:rPr>
-        <w:t>المجد</w:t>
-      </w:r>
-      <w:r>
-        <w:rPr>
-          <w:rtl/>
-          <w:cs/>
-          <w:lang w:val="ar_AE" w:bidi="ar_AE"/>
-        </w:rPr>
-        <w:t xml:space="preserve"> لله،" فإنه يعني أن الجميع ينبغي أن يُسبِّحوا ويُكرِموا اللهَ. المجد هو الشُهرة والإكرام اللذين يحصل عليهما الشخص من خلال القيام بشيء مُبهر. عندما يُمجِّد الناسُ الله، فإنهم يُسبِّحون الله، ويُكرِمون الله، ويقولون أمورًا جيدة عن الله. توجد كلمة </w:t>
-      </w:r>
-      <w:r>
-        <w:rPr>
-          <w:b/>
-          <w:rtl/>
-          <w:cs/>
-          <w:lang w:val="ar_AE" w:bidi="ar_AE"/>
-        </w:rPr>
-        <w:t>مجد</w:t>
-      </w:r>
-      <w:r>
-        <w:rPr>
-          <w:rtl/>
-          <w:cs/>
-          <w:lang w:val="ar_AE" w:bidi="ar_AE"/>
-        </w:rPr>
-        <w:t xml:space="preserve"> في قاموس الكلمات الرئيسية. إنها الكلمة نفسها التي استخدمها يهوذا عندما تحدَّث عن أشخاصٍ يقفون أمام مجد الله، لكن يهوذا يستخدم هذه الكلمة هنا بطريقة مختلفة قليلًا.</w:t>
-      </w:r>
-    </w:p>
-    <w:p>
-      <w:pPr>
-        <w:bidi/>
-      </w:pPr>
-      <w:r>
-        <w:rPr>
-          <w:rtl/>
-          <w:cs/>
-          <w:lang w:val="ar_AE" w:bidi="ar_AE"/>
-        </w:rPr>
-      </w:r>
-      <w:r>
-        <w:rPr>
-          <w:rtl/>
-          <w:cs/>
-          <w:lang w:val="ar_AE" w:bidi="ar_AE"/>
-        </w:rPr>
-        <w:t>عندما يقول يهوذا "كل "</w:t>
-      </w:r>
-      <w:r>
-        <w:rPr>
-          <w:b/>
-          <w:rtl/>
-          <w:cs/>
-          <w:lang w:val="ar_AE" w:bidi="ar_AE"/>
-        </w:rPr>
-        <w:t>العظمة</w:t>
-      </w:r>
-      <w:r>
-        <w:rPr>
-          <w:rtl/>
-          <w:cs/>
-          <w:lang w:val="ar_AE" w:bidi="ar_AE"/>
-        </w:rPr>
-        <w:t xml:space="preserve"> لله،" فإن يهوذا يعني أن الله هو المَلك الوحيد، وأن الجميع ينبغي أن يُكرموا الله بصفته المَلك.</w:t>
-      </w:r>
-    </w:p>
-    <w:p>
-      <w:pPr>
-        <w:bidi/>
-      </w:pPr>
-      <w:r>
-        <w:rPr>
-          <w:rtl/>
-          <w:cs/>
-          <w:lang w:val="ar_AE" w:bidi="ar_AE"/>
-        </w:rPr>
-      </w:r>
-      <w:r>
-        <w:rPr>
-          <w:rtl/>
-          <w:cs/>
-          <w:lang w:val="ar_AE" w:bidi="ar_AE"/>
-        </w:rPr>
-        <w:t xml:space="preserve">عندما يقول يهوذا "كل </w:t>
-      </w:r>
-      <w:r>
-        <w:rPr>
-          <w:b/>
-          <w:rtl/>
-          <w:cs/>
-          <w:lang w:val="ar_AE" w:bidi="ar_AE"/>
-        </w:rPr>
-        <w:t>القُدرة</w:t>
-      </w:r>
-      <w:r>
-        <w:rPr>
-          <w:rtl/>
-          <w:cs/>
-          <w:lang w:val="ar_AE" w:bidi="ar_AE"/>
-        </w:rPr>
-        <w:t xml:space="preserve"> لله،" فإن يهوذا يعني أن الله يمتلك كلَّ القُدرة على فِعل كل شيء يريده اللهُ. إن الشخص الذي يمتلك القُدرة يمتلك السلطان. يستطيع اللهُ أن يجعل الجميعَ يفعلون ما يريدُه. يريد اللهُ أن يعترف الجميع بأن الله هو الوحيد في العالَم الذي يمتلك كلَّ القُدرة.</w:t>
-      </w:r>
-    </w:p>
-    <w:p>
-      <w:pPr>
-        <w:bidi/>
-      </w:pPr>
-      <w:r>
-        <w:rPr>
-          <w:rtl/>
-          <w:cs/>
-          <w:lang w:val="ar_AE" w:bidi="ar_AE"/>
-        </w:rPr>
-      </w:r>
-      <w:r>
-        <w:rPr>
-          <w:rtl/>
-          <w:cs/>
-          <w:lang w:val="ar_AE" w:bidi="ar_AE"/>
-        </w:rPr>
-        <w:t xml:space="preserve">عندما يقول يهوذا "كل </w:t>
-      </w:r>
-      <w:r>
-        <w:rPr>
-          <w:b/>
-          <w:rtl/>
-          <w:cs/>
-          <w:lang w:val="ar_AE" w:bidi="ar_AE"/>
-        </w:rPr>
-        <w:t>السلطان</w:t>
-      </w:r>
-      <w:r>
-        <w:rPr>
-          <w:rtl/>
-          <w:cs/>
-          <w:lang w:val="ar_AE" w:bidi="ar_AE"/>
-        </w:rPr>
-        <w:t xml:space="preserve"> لله،" فإن يهوذا يعني أن الله يمتلك الحق في أن يَحكم، وأن يأمر الناسَ بما يجب أن يفعلوا. إن معنى هذه الكلمة قريب بشكلٍ ما إلى كلمة قُدرة. يريد يهوذا من الجميع أن يعترفوا بأن الله هو الوحيد الذي يمتلك السلطان على الجميع. توجد كلمة </w:t>
-      </w:r>
-      <w:r>
-        <w:rPr>
-          <w:b/>
-          <w:rtl/>
-          <w:cs/>
-          <w:lang w:val="ar_AE" w:bidi="ar_AE"/>
-        </w:rPr>
-        <w:t>سلطان</w:t>
-      </w:r>
-      <w:r>
-        <w:rPr>
-          <w:rtl/>
-          <w:cs/>
-          <w:lang w:val="ar_AE" w:bidi="ar_AE"/>
-        </w:rPr>
-        <w:t xml:space="preserve"> في قاموس الكلمات الرئيسية. استخدموا نفس الكلمة التي استخدمتموها في المقاطع الأخرى.</w:t>
-      </w:r>
-    </w:p>
-    <w:p>
-      <w:pPr>
-        <w:bidi/>
-      </w:pPr>
-      <w:r>
-        <w:rPr>
-          <w:rtl/>
-          <w:cs/>
-          <w:lang w:val="ar_AE" w:bidi="ar_AE"/>
-        </w:rPr>
-      </w:r>
-      <w:r>
-        <w:rPr>
-          <w:rtl/>
-          <w:cs/>
-          <w:lang w:val="ar_AE" w:bidi="ar_AE"/>
-        </w:rPr>
-        <w:t xml:space="preserve">يقول يهوذا إن مجد الله، وعظمته، وقُدرته، وسلطانه هي إلى الأبد. لقد تمتَّع اللهُ دائمًا بهذه الصفات، وسوف يتمتَّع بها دائمًا. سوف يتمتَّع بها اللهُ طوال </w:t>
-      </w:r>
-      <w:r>
-        <w:rPr>
-          <w:b/>
-          <w:rtl/>
-          <w:cs/>
-          <w:lang w:val="ar_AE" w:bidi="ar_AE"/>
-        </w:rPr>
-        <w:t>الأبدية</w:t>
-      </w:r>
-      <w:r>
-        <w:rPr>
-          <w:rtl/>
-          <w:cs/>
-          <w:lang w:val="ar_AE" w:bidi="ar_AE"/>
-        </w:rPr>
-        <w:t>، وهذا يعني إلى أبد الآبدين! لقد تمتَّع بها اللهُ قبل أن يَخلق العالَم. وحتى إذا اختفت الأرض من الوجود، سوف يبقى الله موجودًا وسوف يتمتَّع بالمجد، والعظمة، والقُدرة، والسلطان!</w:t>
-      </w:r>
-    </w:p>
-    <w:p>
-      <w:pPr>
-        <w:bidi/>
-      </w:pPr>
-      <w:r>
-        <w:rPr>
-          <w:rtl/>
-          <w:cs/>
-          <w:lang w:val="ar_AE" w:bidi="ar_AE"/>
-        </w:rPr>
-      </w:r>
-      <w:r>
-        <w:rPr>
-          <w:rtl/>
-          <w:cs/>
-          <w:lang w:val="ar_AE" w:bidi="ar_AE"/>
-        </w:rPr>
-        <w:t xml:space="preserve">يُنهي يهوذا الرسالة بكلمة </w:t>
-      </w:r>
-      <w:r>
-        <w:rPr>
-          <w:b/>
-          <w:rtl/>
-          <w:cs/>
-          <w:lang w:val="ar_AE" w:bidi="ar_AE"/>
-        </w:rPr>
         <w:t>آمين</w:t>
       </w:r>
       <w:r>
@@ -16900,48 +16888,10 @@
           <w:cs/>
           <w:lang w:val="ar_AE" w:bidi="ar_AE"/>
         </w:rPr>
-        <w:t>. كلمة آمين هي كلمة عبرية. هذه الكلمة تعني شيئًا مثل، "ليت ذلك يتحقَّق." هذه الكلمة هي طريقة يهوذا ليوضِّح أنه أَنهى رسالته، وأن يهوذا ليس لديه المزيد ليقوله.</w:t>
-      </w:r>
-    </w:p>
-    <w:p>
-      <w:pPr>
-        <w:bidi/>
-      </w:pPr>
-      <w:r>
-        <w:rPr>
-          <w:rtl/>
-          <w:cs/>
-          <w:lang w:val="ar_AE" w:bidi="ar_AE"/>
-        </w:rPr>
-      </w:r>
-      <w:r>
-        <w:rPr>
-          <w:rtl/>
-          <w:cs/>
-          <w:lang w:val="ar_AE" w:bidi="ar_AE"/>
-        </w:rPr>
-        <w:t xml:space="preserve">توقفوا هنا وناقشوا الكلمة أو العبارة التي ستستخدمونها للتعبير عن كلمة </w:t>
-      </w:r>
-      <w:r>
-        <w:rPr>
-          <w:b/>
-          <w:rtl/>
-          <w:cs/>
-          <w:lang w:val="ar_AE" w:bidi="ar_AE"/>
-        </w:rPr>
-        <w:t>آمين</w:t>
-      </w:r>
-      <w:r>
-        <w:rPr>
-          <w:rtl/>
-          <w:cs/>
-          <w:lang w:val="ar_AE" w:bidi="ar_AE"/>
-        </w:rPr>
         <w:t xml:space="preserve">. استخدموا الكلمة ذاتها التي استخدمتموها في أسفار أخرى من الكتاب المُقَدَّس. توجد كلمة </w:t>
       </w:r>
       <w:r>
         <w:rPr>
-          <w:b/>
           <w:rtl/>
           <w:cs/>
           <w:lang w:val="ar_AE" w:bidi="ar_AE"/>
